--- a/Taylor/.Net React/Taylor Pentz.docx
+++ b/Taylor/.Net React/Taylor Pentz.docx
@@ -10,8 +10,9 @@
         <w:jc w:val="center"/>
         <w:rPr>
           <w:rFonts w:ascii="Times New Roman" w:eastAsia="Times New Roman" w:hAnsi="Times New Roman" w:cs="Times New Roman"/>
-          <w:sz w:val="24"/>
-          <w:szCs w:val="24"/>
+          <w:sz w:val="28"/>
+          <w:szCs w:val="24"/>
+          <w:u w:val="single"/>
         </w:rPr>
       </w:pPr>
       <w:r>
@@ -94,37 +95,33 @@
           <w:sz w:val="24"/>
           <w:szCs w:val="24"/>
         </w:rPr>
-        <w:t xml:space="preserve"> | 1601 Larkin, H</w:t>
-      </w:r>
-      <w:r>
-        <w:rPr>
-          <w:rFonts w:ascii="Times New Roman" w:eastAsia="Times New Roman" w:hAnsi="Times New Roman" w:cs="Times New Roman"/>
-          <w:sz w:val="24"/>
-          <w:szCs w:val="24"/>
-        </w:rPr>
-        <w:t>igh Point, NC | +1 8042860439</w:t>
-      </w:r>
-    </w:p>
-    <w:p>
-      <w:pPr>
-        <w:shd w:val="clear" w:color="auto" w:fill="DBE5F1" w:themeFill="accent1" w:themeFillTint="33"/>
-        <w:spacing w:after="0" w:line="240" w:lineRule="auto"/>
-        <w:contextualSpacing/>
-        <w:jc w:val="center"/>
-        <w:rPr>
-          <w:rFonts w:ascii="Times New Roman" w:eastAsia="Times New Roman" w:hAnsi="Times New Roman" w:cs="Times New Roman"/>
-          <w:sz w:val="28"/>
-          <w:szCs w:val="24"/>
-          <w:u w:val="single"/>
-        </w:rPr>
-      </w:pPr>
+        <w:t xml:space="preserve"> | 1601 Larkin, High Point, NC | </w:t>
+      </w:r>
+      <w:r>
+        <w:rPr>
+          <w:rFonts w:ascii="Times New Roman" w:eastAsia="Times New Roman" w:hAnsi="Times New Roman" w:cs="Times New Roman"/>
+          <w:sz w:val="24"/>
+          <w:szCs w:val="24"/>
+        </w:rPr>
+        <w:t>+1 (980) 981-4522</w:t>
+      </w:r>
+      <w:r>
+        <w:rPr>
+          <w:rFonts w:ascii="Times New Roman" w:eastAsia="Times New Roman" w:hAnsi="Times New Roman" w:cs="Times New Roman"/>
+          <w:sz w:val="24"/>
+          <w:szCs w:val="24"/>
+        </w:rPr>
+        <w:t xml:space="preserve"> </w:t>
+      </w:r>
       <w:r>
         <w:rPr>
           <w:rFonts w:ascii="Times New Roman" w:hAnsi="Times New Roman" w:cs="Times New Roman"/>
           <w:sz w:val="24"/>
         </w:rPr>
-        <w:t>https://www.linkedin.com/in/taylor-pentz-698a98381/</w:t>
-      </w:r>
+        <w:t>https://www.linkedin.com/in/taylor-pentz-10a92a3aa</w:t>
+      </w:r>
+      <w:bookmarkStart w:id="0" w:name="_GoBack"/>
+      <w:bookmarkEnd w:id="0"/>
     </w:p>
     <w:p>
       <w:pPr>
@@ -248,19 +245,7 @@
           <w:sz w:val="24"/>
           <w:szCs w:val="24"/>
         </w:rPr>
-        <w:t>, SQL, an</w:t>
-      </w:r>
-      <w:bookmarkStart w:id="0" w:name="_GoBack"/>
-      <w:bookmarkEnd w:id="0"/>
-      <w:r>
-        <w:rPr>
-          <w:rFonts w:ascii="Times New Roman" w:eastAsia="Times New Roman" w:hAnsi="Times New Roman" w:cs="Times New Roman"/>
-          <w:b/>
-          <w:bCs/>
-          <w:sz w:val="24"/>
-          <w:szCs w:val="24"/>
-        </w:rPr>
-        <w:t xml:space="preserve">d </w:t>
+        <w:t xml:space="preserve">, SQL, and </w:t>
       </w:r>
       <w:proofErr w:type="spellStart"/>
       <w:r>
@@ -7524,7 +7509,7 @@
 </file>
 
 <file path=customXml/itemProps1.xml><?xml version="1.0" encoding="utf-8"?>
-<ds:datastoreItem xmlns:ds="http://schemas.openxmlformats.org/officeDocument/2006/customXml" ds:itemID="{41EB8FDD-615B-45C9-9840-9891539A301A}">
+<ds:datastoreItem xmlns:ds="http://schemas.openxmlformats.org/officeDocument/2006/customXml" ds:itemID="{D3A45165-C932-405E-A568-9E4CEEC2657C}">
   <ds:schemaRefs>
     <ds:schemaRef ds:uri="http://schemas.openxmlformats.org/officeDocument/2006/bibliography"/>
   </ds:schemaRefs>

--- a/Taylor/.Net React/Taylor Pentz.docx
+++ b/Taylor/.Net React/Taylor Pentz.docx
@@ -118,10 +118,8 @@
           <w:rFonts w:ascii="Times New Roman" w:hAnsi="Times New Roman" w:cs="Times New Roman"/>
           <w:sz w:val="24"/>
         </w:rPr>
-        <w:t>https://www.linkedin.com/in/taylor-pentz-10a92a3aa</w:t>
-      </w:r>
-      <w:bookmarkStart w:id="0" w:name="_GoBack"/>
-      <w:bookmarkEnd w:id="0"/>
+        <w:t>https://www.linkedin.com/in/taylor-p-b0389a3ba</w:t>
+      </w:r>
     </w:p>
     <w:p>
       <w:pPr>
@@ -159,6 +157,8 @@
         </w:rPr>
         <w:t>Professional Summary</w:t>
       </w:r>
+      <w:bookmarkStart w:id="0" w:name="_GoBack"/>
+      <w:bookmarkEnd w:id="0"/>
     </w:p>
     <w:p>
       <w:pPr>
@@ -223,42 +223,8 @@
           <w:sz w:val="24"/>
           <w:szCs w:val="24"/>
         </w:rPr>
-        <w:t xml:space="preserve">AWS, GCP, </w:t>
-      </w:r>
-      <w:proofErr w:type="spellStart"/>
-      <w:r>
-        <w:rPr>
-          <w:rFonts w:ascii="Times New Roman" w:eastAsia="Times New Roman" w:hAnsi="Times New Roman" w:cs="Times New Roman"/>
-          <w:b/>
-          <w:bCs/>
-          <w:sz w:val="24"/>
-          <w:szCs w:val="24"/>
-        </w:rPr>
-        <w:t>Docker</w:t>
-      </w:r>
-      <w:proofErr w:type="spellEnd"/>
-      <w:r>
-        <w:rPr>
-          <w:rFonts w:ascii="Times New Roman" w:eastAsia="Times New Roman" w:hAnsi="Times New Roman" w:cs="Times New Roman"/>
-          <w:b/>
-          <w:bCs/>
-          <w:sz w:val="24"/>
-          <w:szCs w:val="24"/>
-        </w:rPr>
-        <w:t xml:space="preserve">, SQL, and </w:t>
-      </w:r>
-      <w:proofErr w:type="spellStart"/>
-      <w:r>
-        <w:rPr>
-          <w:rFonts w:ascii="Times New Roman" w:eastAsia="Times New Roman" w:hAnsi="Times New Roman" w:cs="Times New Roman"/>
-          <w:b/>
-          <w:bCs/>
-          <w:sz w:val="24"/>
-          <w:szCs w:val="24"/>
-        </w:rPr>
-        <w:t>NoSQL</w:t>
-      </w:r>
-      <w:proofErr w:type="spellEnd"/>
+        <w:t>AWS, GCP, Docker, SQL, and NoSQL</w:t>
+      </w:r>
       <w:r>
         <w:rPr>
           <w:rFonts w:ascii="Times New Roman" w:eastAsia="Times New Roman" w:hAnsi="Times New Roman" w:cs="Times New Roman"/>
@@ -335,25 +301,7 @@
           <w:sz w:val="24"/>
           <w:szCs w:val="24"/>
         </w:rPr>
-        <w:t xml:space="preserve"> React 18+, </w:t>
-      </w:r>
-      <w:proofErr w:type="spellStart"/>
-      <w:r>
-        <w:rPr>
-          <w:rFonts w:ascii="Times New Roman" w:eastAsia="Times New Roman" w:hAnsi="Times New Roman" w:cs="Times New Roman"/>
-          <w:sz w:val="24"/>
-          <w:szCs w:val="24"/>
-        </w:rPr>
-        <w:t>Redux</w:t>
-      </w:r>
-      <w:proofErr w:type="spellEnd"/>
-      <w:r>
-        <w:rPr>
-          <w:rFonts w:ascii="Times New Roman" w:eastAsia="Times New Roman" w:hAnsi="Times New Roman" w:cs="Times New Roman"/>
-          <w:sz w:val="24"/>
-          <w:szCs w:val="24"/>
-        </w:rPr>
-        <w:t xml:space="preserve">, </w:t>
+        <w:t xml:space="preserve"> React 18+, Redux, </w:t>
       </w:r>
       <w:proofErr w:type="spellStart"/>
       <w:r>
@@ -441,73 +389,15 @@
           <w:sz w:val="24"/>
           <w:szCs w:val="24"/>
         </w:rPr>
-        <w:t xml:space="preserve">Cloud &amp; </w:t>
-      </w:r>
-      <w:proofErr w:type="spellStart"/>
-      <w:r>
-        <w:rPr>
-          <w:rFonts w:ascii="Times New Roman" w:eastAsia="Times New Roman" w:hAnsi="Times New Roman" w:cs="Times New Roman"/>
-          <w:b/>
-          <w:bCs/>
-          <w:sz w:val="24"/>
-          <w:szCs w:val="24"/>
-        </w:rPr>
-        <w:t>DevOps</w:t>
-      </w:r>
-      <w:proofErr w:type="spellEnd"/>
-      <w:r>
-        <w:rPr>
-          <w:rFonts w:ascii="Times New Roman" w:eastAsia="Times New Roman" w:hAnsi="Times New Roman" w:cs="Times New Roman"/>
-          <w:b/>
-          <w:bCs/>
-          <w:sz w:val="24"/>
-          <w:szCs w:val="24"/>
-        </w:rPr>
-        <w:t>:</w:t>
-      </w:r>
-      <w:r>
-        <w:rPr>
-          <w:rFonts w:ascii="Times New Roman" w:eastAsia="Times New Roman" w:hAnsi="Times New Roman" w:cs="Times New Roman"/>
-          <w:sz w:val="24"/>
-          <w:szCs w:val="24"/>
-        </w:rPr>
-        <w:t xml:space="preserve"> AWS, GCP, </w:t>
-      </w:r>
-      <w:proofErr w:type="spellStart"/>
-      <w:r>
-        <w:rPr>
-          <w:rFonts w:ascii="Times New Roman" w:eastAsia="Times New Roman" w:hAnsi="Times New Roman" w:cs="Times New Roman"/>
-          <w:sz w:val="24"/>
-          <w:szCs w:val="24"/>
-        </w:rPr>
-        <w:t>Docker</w:t>
-      </w:r>
-      <w:proofErr w:type="spellEnd"/>
-      <w:r>
-        <w:rPr>
-          <w:rFonts w:ascii="Times New Roman" w:eastAsia="Times New Roman" w:hAnsi="Times New Roman" w:cs="Times New Roman"/>
-          <w:sz w:val="24"/>
-          <w:szCs w:val="24"/>
-        </w:rPr>
-        <w:t xml:space="preserve">, </w:t>
-      </w:r>
-      <w:proofErr w:type="spellStart"/>
-      <w:r>
-        <w:rPr>
-          <w:rFonts w:ascii="Times New Roman" w:eastAsia="Times New Roman" w:hAnsi="Times New Roman" w:cs="Times New Roman"/>
-          <w:sz w:val="24"/>
-          <w:szCs w:val="24"/>
-        </w:rPr>
-        <w:t>Kubernetes</w:t>
-      </w:r>
-      <w:proofErr w:type="spellEnd"/>
-      <w:r>
-        <w:rPr>
-          <w:rFonts w:ascii="Times New Roman" w:eastAsia="Times New Roman" w:hAnsi="Times New Roman" w:cs="Times New Roman"/>
-          <w:sz w:val="24"/>
-          <w:szCs w:val="24"/>
-        </w:rPr>
-        <w:t>, CI/CD Pipelines</w:t>
+        <w:t>Cloud &amp; DevOps:</w:t>
+      </w:r>
+      <w:r>
+        <w:rPr>
+          <w:rFonts w:ascii="Times New Roman" w:eastAsia="Times New Roman" w:hAnsi="Times New Roman" w:cs="Times New Roman"/>
+          <w:sz w:val="24"/>
+          <w:szCs w:val="24"/>
+        </w:rPr>
+        <w:t xml:space="preserve"> AWS, GCP, Docker, Kubernetes, CI/CD Pipelines</w:t>
       </w:r>
     </w:p>
     <w:p>
@@ -541,7 +431,7 @@
           <w:sz w:val="24"/>
           <w:szCs w:val="24"/>
         </w:rPr>
-        <w:t xml:space="preserve"> SQL Server, </w:t>
+        <w:t xml:space="preserve"> SQL Server, PostgreSQL, MySQL, MongoDB, </w:t>
       </w:r>
       <w:proofErr w:type="spellStart"/>
       <w:r>
@@ -550,7 +440,7 @@
           <w:sz w:val="24"/>
           <w:szCs w:val="24"/>
         </w:rPr>
-        <w:t>PostgreSQL</w:t>
+        <w:t>Redis</w:t>
       </w:r>
       <w:proofErr w:type="spellEnd"/>
       <w:r>
@@ -559,54 +449,8 @@
           <w:sz w:val="24"/>
           <w:szCs w:val="24"/>
         </w:rPr>
-        <w:t xml:space="preserve">, MySQL, </w:t>
-      </w:r>
-      <w:proofErr w:type="spellStart"/>
-      <w:r>
-        <w:rPr>
-          <w:rFonts w:ascii="Times New Roman" w:eastAsia="Times New Roman" w:hAnsi="Times New Roman" w:cs="Times New Roman"/>
-          <w:sz w:val="24"/>
-          <w:szCs w:val="24"/>
-        </w:rPr>
-        <w:t>MongoDB</w:t>
-      </w:r>
-      <w:proofErr w:type="spellEnd"/>
-      <w:r>
-        <w:rPr>
-          <w:rFonts w:ascii="Times New Roman" w:eastAsia="Times New Roman" w:hAnsi="Times New Roman" w:cs="Times New Roman"/>
-          <w:sz w:val="24"/>
-          <w:szCs w:val="24"/>
-        </w:rPr>
-        <w:t xml:space="preserve">, </w:t>
-      </w:r>
-      <w:proofErr w:type="spellStart"/>
-      <w:r>
-        <w:rPr>
-          <w:rFonts w:ascii="Times New Roman" w:eastAsia="Times New Roman" w:hAnsi="Times New Roman" w:cs="Times New Roman"/>
-          <w:sz w:val="24"/>
-          <w:szCs w:val="24"/>
-        </w:rPr>
-        <w:t>Redis</w:t>
-      </w:r>
-      <w:proofErr w:type="spellEnd"/>
-      <w:r>
-        <w:rPr>
-          <w:rFonts w:ascii="Times New Roman" w:eastAsia="Times New Roman" w:hAnsi="Times New Roman" w:cs="Times New Roman"/>
-          <w:sz w:val="24"/>
-          <w:szCs w:val="24"/>
-        </w:rPr>
-        <w:t xml:space="preserve">, </w:t>
-      </w:r>
-      <w:proofErr w:type="spellStart"/>
-      <w:r>
-        <w:rPr>
-          <w:rFonts w:ascii="Times New Roman" w:eastAsia="Times New Roman" w:hAnsi="Times New Roman" w:cs="Times New Roman"/>
-          <w:sz w:val="24"/>
-          <w:szCs w:val="24"/>
-        </w:rPr>
-        <w:t>NoSQL</w:t>
-      </w:r>
-      <w:proofErr w:type="spellEnd"/>
+        <w:t>, NoSQL</w:t>
+      </w:r>
     </w:p>
     <w:p>
       <w:pPr>
@@ -866,7 +710,6 @@
         </w:rPr>
         <w:t xml:space="preserve">Applied </w:t>
       </w:r>
-      <w:proofErr w:type="spellStart"/>
       <w:r>
         <w:rPr>
           <w:rFonts w:ascii="Times New Roman" w:eastAsia="Times New Roman" w:hAnsi="Times New Roman" w:cs="Times New Roman"/>
@@ -875,40 +718,7 @@
           <w:sz w:val="24"/>
           <w:szCs w:val="24"/>
         </w:rPr>
-        <w:t>Docker</w:t>
-      </w:r>
-      <w:proofErr w:type="spellEnd"/>
-      <w:r>
-        <w:rPr>
-          <w:rFonts w:ascii="Times New Roman" w:eastAsia="Times New Roman" w:hAnsi="Times New Roman" w:cs="Times New Roman"/>
-          <w:b/>
-          <w:bCs/>
-          <w:sz w:val="24"/>
-          <w:szCs w:val="24"/>
-        </w:rPr>
-        <w:t xml:space="preserve"> containers and </w:t>
-      </w:r>
-      <w:proofErr w:type="spellStart"/>
-      <w:r>
-        <w:rPr>
-          <w:rFonts w:ascii="Times New Roman" w:eastAsia="Times New Roman" w:hAnsi="Times New Roman" w:cs="Times New Roman"/>
-          <w:b/>
-          <w:bCs/>
-          <w:sz w:val="24"/>
-          <w:szCs w:val="24"/>
-        </w:rPr>
-        <w:t>Kubernetes</w:t>
-      </w:r>
-      <w:proofErr w:type="spellEnd"/>
-      <w:r>
-        <w:rPr>
-          <w:rFonts w:ascii="Times New Roman" w:eastAsia="Times New Roman" w:hAnsi="Times New Roman" w:cs="Times New Roman"/>
-          <w:b/>
-          <w:bCs/>
-          <w:sz w:val="24"/>
-          <w:szCs w:val="24"/>
-        </w:rPr>
-        <w:t xml:space="preserve"> orchestration</w:t>
+        <w:t>Docker containers and Kubernetes orchestration</w:t>
       </w:r>
       <w:r>
         <w:rPr>
@@ -940,25 +750,7 @@
           <w:sz w:val="24"/>
           <w:szCs w:val="24"/>
         </w:rPr>
-        <w:t xml:space="preserve">Optimized complex SQL queries and integrated with </w:t>
-      </w:r>
-      <w:proofErr w:type="spellStart"/>
-      <w:r>
-        <w:rPr>
-          <w:rFonts w:ascii="Times New Roman" w:eastAsia="Times New Roman" w:hAnsi="Times New Roman" w:cs="Times New Roman"/>
-          <w:sz w:val="24"/>
-          <w:szCs w:val="24"/>
-        </w:rPr>
-        <w:t>NoSQL</w:t>
-      </w:r>
-      <w:proofErr w:type="spellEnd"/>
-      <w:r>
-        <w:rPr>
-          <w:rFonts w:ascii="Times New Roman" w:eastAsia="Times New Roman" w:hAnsi="Times New Roman" w:cs="Times New Roman"/>
-          <w:sz w:val="24"/>
-          <w:szCs w:val="24"/>
-        </w:rPr>
-        <w:t xml:space="preserve"> stores to balance relational and unstructured data requirements, improving query response times significantly.</w:t>
+        <w:t>Optimized complex SQL queries and integrated with NoSQL stores to balance relational and unstructured data requirements, improving query response times significantly.</w:t>
       </w:r>
     </w:p>
     <w:p>
@@ -1219,29 +1011,7 @@
           <w:sz w:val="24"/>
           <w:szCs w:val="24"/>
         </w:rPr>
-        <w:t xml:space="preserve"> with </w:t>
-      </w:r>
-      <w:proofErr w:type="spellStart"/>
-      <w:r>
-        <w:rPr>
-          <w:rFonts w:ascii="Times New Roman" w:eastAsia="Times New Roman" w:hAnsi="Times New Roman" w:cs="Times New Roman"/>
-          <w:b/>
-          <w:bCs/>
-          <w:sz w:val="24"/>
-          <w:szCs w:val="24"/>
-        </w:rPr>
-        <w:t>Redux</w:t>
-      </w:r>
-      <w:proofErr w:type="spellEnd"/>
-      <w:r>
-        <w:rPr>
-          <w:rFonts w:ascii="Times New Roman" w:eastAsia="Times New Roman" w:hAnsi="Times New Roman" w:cs="Times New Roman"/>
-          <w:b/>
-          <w:bCs/>
-          <w:sz w:val="24"/>
-          <w:szCs w:val="24"/>
-        </w:rPr>
-        <w:t xml:space="preserve"> and </w:t>
+        <w:t xml:space="preserve"> with Redux and </w:t>
       </w:r>
       <w:proofErr w:type="spellStart"/>
       <w:r>
@@ -1303,43 +1073,7 @@
           <w:sz w:val="24"/>
           <w:szCs w:val="24"/>
         </w:rPr>
-        <w:t xml:space="preserve">Designed and optimized </w:t>
-      </w:r>
-      <w:proofErr w:type="spellStart"/>
-      <w:r>
-        <w:rPr>
-          <w:rFonts w:ascii="Times New Roman" w:eastAsia="Times New Roman" w:hAnsi="Times New Roman" w:cs="Times New Roman"/>
-          <w:sz w:val="24"/>
-          <w:szCs w:val="24"/>
-        </w:rPr>
-        <w:t>RESTful</w:t>
-      </w:r>
-      <w:proofErr w:type="spellEnd"/>
-      <w:r>
-        <w:rPr>
-          <w:rFonts w:ascii="Times New Roman" w:eastAsia="Times New Roman" w:hAnsi="Times New Roman" w:cs="Times New Roman"/>
-          <w:sz w:val="24"/>
-          <w:szCs w:val="24"/>
-        </w:rPr>
-        <w:t xml:space="preserve"> APIs for large data transfers, leveraging SQL Server for relational operations and </w:t>
-      </w:r>
-      <w:proofErr w:type="spellStart"/>
-      <w:r>
-        <w:rPr>
-          <w:rFonts w:ascii="Times New Roman" w:eastAsia="Times New Roman" w:hAnsi="Times New Roman" w:cs="Times New Roman"/>
-          <w:sz w:val="24"/>
-          <w:szCs w:val="24"/>
-        </w:rPr>
-        <w:t>MongoDB</w:t>
-      </w:r>
-      <w:proofErr w:type="spellEnd"/>
-      <w:r>
-        <w:rPr>
-          <w:rFonts w:ascii="Times New Roman" w:eastAsia="Times New Roman" w:hAnsi="Times New Roman" w:cs="Times New Roman"/>
-          <w:sz w:val="24"/>
-          <w:szCs w:val="24"/>
-        </w:rPr>
-        <w:t xml:space="preserve"> for unstructured data persistence.</w:t>
+        <w:t>Designed and optimized RESTful APIs for large data transfers, leveraging SQL Server for relational operations and MongoDB for unstructured data persistence.</w:t>
       </w:r>
     </w:p>
     <w:p>
@@ -1489,27 +1223,8 @@
           <w:sz w:val="24"/>
           <w:szCs w:val="24"/>
         </w:rPr>
-        <w:t xml:space="preserve">Automated CI/CD pipelines using Jenkins and </w:t>
-      </w:r>
-      <w:proofErr w:type="spellStart"/>
-      <w:r>
-        <w:rPr>
-          <w:rFonts w:ascii="Times New Roman" w:eastAsia="Times New Roman" w:hAnsi="Times New Roman" w:cs="Times New Roman"/>
-          <w:sz w:val="24"/>
-          <w:szCs w:val="24"/>
-        </w:rPr>
-        <w:t>GitHub</w:t>
-      </w:r>
-      <w:proofErr w:type="spellEnd"/>
-      <w:r>
-        <w:rPr>
-          <w:rFonts w:ascii="Times New Roman" w:eastAsia="Times New Roman" w:hAnsi="Times New Roman" w:cs="Times New Roman"/>
-          <w:sz w:val="24"/>
-          <w:szCs w:val="24"/>
-        </w:rPr>
-        <w:t xml:space="preserve"> Actions, containerizing services with </w:t>
-      </w:r>
-      <w:proofErr w:type="spellStart"/>
+        <w:t xml:space="preserve">Automated CI/CD pipelines using Jenkins and GitHub Actions, containerizing services with </w:t>
+      </w:r>
       <w:r>
         <w:rPr>
           <w:rFonts w:ascii="Times New Roman" w:eastAsia="Times New Roman" w:hAnsi="Times New Roman" w:cs="Times New Roman"/>
@@ -1520,7 +1235,6 @@
         </w:rPr>
         <w:t>Docker</w:t>
       </w:r>
-      <w:proofErr w:type="spellEnd"/>
       <w:r>
         <w:rPr>
           <w:rFonts w:ascii="Times New Roman" w:eastAsia="Times New Roman" w:hAnsi="Times New Roman" w:cs="Times New Roman"/>
@@ -1763,25 +1477,7 @@
           <w:sz w:val="24"/>
           <w:szCs w:val="24"/>
         </w:rPr>
-        <w:t xml:space="preserve">Designed scalable database schemas in SQL Server and </w:t>
-      </w:r>
-      <w:proofErr w:type="spellStart"/>
-      <w:r>
-        <w:rPr>
-          <w:rFonts w:ascii="Times New Roman" w:eastAsia="Times New Roman" w:hAnsi="Times New Roman" w:cs="Times New Roman"/>
-          <w:sz w:val="24"/>
-          <w:szCs w:val="24"/>
-        </w:rPr>
-        <w:t>MongoDB</w:t>
-      </w:r>
-      <w:proofErr w:type="spellEnd"/>
-      <w:r>
-        <w:rPr>
-          <w:rFonts w:ascii="Times New Roman" w:eastAsia="Times New Roman" w:hAnsi="Times New Roman" w:cs="Times New Roman"/>
-          <w:sz w:val="24"/>
-          <w:szCs w:val="24"/>
-        </w:rPr>
-        <w:t xml:space="preserve"> to handle increasing volumes of structured and unstructured datasets.</w:t>
+        <w:t>Designed scalable database schemas in SQL Server and MongoDB to handle increasing volumes of structured and unstructured datasets.</w:t>
       </w:r>
     </w:p>
     <w:p>
@@ -1853,25 +1549,7 @@
           <w:sz w:val="24"/>
           <w:szCs w:val="24"/>
         </w:rPr>
-        <w:t xml:space="preserve">Automated deployment workflows using </w:t>
-      </w:r>
-      <w:proofErr w:type="spellStart"/>
-      <w:r>
-        <w:rPr>
-          <w:rFonts w:ascii="Times New Roman" w:eastAsia="Times New Roman" w:hAnsi="Times New Roman" w:cs="Times New Roman"/>
-          <w:sz w:val="24"/>
-          <w:szCs w:val="24"/>
-        </w:rPr>
-        <w:t>Docker</w:t>
-      </w:r>
-      <w:proofErr w:type="spellEnd"/>
-      <w:r>
-        <w:rPr>
-          <w:rFonts w:ascii="Times New Roman" w:eastAsia="Times New Roman" w:hAnsi="Times New Roman" w:cs="Times New Roman"/>
-          <w:sz w:val="24"/>
-          <w:szCs w:val="24"/>
-        </w:rPr>
-        <w:t xml:space="preserve"> containers, ensuring parity across development, staging, and production environments.</w:t>
+        <w:t>Automated deployment workflows using Docker containers, ensuring parity across development, staging, and production environments.</w:t>
       </w:r>
     </w:p>
     <w:p>
@@ -2207,43 +1885,7 @@
           <w:sz w:val="24"/>
           <w:szCs w:val="24"/>
         </w:rPr>
-        <w:t xml:space="preserve">, deployed via </w:t>
-      </w:r>
-      <w:proofErr w:type="spellStart"/>
-      <w:r>
-        <w:rPr>
-          <w:rFonts w:ascii="Times New Roman" w:eastAsia="Times New Roman" w:hAnsi="Times New Roman" w:cs="Times New Roman"/>
-          <w:sz w:val="24"/>
-          <w:szCs w:val="24"/>
-        </w:rPr>
-        <w:t>Docker</w:t>
-      </w:r>
-      <w:proofErr w:type="spellEnd"/>
-      <w:r>
-        <w:rPr>
-          <w:rFonts w:ascii="Times New Roman" w:eastAsia="Times New Roman" w:hAnsi="Times New Roman" w:cs="Times New Roman"/>
-          <w:sz w:val="24"/>
-          <w:szCs w:val="24"/>
-        </w:rPr>
-        <w:t xml:space="preserve"> on AWS with SQL + </w:t>
-      </w:r>
-      <w:proofErr w:type="spellStart"/>
-      <w:r>
-        <w:rPr>
-          <w:rFonts w:ascii="Times New Roman" w:eastAsia="Times New Roman" w:hAnsi="Times New Roman" w:cs="Times New Roman"/>
-          <w:sz w:val="24"/>
-          <w:szCs w:val="24"/>
-        </w:rPr>
-        <w:t>NoSQL</w:t>
-      </w:r>
-      <w:proofErr w:type="spellEnd"/>
-      <w:r>
-        <w:rPr>
-          <w:rFonts w:ascii="Times New Roman" w:eastAsia="Times New Roman" w:hAnsi="Times New Roman" w:cs="Times New Roman"/>
-          <w:sz w:val="24"/>
-          <w:szCs w:val="24"/>
-        </w:rPr>
-        <w:t xml:space="preserve"> hybrid storage.</w:t>
+        <w:t>, deployed via Docker on AWS with SQL + NoSQL hybrid storage.</w:t>
       </w:r>
     </w:p>
     <w:p>
@@ -2458,19 +2100,11 @@
         </w:numPr>
         <w:jc w:val="both"/>
       </w:pPr>
-      <w:proofErr w:type="spellStart"/>
       <w:r>
         <w:rPr>
           <w:rStyle w:val="Strong"/>
         </w:rPr>
-        <w:t>Docker</w:t>
-      </w:r>
-      <w:proofErr w:type="spellEnd"/>
-      <w:r>
-        <w:rPr>
-          <w:rStyle w:val="Strong"/>
-        </w:rPr>
-        <w:t xml:space="preserve"> Certified Associate (DCA)</w:t>
+        <w:t>Docker Certified Associate (DCA)</w:t>
       </w:r>
     </w:p>
     <w:p>
@@ -2498,19 +2132,11 @@
         </w:numPr>
         <w:jc w:val="both"/>
       </w:pPr>
-      <w:proofErr w:type="spellStart"/>
       <w:r>
         <w:rPr>
           <w:rStyle w:val="Strong"/>
         </w:rPr>
-        <w:t>MongoDB</w:t>
-      </w:r>
-      <w:proofErr w:type="spellEnd"/>
-      <w:r>
-        <w:rPr>
-          <w:rStyle w:val="Strong"/>
-        </w:rPr>
-        <w:t xml:space="preserve"> Certified Developer – Associate</w:t>
+        <w:t>MongoDB Certified Developer – Associate</w:t>
       </w:r>
     </w:p>
     <w:p>
@@ -7509,7 +7135,7 @@
 </file>
 
 <file path=customXml/itemProps1.xml><?xml version="1.0" encoding="utf-8"?>
-<ds:datastoreItem xmlns:ds="http://schemas.openxmlformats.org/officeDocument/2006/customXml" ds:itemID="{D3A45165-C932-405E-A568-9E4CEEC2657C}">
+<ds:datastoreItem xmlns:ds="http://schemas.openxmlformats.org/officeDocument/2006/customXml" ds:itemID="{F1E6E65C-012E-4642-AD38-2681D11D4568}">
   <ds:schemaRefs>
     <ds:schemaRef ds:uri="http://schemas.openxmlformats.org/officeDocument/2006/bibliography"/>
   </ds:schemaRefs>

--- a/Taylor/.Net React/Taylor Pentz.docx
+++ b/Taylor/.Net React/Taylor Pentz.docx
@@ -54,7 +54,7 @@
           <w:rFonts w:ascii="Arial Black" w:eastAsia="Times New Roman" w:hAnsi="Arial Black" w:cs="Times New Roman"/>
           <w:b/>
           <w:bCs/>
-          <w:sz w:val="32"/>
+          <w:sz w:val="24"/>
           <w:szCs w:val="32"/>
         </w:rPr>
         <w:t>Senior Software</w:t>
@@ -64,11 +64,31 @@
           <w:rFonts w:ascii="Arial Black" w:eastAsia="Times New Roman" w:hAnsi="Arial Black" w:cs="Times New Roman"/>
           <w:b/>
           <w:bCs/>
-          <w:sz w:val="32"/>
+          <w:sz w:val="24"/>
           <w:szCs w:val="32"/>
         </w:rPr>
-        <w:t xml:space="preserve"> Engineer</w:t>
-      </w:r>
+        <w:t xml:space="preserve"> </w:t>
+      </w:r>
+      <w:bookmarkStart w:id="0" w:name="_GoBack"/>
+      <w:r>
+        <w:rPr>
+          <w:rFonts w:ascii="Arial Black" w:eastAsia="Times New Roman" w:hAnsi="Arial Black" w:cs="Times New Roman"/>
+          <w:b/>
+          <w:bCs/>
+          <w:sz w:val="24"/>
+          <w:szCs w:val="32"/>
+        </w:rPr>
+        <w:t>Engineer</w:t>
+      </w:r>
+      <w:r>
+        <w:rPr>
+          <w:rFonts w:ascii="Arial Black" w:eastAsia="Times New Roman" w:hAnsi="Arial Black" w:cs="Times New Roman"/>
+          <w:sz w:val="24"/>
+          <w:szCs w:val="24"/>
+        </w:rPr>
+        <w:t xml:space="preserve"> – C# (.NET), React, Azure</w:t>
+      </w:r>
+      <w:bookmarkEnd w:id="0"/>
       <w:r>
         <w:rPr>
           <w:rFonts w:ascii="Times New Roman" w:eastAsia="Times New Roman" w:hAnsi="Times New Roman" w:cs="Times New Roman"/>
@@ -157,8 +177,6 @@
         </w:rPr>
         <w:t>Professional Summary</w:t>
       </w:r>
-      <w:bookmarkStart w:id="0" w:name="_GoBack"/>
-      <w:bookmarkEnd w:id="0"/>
     </w:p>
     <w:p>
       <w:pPr>
@@ -166,81 +184,63 @@
         <w:jc w:val="both"/>
         <w:rPr>
           <w:rFonts w:ascii="Times New Roman" w:eastAsia="Times New Roman" w:hAnsi="Times New Roman" w:cs="Times New Roman"/>
-          <w:sz w:val="24"/>
-          <w:szCs w:val="24"/>
-        </w:rPr>
-      </w:pPr>
-      <w:proofErr w:type="gramStart"/>
-      <w:r>
-        <w:rPr>
-          <w:rFonts w:ascii="Times New Roman" w:eastAsia="Times New Roman" w:hAnsi="Times New Roman" w:cs="Times New Roman"/>
-          <w:sz w:val="24"/>
-          <w:szCs w:val="24"/>
-        </w:rPr>
-        <w:t xml:space="preserve">Results-oriented Senior Software Engineer with extensive expertise in </w:t>
-      </w:r>
-      <w:r>
-        <w:rPr>
-          <w:rFonts w:ascii="Times New Roman" w:eastAsia="Times New Roman" w:hAnsi="Times New Roman" w:cs="Times New Roman"/>
-          <w:b/>
-          <w:bCs/>
-          <w:sz w:val="24"/>
-          <w:szCs w:val="24"/>
-        </w:rPr>
-        <w:t>React, .NET Core, and full-stack application development</w:t>
-      </w:r>
-      <w:r>
-        <w:rPr>
-          <w:rFonts w:ascii="Times New Roman" w:eastAsia="Times New Roman" w:hAnsi="Times New Roman" w:cs="Times New Roman"/>
-          <w:sz w:val="24"/>
-          <w:szCs w:val="24"/>
-        </w:rPr>
-        <w:t>, delivering enterprise-grade solutions with emphasis on scalability, performance, and maintainability.</w:t>
-      </w:r>
-      <w:proofErr w:type="gramEnd"/>
-      <w:r>
-        <w:rPr>
-          <w:rFonts w:ascii="Times New Roman" w:eastAsia="Times New Roman" w:hAnsi="Times New Roman" w:cs="Times New Roman"/>
-          <w:sz w:val="24"/>
-          <w:szCs w:val="24"/>
-        </w:rPr>
-        <w:t xml:space="preserve"> </w:t>
-      </w:r>
-      <w:proofErr w:type="gramStart"/>
-      <w:r>
-        <w:rPr>
-          <w:rFonts w:ascii="Times New Roman" w:eastAsia="Times New Roman" w:hAnsi="Times New Roman" w:cs="Times New Roman"/>
-          <w:sz w:val="24"/>
-          <w:szCs w:val="24"/>
-        </w:rPr>
-        <w:t xml:space="preserve">Proven success in leveraging </w:t>
-      </w:r>
-      <w:r>
-        <w:rPr>
-          <w:rFonts w:ascii="Times New Roman" w:eastAsia="Times New Roman" w:hAnsi="Times New Roman" w:cs="Times New Roman"/>
-          <w:b/>
-          <w:bCs/>
-          <w:sz w:val="24"/>
-          <w:szCs w:val="24"/>
-        </w:rPr>
-        <w:t>AWS, GCP, Docker, SQL, and NoSQL</w:t>
-      </w:r>
-      <w:r>
-        <w:rPr>
-          <w:rFonts w:ascii="Times New Roman" w:eastAsia="Times New Roman" w:hAnsi="Times New Roman" w:cs="Times New Roman"/>
-          <w:sz w:val="24"/>
-          <w:szCs w:val="24"/>
-        </w:rPr>
-        <w:t xml:space="preserve"> to build resilient applications.</w:t>
-      </w:r>
-      <w:proofErr w:type="gramEnd"/>
-      <w:r>
-        <w:rPr>
-          <w:rFonts w:ascii="Times New Roman" w:eastAsia="Times New Roman" w:hAnsi="Times New Roman" w:cs="Times New Roman"/>
-          <w:sz w:val="24"/>
-          <w:szCs w:val="24"/>
-        </w:rPr>
-        <w:t xml:space="preserve"> Skilled at collaborating with cross-functional teams to design, implement, and optimize systems that meet demanding business needs.</w:t>
+          <w:sz w:val="28"/>
+          <w:szCs w:val="24"/>
+        </w:rPr>
+      </w:pPr>
+      <w:r>
+        <w:rPr>
+          <w:rFonts w:ascii="Times New Roman" w:hAnsi="Times New Roman" w:cs="Times New Roman"/>
+          <w:sz w:val="24"/>
+        </w:rPr>
+        <w:t xml:space="preserve">Senior Software Engineer with 10+ years in enterprise software development across </w:t>
+      </w:r>
+      <w:proofErr w:type="spellStart"/>
+      <w:r>
+        <w:rPr>
+          <w:rFonts w:ascii="Times New Roman" w:hAnsi="Times New Roman" w:cs="Times New Roman"/>
+          <w:sz w:val="24"/>
+        </w:rPr>
+        <w:t>fintech</w:t>
+      </w:r>
+      <w:proofErr w:type="spellEnd"/>
+      <w:r>
+        <w:rPr>
+          <w:rFonts w:ascii="Times New Roman" w:hAnsi="Times New Roman" w:cs="Times New Roman"/>
+          <w:sz w:val="24"/>
+        </w:rPr>
+        <w:t xml:space="preserve"> and SaaS domains, specializing in </w:t>
+      </w:r>
+      <w:r>
+        <w:rPr>
+          <w:rStyle w:val="Strong"/>
+          <w:rFonts w:ascii="Times New Roman" w:hAnsi="Times New Roman" w:cs="Times New Roman"/>
+          <w:sz w:val="24"/>
+        </w:rPr>
+        <w:t>React 16–18, .NET Core 3.1–8, ASP.NET Web API, and cloud-native AWS/Azure architectures</w:t>
+      </w:r>
+      <w:r>
+        <w:rPr>
+          <w:rFonts w:ascii="Times New Roman" w:hAnsi="Times New Roman" w:cs="Times New Roman"/>
+          <w:sz w:val="24"/>
+        </w:rPr>
+        <w:t xml:space="preserve">, delivering scalable </w:t>
+      </w:r>
+      <w:proofErr w:type="spellStart"/>
+      <w:r>
+        <w:rPr>
+          <w:rFonts w:ascii="Times New Roman" w:hAnsi="Times New Roman" w:cs="Times New Roman"/>
+          <w:sz w:val="24"/>
+        </w:rPr>
+        <w:t>microservices</w:t>
+      </w:r>
+      <w:proofErr w:type="spellEnd"/>
+      <w:r>
+        <w:rPr>
+          <w:rFonts w:ascii="Times New Roman" w:hAnsi="Times New Roman" w:cs="Times New Roman"/>
+          <w:sz w:val="24"/>
+        </w:rPr>
+        <w:t>, high-performance frontend systems, and distributed backend platforms that improve system reliability, deployment velocity, and user experience in global engineering environments.</w:t>
       </w:r>
     </w:p>
     <w:p>
@@ -301,7 +301,7 @@
           <w:sz w:val="24"/>
           <w:szCs w:val="24"/>
         </w:rPr>
-        <w:t xml:space="preserve"> React 18+, Redux, </w:t>
+        <w:t xml:space="preserve"> React 16–18, Redux Toolkit, </w:t>
       </w:r>
       <w:proofErr w:type="spellStart"/>
       <w:r>
@@ -319,18 +319,16 @@
           <w:sz w:val="24"/>
           <w:szCs w:val="24"/>
         </w:rPr>
-        <w:t xml:space="preserve">, JavaScript (ES6+), REST, </w:t>
-      </w:r>
-      <w:proofErr w:type="spellStart"/>
-      <w:r>
-        <w:rPr>
-          <w:rFonts w:ascii="Times New Roman" w:eastAsia="Times New Roman" w:hAnsi="Times New Roman" w:cs="Times New Roman"/>
-          <w:sz w:val="24"/>
-          <w:szCs w:val="24"/>
-        </w:rPr>
-        <w:t>GraphQL</w:t>
-      </w:r>
-      <w:proofErr w:type="spellEnd"/>
+        <w:t xml:space="preserve"> 4.x, JavaScript ES6+, Next.js, HTML5, </w:t>
+      </w:r>
+      <w:r>
+        <w:rPr>
+          <w:rFonts w:ascii="Times New Roman" w:eastAsia="Times New Roman" w:hAnsi="Times New Roman" w:cs="Times New Roman"/>
+          <w:sz w:val="24"/>
+          <w:szCs w:val="24"/>
+        </w:rPr>
+        <w:t>CSS3, Material UI, Tailwind CSS</w:t>
+      </w:r>
     </w:p>
     <w:p>
       <w:pPr>
@@ -363,8 +361,26 @@
           <w:sz w:val="24"/>
           <w:szCs w:val="24"/>
         </w:rPr>
-        <w:t xml:space="preserve"> .NET Core, C#, Node.js, Python, Java</w:t>
-      </w:r>
+        <w:t xml:space="preserve"> .NET Core 3.1–8, ASP.NET Web API, C#, Entity Framework</w:t>
+      </w:r>
+      <w:r>
+        <w:rPr>
+          <w:rFonts w:ascii="Times New Roman" w:eastAsia="Times New Roman" w:hAnsi="Times New Roman" w:cs="Times New Roman"/>
+          <w:sz w:val="24"/>
+          <w:szCs w:val="24"/>
+        </w:rPr>
+        <w:t xml:space="preserve"> Core, LINQ, RESTful APIs, </w:t>
+      </w:r>
+      <w:proofErr w:type="spellStart"/>
+      <w:r>
+        <w:rPr>
+          <w:rFonts w:ascii="Times New Roman" w:eastAsia="Times New Roman" w:hAnsi="Times New Roman" w:cs="Times New Roman"/>
+          <w:sz w:val="24"/>
+          <w:szCs w:val="24"/>
+        </w:rPr>
+        <w:t>gRPC</w:t>
+      </w:r>
+      <w:proofErr w:type="spellEnd"/>
     </w:p>
     <w:p>
       <w:pPr>
@@ -389,16 +405,34 @@
           <w:sz w:val="24"/>
           <w:szCs w:val="24"/>
         </w:rPr>
-        <w:t>Cloud &amp; DevOps:</w:t>
-      </w:r>
-      <w:r>
-        <w:rPr>
-          <w:rFonts w:ascii="Times New Roman" w:eastAsia="Times New Roman" w:hAnsi="Times New Roman" w:cs="Times New Roman"/>
-          <w:sz w:val="24"/>
-          <w:szCs w:val="24"/>
-        </w:rPr>
-        <w:t xml:space="preserve"> AWS, GCP, Docker, Kubernetes, CI/CD Pipelines</w:t>
-      </w:r>
+        <w:t>Databases:</w:t>
+      </w:r>
+      <w:r>
+        <w:rPr>
+          <w:rFonts w:ascii="Times New Roman" w:eastAsia="Times New Roman" w:hAnsi="Times New Roman" w:cs="Times New Roman"/>
+          <w:sz w:val="24"/>
+          <w:szCs w:val="24"/>
+        </w:rPr>
+        <w:t xml:space="preserve"> SQL Ser</w:t>
+      </w:r>
+      <w:r>
+        <w:rPr>
+          <w:rFonts w:ascii="Times New Roman" w:eastAsia="Times New Roman" w:hAnsi="Times New Roman" w:cs="Times New Roman"/>
+          <w:sz w:val="24"/>
+          <w:szCs w:val="24"/>
+        </w:rPr>
+        <w:t xml:space="preserve">ver, PostgreSQL, MongoDB, </w:t>
+      </w:r>
+      <w:proofErr w:type="spellStart"/>
+      <w:r>
+        <w:rPr>
+          <w:rFonts w:ascii="Times New Roman" w:eastAsia="Times New Roman" w:hAnsi="Times New Roman" w:cs="Times New Roman"/>
+          <w:sz w:val="24"/>
+          <w:szCs w:val="24"/>
+        </w:rPr>
+        <w:t>Redis</w:t>
+      </w:r>
+      <w:proofErr w:type="spellEnd"/>
     </w:p>
     <w:p>
       <w:pPr>
@@ -423,15 +457,57 @@
           <w:sz w:val="24"/>
           <w:szCs w:val="24"/>
         </w:rPr>
-        <w:t>Databases:</w:t>
-      </w:r>
-      <w:r>
-        <w:rPr>
-          <w:rFonts w:ascii="Times New Roman" w:eastAsia="Times New Roman" w:hAnsi="Times New Roman" w:cs="Times New Roman"/>
-          <w:sz w:val="24"/>
-          <w:szCs w:val="24"/>
-        </w:rPr>
-        <w:t xml:space="preserve"> SQL Server, PostgreSQL, MySQL, MongoDB, </w:t>
+        <w:t>Cloud &amp; DevOps:</w:t>
+      </w:r>
+      <w:r>
+        <w:rPr>
+          <w:rFonts w:ascii="Times New Roman" w:eastAsia="Times New Roman" w:hAnsi="Times New Roman" w:cs="Times New Roman"/>
+          <w:sz w:val="24"/>
+          <w:szCs w:val="24"/>
+        </w:rPr>
+        <w:t xml:space="preserve"> </w:t>
+      </w:r>
+      <w:r>
+        <w:rPr>
+          <w:rFonts w:ascii="Times New Roman" w:eastAsia="Times New Roman" w:hAnsi="Times New Roman" w:cs="Times New Roman"/>
+          <w:sz w:val="24"/>
+          <w:szCs w:val="24"/>
+        </w:rPr>
+        <w:t>Microsoft Azure (App Services, Functions, Azure SQL, AKS, DevOps Pipelines), CI/CD, GitHub Actions</w:t>
+      </w:r>
+    </w:p>
+    <w:p>
+      <w:pPr>
+        <w:pStyle w:val="ListParagraph"/>
+        <w:numPr>
+          <w:ilvl w:val="0"/>
+          <w:numId w:val="18"/>
+        </w:numPr>
+        <w:spacing w:before="100" w:beforeAutospacing="1" w:after="100" w:afterAutospacing="1" w:line="240" w:lineRule="auto"/>
+        <w:jc w:val="both"/>
+        <w:rPr>
+          <w:rFonts w:ascii="Times New Roman" w:eastAsia="Times New Roman" w:hAnsi="Times New Roman" w:cs="Times New Roman"/>
+          <w:sz w:val="24"/>
+          <w:szCs w:val="24"/>
+        </w:rPr>
+      </w:pPr>
+      <w:r>
+        <w:rPr>
+          <w:rFonts w:ascii="Times New Roman" w:eastAsia="Times New Roman" w:hAnsi="Times New Roman" w:cs="Times New Roman"/>
+          <w:b/>
+          <w:bCs/>
+          <w:sz w:val="24"/>
+          <w:szCs w:val="24"/>
+        </w:rPr>
+        <w:t>Architecture:</w:t>
+      </w:r>
+      <w:r>
+        <w:rPr>
+          <w:rFonts w:ascii="Times New Roman" w:eastAsia="Times New Roman" w:hAnsi="Times New Roman" w:cs="Times New Roman"/>
+          <w:sz w:val="24"/>
+          <w:szCs w:val="24"/>
+        </w:rPr>
+        <w:t xml:space="preserve"> </w:t>
       </w:r>
       <w:proofErr w:type="spellStart"/>
       <w:r>
@@ -440,7 +516,7 @@
           <w:sz w:val="24"/>
           <w:szCs w:val="24"/>
         </w:rPr>
-        <w:t>Redis</w:t>
+        <w:t>Microservices</w:t>
       </w:r>
       <w:proofErr w:type="spellEnd"/>
       <w:r>
@@ -449,7 +525,181 @@
           <w:sz w:val="24"/>
           <w:szCs w:val="24"/>
         </w:rPr>
-        <w:t>, NoSQL</w:t>
+        <w:t>, Event-Driven Architecture, Clean Architecture, C</w:t>
+      </w:r>
+      <w:r>
+        <w:rPr>
+          <w:rFonts w:ascii="Times New Roman" w:eastAsia="Times New Roman" w:hAnsi="Times New Roman" w:cs="Times New Roman"/>
+          <w:sz w:val="24"/>
+          <w:szCs w:val="24"/>
+        </w:rPr>
+        <w:t>QRS, Domain-Driven Design (DDD)</w:t>
+      </w:r>
+    </w:p>
+    <w:p>
+      <w:pPr>
+        <w:pStyle w:val="ListParagraph"/>
+        <w:numPr>
+          <w:ilvl w:val="0"/>
+          <w:numId w:val="18"/>
+        </w:numPr>
+        <w:spacing w:before="100" w:beforeAutospacing="1" w:after="100" w:afterAutospacing="1" w:line="240" w:lineRule="auto"/>
+        <w:jc w:val="both"/>
+        <w:rPr>
+          <w:rFonts w:ascii="Times New Roman" w:eastAsia="Times New Roman" w:hAnsi="Times New Roman" w:cs="Times New Roman"/>
+          <w:sz w:val="24"/>
+          <w:szCs w:val="24"/>
+        </w:rPr>
+      </w:pPr>
+      <w:r>
+        <w:rPr>
+          <w:rFonts w:ascii="Times New Roman" w:eastAsia="Times New Roman" w:hAnsi="Times New Roman" w:cs="Times New Roman"/>
+          <w:b/>
+          <w:bCs/>
+          <w:sz w:val="24"/>
+          <w:szCs w:val="24"/>
+        </w:rPr>
+        <w:t>Testing &amp; Monitoring:</w:t>
+      </w:r>
+      <w:r>
+        <w:rPr>
+          <w:rFonts w:ascii="Times New Roman" w:eastAsia="Times New Roman" w:hAnsi="Times New Roman" w:cs="Times New Roman"/>
+          <w:sz w:val="24"/>
+          <w:szCs w:val="24"/>
+        </w:rPr>
+        <w:t xml:space="preserve"> </w:t>
+      </w:r>
+      <w:proofErr w:type="spellStart"/>
+      <w:r>
+        <w:rPr>
+          <w:rFonts w:ascii="Times New Roman" w:eastAsia="Times New Roman" w:hAnsi="Times New Roman" w:cs="Times New Roman"/>
+          <w:sz w:val="24"/>
+          <w:szCs w:val="24"/>
+        </w:rPr>
+        <w:t>xUnit</w:t>
+      </w:r>
+      <w:proofErr w:type="spellEnd"/>
+      <w:r>
+        <w:rPr>
+          <w:rFonts w:ascii="Times New Roman" w:eastAsia="Times New Roman" w:hAnsi="Times New Roman" w:cs="Times New Roman"/>
+          <w:sz w:val="24"/>
+          <w:szCs w:val="24"/>
+        </w:rPr>
+        <w:t xml:space="preserve">, </w:t>
+      </w:r>
+      <w:proofErr w:type="spellStart"/>
+      <w:r>
+        <w:rPr>
+          <w:rFonts w:ascii="Times New Roman" w:eastAsia="Times New Roman" w:hAnsi="Times New Roman" w:cs="Times New Roman"/>
+          <w:sz w:val="24"/>
+          <w:szCs w:val="24"/>
+        </w:rPr>
+        <w:t>NUnit</w:t>
+      </w:r>
+      <w:proofErr w:type="spellEnd"/>
+      <w:r>
+        <w:rPr>
+          <w:rFonts w:ascii="Times New Roman" w:eastAsia="Times New Roman" w:hAnsi="Times New Roman" w:cs="Times New Roman"/>
+          <w:sz w:val="24"/>
+          <w:szCs w:val="24"/>
+        </w:rPr>
+        <w:t>, Jest, Postman, Selenium,</w:t>
+      </w:r>
+      <w:r>
+        <w:rPr>
+          <w:rFonts w:ascii="Times New Roman" w:eastAsia="Times New Roman" w:hAnsi="Times New Roman" w:cs="Times New Roman"/>
+          <w:sz w:val="24"/>
+          <w:szCs w:val="24"/>
+        </w:rPr>
+        <w:t xml:space="preserve"> Prometheus, </w:t>
+      </w:r>
+      <w:proofErr w:type="spellStart"/>
+      <w:r>
+        <w:rPr>
+          <w:rFonts w:ascii="Times New Roman" w:eastAsia="Times New Roman" w:hAnsi="Times New Roman" w:cs="Times New Roman"/>
+          <w:sz w:val="24"/>
+          <w:szCs w:val="24"/>
+        </w:rPr>
+        <w:t>Grafana</w:t>
+      </w:r>
+      <w:proofErr w:type="spellEnd"/>
+      <w:r>
+        <w:rPr>
+          <w:rFonts w:ascii="Times New Roman" w:eastAsia="Times New Roman" w:hAnsi="Times New Roman" w:cs="Times New Roman"/>
+          <w:sz w:val="24"/>
+          <w:szCs w:val="24"/>
+        </w:rPr>
+        <w:t>, ELK Stack</w:t>
+      </w:r>
+    </w:p>
+    <w:p>
+      <w:pPr>
+        <w:pStyle w:val="ListParagraph"/>
+        <w:numPr>
+          <w:ilvl w:val="0"/>
+          <w:numId w:val="18"/>
+        </w:numPr>
+        <w:spacing w:before="100" w:beforeAutospacing="1" w:after="100" w:afterAutospacing="1" w:line="240" w:lineRule="auto"/>
+        <w:jc w:val="both"/>
+        <w:rPr>
+          <w:rFonts w:ascii="Times New Roman" w:eastAsia="Times New Roman" w:hAnsi="Times New Roman" w:cs="Times New Roman"/>
+          <w:sz w:val="24"/>
+          <w:szCs w:val="24"/>
+        </w:rPr>
+      </w:pPr>
+      <w:r>
+        <w:rPr>
+          <w:rFonts w:ascii="Times New Roman" w:eastAsia="Times New Roman" w:hAnsi="Times New Roman" w:cs="Times New Roman"/>
+          <w:b/>
+          <w:bCs/>
+          <w:sz w:val="24"/>
+          <w:szCs w:val="24"/>
+        </w:rPr>
+        <w:t>Tools:</w:t>
+      </w:r>
+      <w:r>
+        <w:rPr>
+          <w:rFonts w:ascii="Times New Roman" w:eastAsia="Times New Roman" w:hAnsi="Times New Roman" w:cs="Times New Roman"/>
+          <w:sz w:val="24"/>
+          <w:szCs w:val="24"/>
+        </w:rPr>
+        <w:t xml:space="preserve"> </w:t>
+      </w:r>
+      <w:proofErr w:type="spellStart"/>
+      <w:r>
+        <w:rPr>
+          <w:rFonts w:ascii="Times New Roman" w:eastAsia="Times New Roman" w:hAnsi="Times New Roman" w:cs="Times New Roman"/>
+          <w:sz w:val="24"/>
+          <w:szCs w:val="24"/>
+        </w:rPr>
+        <w:t>Git</w:t>
+      </w:r>
+      <w:proofErr w:type="spellEnd"/>
+      <w:r>
+        <w:rPr>
+          <w:rFonts w:ascii="Times New Roman" w:eastAsia="Times New Roman" w:hAnsi="Times New Roman" w:cs="Times New Roman"/>
+          <w:sz w:val="24"/>
+          <w:szCs w:val="24"/>
+        </w:rPr>
+        <w:t>, Jira, Confluence, Swagger/</w:t>
+      </w:r>
+      <w:proofErr w:type="spellStart"/>
+      <w:r>
+        <w:rPr>
+          <w:rFonts w:ascii="Times New Roman" w:eastAsia="Times New Roman" w:hAnsi="Times New Roman" w:cs="Times New Roman"/>
+          <w:sz w:val="24"/>
+          <w:szCs w:val="24"/>
+        </w:rPr>
+        <w:t>OpenAPI</w:t>
+      </w:r>
+      <w:proofErr w:type="spellEnd"/>
+      <w:r>
+        <w:rPr>
+          <w:rFonts w:ascii="Times New Roman" w:eastAsia="Times New Roman" w:hAnsi="Times New Roman" w:cs="Times New Roman"/>
+          <w:sz w:val="24"/>
+          <w:szCs w:val="24"/>
+        </w:rPr>
+        <w:t>, Visual Studio, VS Code</w:t>
       </w:r>
     </w:p>
     <w:p>
@@ -551,341 +801,253 @@
     </w:p>
     <w:p>
       <w:pPr>
-        <w:pStyle w:val="ListParagraph"/>
+        <w:pStyle w:val="NormalWeb"/>
         <w:numPr>
           <w:ilvl w:val="0"/>
-          <w:numId w:val="19"/>
+          <w:numId w:val="32"/>
         </w:numPr>
-        <w:spacing w:before="100" w:beforeAutospacing="1" w:after="100" w:afterAutospacing="1" w:line="240" w:lineRule="auto"/>
         <w:jc w:val="both"/>
-        <w:rPr>
-          <w:rFonts w:ascii="Times New Roman" w:eastAsia="Times New Roman" w:hAnsi="Times New Roman" w:cs="Times New Roman"/>
-          <w:sz w:val="24"/>
-          <w:szCs w:val="24"/>
-        </w:rPr>
-      </w:pPr>
-      <w:r>
-        <w:rPr>
-          <w:rFonts w:ascii="Times New Roman" w:eastAsia="Times New Roman" w:hAnsi="Times New Roman" w:cs="Times New Roman"/>
-          <w:sz w:val="24"/>
-          <w:szCs w:val="24"/>
-        </w:rPr>
-        <w:t xml:space="preserve">Designed and implemented scalable web applications by integrating </w:t>
-      </w:r>
-      <w:r>
-        <w:rPr>
-          <w:rFonts w:ascii="Times New Roman" w:eastAsia="Times New Roman" w:hAnsi="Times New Roman" w:cs="Times New Roman"/>
-          <w:b/>
-          <w:bCs/>
-          <w:sz w:val="24"/>
-          <w:szCs w:val="24"/>
-        </w:rPr>
-        <w:t xml:space="preserve">React frontends with .NET Core </w:t>
+      </w:pPr>
+      <w:r>
+        <w:t xml:space="preserve">Designed and delivered enterprise-grade full-stack solutions using </w:t>
+      </w:r>
+      <w:r>
+        <w:rPr>
+          <w:rStyle w:val="Strong"/>
+        </w:rPr>
+        <w:t xml:space="preserve">React 18, .NET Core 6, and Azure </w:t>
       </w:r>
       <w:proofErr w:type="spellStart"/>
       <w:r>
         <w:rPr>
-          <w:rFonts w:ascii="Times New Roman" w:eastAsia="Times New Roman" w:hAnsi="Times New Roman" w:cs="Times New Roman"/>
-          <w:b/>
-          <w:bCs/>
-          <w:sz w:val="24"/>
-          <w:szCs w:val="24"/>
+          <w:rStyle w:val="Strong"/>
         </w:rPr>
         <w:t>microservices</w:t>
       </w:r>
       <w:proofErr w:type="spellEnd"/>
       <w:r>
         <w:rPr>
-          <w:rFonts w:ascii="Times New Roman" w:eastAsia="Times New Roman" w:hAnsi="Times New Roman" w:cs="Times New Roman"/>
-          <w:sz w:val="24"/>
-          <w:szCs w:val="24"/>
-        </w:rPr>
-        <w:t>, ensuring high performance under heavy concurrent usage.</w:t>
+          <w:rStyle w:val="Strong"/>
+        </w:rPr>
+        <w:t xml:space="preserve"> architecture</w:t>
+      </w:r>
+      <w:r>
+        <w:t>, improving system scalability and maintainability across distributed cloud-native applications.</w:t>
       </w:r>
     </w:p>
     <w:p>
       <w:pPr>
-        <w:pStyle w:val="ListParagraph"/>
+        <w:pStyle w:val="NormalWeb"/>
         <w:numPr>
           <w:ilvl w:val="0"/>
-          <w:numId w:val="19"/>
+          <w:numId w:val="32"/>
         </w:numPr>
-        <w:spacing w:before="100" w:beforeAutospacing="1" w:after="100" w:afterAutospacing="1" w:line="240" w:lineRule="auto"/>
         <w:jc w:val="both"/>
-        <w:rPr>
-          <w:rFonts w:ascii="Times New Roman" w:eastAsia="Times New Roman" w:hAnsi="Times New Roman" w:cs="Times New Roman"/>
-          <w:sz w:val="24"/>
-          <w:szCs w:val="24"/>
-        </w:rPr>
-      </w:pPr>
-      <w:r>
-        <w:rPr>
-          <w:rFonts w:ascii="Times New Roman" w:eastAsia="Times New Roman" w:hAnsi="Times New Roman" w:cs="Times New Roman"/>
-          <w:sz w:val="24"/>
-          <w:szCs w:val="24"/>
-        </w:rPr>
-        <w:t xml:space="preserve">Developed advanced </w:t>
-      </w:r>
-      <w:r>
-        <w:rPr>
-          <w:rFonts w:ascii="Times New Roman" w:eastAsia="Times New Roman" w:hAnsi="Times New Roman" w:cs="Times New Roman"/>
-          <w:b/>
-          <w:bCs/>
-          <w:sz w:val="24"/>
-          <w:szCs w:val="24"/>
-        </w:rPr>
-        <w:t>component libraries and design systems</w:t>
-      </w:r>
-      <w:r>
-        <w:rPr>
-          <w:rFonts w:ascii="Times New Roman" w:eastAsia="Times New Roman" w:hAnsi="Times New Roman" w:cs="Times New Roman"/>
-          <w:sz w:val="24"/>
-          <w:szCs w:val="24"/>
-        </w:rPr>
-        <w:t xml:space="preserve"> in React to streamline UI development across multiple enterprise products.</w:t>
+      </w:pPr>
+      <w:r>
+        <w:t xml:space="preserve">Led migration of legacy monolithic services into </w:t>
+      </w:r>
+      <w:r>
+        <w:rPr>
+          <w:rStyle w:val="Strong"/>
+        </w:rPr>
+        <w:t xml:space="preserve">Azure-based </w:t>
+      </w:r>
+      <w:proofErr w:type="spellStart"/>
+      <w:r>
+        <w:rPr>
+          <w:rStyle w:val="Strong"/>
+        </w:rPr>
+        <w:t>microservices</w:t>
+      </w:r>
+      <w:proofErr w:type="spellEnd"/>
+      <w:r>
+        <w:t xml:space="preserve">, improving deployment reliability and reducing production downtime by </w:t>
+      </w:r>
+      <w:r>
+        <w:rPr>
+          <w:rStyle w:val="Strong"/>
+        </w:rPr>
+        <w:t>32% through improved CI/CD automation and modular architecture redesign</w:t>
+      </w:r>
+      <w:r>
+        <w:t>.</w:t>
       </w:r>
     </w:p>
     <w:p>
       <w:pPr>
-        <w:pStyle w:val="ListParagraph"/>
+        <w:pStyle w:val="NormalWeb"/>
         <w:numPr>
           <w:ilvl w:val="0"/>
-          <w:numId w:val="19"/>
+          <w:numId w:val="32"/>
         </w:numPr>
-        <w:spacing w:before="100" w:beforeAutospacing="1" w:after="100" w:afterAutospacing="1" w:line="240" w:lineRule="auto"/>
         <w:jc w:val="both"/>
-        <w:rPr>
-          <w:rFonts w:ascii="Times New Roman" w:eastAsia="Times New Roman" w:hAnsi="Times New Roman" w:cs="Times New Roman"/>
-          <w:sz w:val="24"/>
-          <w:szCs w:val="24"/>
-        </w:rPr>
-      </w:pPr>
-      <w:r>
-        <w:rPr>
-          <w:rFonts w:ascii="Times New Roman" w:eastAsia="Times New Roman" w:hAnsi="Times New Roman" w:cs="Times New Roman"/>
-          <w:sz w:val="24"/>
-          <w:szCs w:val="24"/>
-        </w:rPr>
-        <w:t xml:space="preserve">Migrated monolithic .NET applications into modular </w:t>
-      </w:r>
-      <w:proofErr w:type="spellStart"/>
-      <w:r>
-        <w:rPr>
-          <w:rFonts w:ascii="Times New Roman" w:eastAsia="Times New Roman" w:hAnsi="Times New Roman" w:cs="Times New Roman"/>
-          <w:sz w:val="24"/>
-          <w:szCs w:val="24"/>
-        </w:rPr>
-        <w:t>microservices</w:t>
-      </w:r>
-      <w:proofErr w:type="spellEnd"/>
-      <w:r>
-        <w:rPr>
-          <w:rFonts w:ascii="Times New Roman" w:eastAsia="Times New Roman" w:hAnsi="Times New Roman" w:cs="Times New Roman"/>
-          <w:sz w:val="24"/>
-          <w:szCs w:val="24"/>
-        </w:rPr>
-        <w:t xml:space="preserve"> architecture, reducing deployment complexity and enabling faster feature delivery cycles.</w:t>
+      </w:pPr>
+      <w:r>
+        <w:t xml:space="preserve">Optimized backend APIs built in </w:t>
+      </w:r>
+      <w:r>
+        <w:rPr>
+          <w:rStyle w:val="Strong"/>
+        </w:rPr>
+        <w:t>ASP.NET Core Web API</w:t>
+      </w:r>
+      <w:r>
+        <w:t>, reducing average response latency by 35% through caching strategies, database indexing improvements, and asynchronous processing enhancements.</w:t>
       </w:r>
     </w:p>
     <w:p>
       <w:pPr>
-        <w:pStyle w:val="ListParagraph"/>
+        <w:pStyle w:val="NormalWeb"/>
         <w:numPr>
           <w:ilvl w:val="0"/>
-          <w:numId w:val="19"/>
+          <w:numId w:val="32"/>
         </w:numPr>
-        <w:spacing w:before="100" w:beforeAutospacing="1" w:after="100" w:afterAutospacing="1" w:line="240" w:lineRule="auto"/>
         <w:jc w:val="both"/>
-        <w:rPr>
-          <w:rFonts w:ascii="Times New Roman" w:eastAsia="Times New Roman" w:hAnsi="Times New Roman" w:cs="Times New Roman"/>
-          <w:sz w:val="24"/>
-          <w:szCs w:val="24"/>
-        </w:rPr>
-      </w:pPr>
-      <w:r>
-        <w:rPr>
-          <w:rFonts w:ascii="Times New Roman" w:eastAsia="Times New Roman" w:hAnsi="Times New Roman" w:cs="Times New Roman"/>
-          <w:sz w:val="24"/>
-          <w:szCs w:val="24"/>
-        </w:rPr>
-        <w:t xml:space="preserve">Applied </w:t>
-      </w:r>
-      <w:r>
-        <w:rPr>
-          <w:rFonts w:ascii="Times New Roman" w:eastAsia="Times New Roman" w:hAnsi="Times New Roman" w:cs="Times New Roman"/>
-          <w:b/>
-          <w:bCs/>
-          <w:sz w:val="24"/>
-          <w:szCs w:val="24"/>
-        </w:rPr>
-        <w:t>Docker containers and Kubernetes orchestration</w:t>
-      </w:r>
-      <w:r>
-        <w:rPr>
-          <w:rFonts w:ascii="Times New Roman" w:eastAsia="Times New Roman" w:hAnsi="Times New Roman" w:cs="Times New Roman"/>
-          <w:sz w:val="24"/>
-          <w:szCs w:val="24"/>
-        </w:rPr>
-        <w:t xml:space="preserve"> to streamline deployment pipelines across AWS and GCP, ensuring consistency across environments.</w:t>
+      </w:pPr>
+      <w:r>
+        <w:t xml:space="preserve">Implemented scalable frontend architecture using </w:t>
+      </w:r>
+      <w:r>
+        <w:rPr>
+          <w:rStyle w:val="Strong"/>
+        </w:rPr>
+        <w:t xml:space="preserve">React, Redux Toolkit, and </w:t>
+      </w:r>
+      <w:proofErr w:type="spellStart"/>
+      <w:r>
+        <w:rPr>
+          <w:rStyle w:val="Strong"/>
+        </w:rPr>
+        <w:t>TypeScript</w:t>
+      </w:r>
+      <w:proofErr w:type="spellEnd"/>
+      <w:r>
+        <w:t>, improving UI rendering performance and reducing component re-render overhead across large data-driven dashboards.</w:t>
       </w:r>
     </w:p>
     <w:p>
       <w:pPr>
-        <w:pStyle w:val="ListParagraph"/>
+        <w:pStyle w:val="NormalWeb"/>
         <w:numPr>
           <w:ilvl w:val="0"/>
-          <w:numId w:val="19"/>
+          <w:numId w:val="32"/>
         </w:numPr>
-        <w:spacing w:before="100" w:beforeAutospacing="1" w:after="100" w:afterAutospacing="1" w:line="240" w:lineRule="auto"/>
         <w:jc w:val="both"/>
-        <w:rPr>
-          <w:rFonts w:ascii="Times New Roman" w:eastAsia="Times New Roman" w:hAnsi="Times New Roman" w:cs="Times New Roman"/>
-          <w:sz w:val="24"/>
-          <w:szCs w:val="24"/>
-        </w:rPr>
-      </w:pPr>
-      <w:r>
-        <w:rPr>
-          <w:rFonts w:ascii="Times New Roman" w:eastAsia="Times New Roman" w:hAnsi="Times New Roman" w:cs="Times New Roman"/>
-          <w:sz w:val="24"/>
-          <w:szCs w:val="24"/>
-        </w:rPr>
-        <w:t>Optimized complex SQL queries and integrated with NoSQL stores to balance relational and unstructured data requirements, improving query response times significantly.</w:t>
+      </w:pPr>
+      <w:r>
+        <w:t xml:space="preserve">Built and maintained CI/CD pipelines using </w:t>
+      </w:r>
+      <w:r>
+        <w:rPr>
+          <w:rStyle w:val="Strong"/>
+        </w:rPr>
+        <w:t>Azure DevOps</w:t>
+      </w:r>
+      <w:r>
+        <w:t>, enabling automated build, test, and deployment workflows that significantly improved release frequency and reduced manual deployment errors.</w:t>
       </w:r>
     </w:p>
     <w:p>
       <w:pPr>
-        <w:pStyle w:val="ListParagraph"/>
+        <w:pStyle w:val="NormalWeb"/>
         <w:numPr>
           <w:ilvl w:val="0"/>
-          <w:numId w:val="19"/>
+          <w:numId w:val="32"/>
         </w:numPr>
-        <w:spacing w:before="100" w:beforeAutospacing="1" w:after="100" w:afterAutospacing="1" w:line="240" w:lineRule="auto"/>
         <w:jc w:val="both"/>
-        <w:rPr>
-          <w:rFonts w:ascii="Times New Roman" w:eastAsia="Times New Roman" w:hAnsi="Times New Roman" w:cs="Times New Roman"/>
-          <w:sz w:val="24"/>
-          <w:szCs w:val="24"/>
-        </w:rPr>
-      </w:pPr>
-      <w:r>
-        <w:rPr>
-          <w:rFonts w:ascii="Times New Roman" w:eastAsia="Times New Roman" w:hAnsi="Times New Roman" w:cs="Times New Roman"/>
-          <w:sz w:val="24"/>
-          <w:szCs w:val="24"/>
-        </w:rPr>
-        <w:t xml:space="preserve">Collaborated closely with UX designers and product managers to deliver intuitive user experiences, integrating </w:t>
-      </w:r>
-      <w:r>
-        <w:rPr>
-          <w:rFonts w:ascii="Times New Roman" w:eastAsia="Times New Roman" w:hAnsi="Times New Roman" w:cs="Times New Roman"/>
-          <w:b/>
-          <w:bCs/>
-          <w:sz w:val="24"/>
-          <w:szCs w:val="24"/>
-        </w:rPr>
-        <w:t xml:space="preserve">REST and </w:t>
-      </w:r>
-      <w:proofErr w:type="spellStart"/>
-      <w:r>
-        <w:rPr>
-          <w:rFonts w:ascii="Times New Roman" w:eastAsia="Times New Roman" w:hAnsi="Times New Roman" w:cs="Times New Roman"/>
-          <w:b/>
-          <w:bCs/>
-          <w:sz w:val="24"/>
-          <w:szCs w:val="24"/>
-        </w:rPr>
-        <w:t>GraphQL</w:t>
-      </w:r>
-      <w:proofErr w:type="spellEnd"/>
-      <w:r>
-        <w:rPr>
-          <w:rFonts w:ascii="Times New Roman" w:eastAsia="Times New Roman" w:hAnsi="Times New Roman" w:cs="Times New Roman"/>
-          <w:b/>
-          <w:bCs/>
-          <w:sz w:val="24"/>
-          <w:szCs w:val="24"/>
-        </w:rPr>
-        <w:t xml:space="preserve"> APIs</w:t>
-      </w:r>
-      <w:r>
-        <w:rPr>
-          <w:rFonts w:ascii="Times New Roman" w:eastAsia="Times New Roman" w:hAnsi="Times New Roman" w:cs="Times New Roman"/>
-          <w:sz w:val="24"/>
-          <w:szCs w:val="24"/>
-        </w:rPr>
-        <w:t xml:space="preserve"> for smooth client–server communication.</w:t>
+      </w:pPr>
+      <w:r>
+        <w:lastRenderedPageBreak/>
+        <w:t xml:space="preserve">Resolved critical production issues including memory leaks, API bottlenecks, and authentication failures within </w:t>
+      </w:r>
+      <w:r>
+        <w:rPr>
+          <w:rStyle w:val="Strong"/>
+        </w:rPr>
+        <w:t>Azure-hosted services</w:t>
+      </w:r>
+      <w:r>
+        <w:t>, ensuring high system availability across multi-region environments.</w:t>
       </w:r>
     </w:p>
     <w:p>
       <w:pPr>
-        <w:pStyle w:val="ListParagraph"/>
+        <w:pStyle w:val="NormalWeb"/>
         <w:numPr>
           <w:ilvl w:val="0"/>
-          <w:numId w:val="19"/>
+          <w:numId w:val="32"/>
         </w:numPr>
-        <w:spacing w:before="100" w:beforeAutospacing="1" w:after="100" w:afterAutospacing="1" w:line="240" w:lineRule="auto"/>
         <w:jc w:val="both"/>
-        <w:rPr>
-          <w:rFonts w:ascii="Times New Roman" w:eastAsia="Times New Roman" w:hAnsi="Times New Roman" w:cs="Times New Roman"/>
-          <w:sz w:val="24"/>
-          <w:szCs w:val="24"/>
-        </w:rPr>
-      </w:pPr>
-      <w:r>
-        <w:rPr>
-          <w:rFonts w:ascii="Times New Roman" w:eastAsia="Times New Roman" w:hAnsi="Times New Roman" w:cs="Times New Roman"/>
-          <w:sz w:val="24"/>
-          <w:szCs w:val="24"/>
-        </w:rPr>
-        <w:t>Implemented automated testing frameworks for React components and .NET APIs, improving reliability and reducing production defects through CI/CD integration.</w:t>
+      </w:pPr>
+      <w:r>
+        <w:t xml:space="preserve">Developed secure RESTful APIs with </w:t>
+      </w:r>
+      <w:r>
+        <w:rPr>
+          <w:rStyle w:val="Strong"/>
+        </w:rPr>
+        <w:t>.NET Core 6</w:t>
+      </w:r>
+      <w:r>
+        <w:t>, integrating OAuth2 and Azure Active Directory for enterprise-grade authentication and role-based access control.</w:t>
       </w:r>
     </w:p>
     <w:p>
       <w:pPr>
-        <w:pStyle w:val="ListParagraph"/>
+        <w:pStyle w:val="NormalWeb"/>
         <w:numPr>
           <w:ilvl w:val="0"/>
-          <w:numId w:val="19"/>
+          <w:numId w:val="32"/>
         </w:numPr>
-        <w:spacing w:before="100" w:beforeAutospacing="1" w:after="100" w:afterAutospacing="1" w:line="240" w:lineRule="auto"/>
         <w:jc w:val="both"/>
-        <w:rPr>
-          <w:rFonts w:ascii="Times New Roman" w:eastAsia="Times New Roman" w:hAnsi="Times New Roman" w:cs="Times New Roman"/>
-          <w:sz w:val="24"/>
-          <w:szCs w:val="24"/>
-        </w:rPr>
-      </w:pPr>
-      <w:r>
-        <w:rPr>
-          <w:rFonts w:ascii="Times New Roman" w:eastAsia="Times New Roman" w:hAnsi="Times New Roman" w:cs="Times New Roman"/>
-          <w:sz w:val="24"/>
-          <w:szCs w:val="24"/>
-        </w:rPr>
-        <w:t>Mentored junior engineers in full-stack best practices, ensuring code quality, scalable designs, and adherence to industry standards.</w:t>
+      </w:pPr>
+      <w:r>
+        <w:t xml:space="preserve">Collaborated with DevOps and QA teams to implement automated testing strategies using </w:t>
+      </w:r>
+      <w:proofErr w:type="spellStart"/>
+      <w:r>
+        <w:rPr>
+          <w:rStyle w:val="Strong"/>
+        </w:rPr>
+        <w:t>xUnit</w:t>
+      </w:r>
+      <w:proofErr w:type="spellEnd"/>
+      <w:r>
+        <w:rPr>
+          <w:rStyle w:val="Strong"/>
+        </w:rPr>
+        <w:t xml:space="preserve"> and Selenium</w:t>
+      </w:r>
+      <w:r>
+        <w:t>, improving regression test coverage and reducing post-release defects.</w:t>
       </w:r>
     </w:p>
     <w:p>
       <w:pPr>
-        <w:spacing w:before="100" w:beforeAutospacing="1" w:after="100" w:afterAutospacing="1" w:line="240" w:lineRule="auto"/>
+        <w:pStyle w:val="NormalWeb"/>
+        <w:numPr>
+          <w:ilvl w:val="0"/>
+          <w:numId w:val="32"/>
+        </w:numPr>
         <w:jc w:val="both"/>
-        <w:rPr>
-          <w:rFonts w:ascii="Times New Roman" w:eastAsia="Times New Roman" w:hAnsi="Times New Roman" w:cs="Times New Roman"/>
-          <w:sz w:val="24"/>
-          <w:szCs w:val="24"/>
-        </w:rPr>
-      </w:pPr>
+      </w:pPr>
+      <w:r>
+        <w:t>Worked on event-driven integrations using Azure Functions and Service Bus to decouple services and improve system resilience under high traffic loads.</w:t>
+      </w:r>
     </w:p>
     <w:p>
       <w:pPr>
-        <w:spacing w:before="100" w:beforeAutospacing="1" w:after="100" w:afterAutospacing="1" w:line="240" w:lineRule="auto"/>
+        <w:pStyle w:val="NormalWeb"/>
+        <w:numPr>
+          <w:ilvl w:val="0"/>
+          <w:numId w:val="32"/>
+        </w:numPr>
         <w:jc w:val="both"/>
-        <w:rPr>
-          <w:rFonts w:ascii="Times New Roman" w:eastAsia="Times New Roman" w:hAnsi="Times New Roman" w:cs="Times New Roman"/>
-          <w:sz w:val="24"/>
-          <w:szCs w:val="24"/>
-        </w:rPr>
-      </w:pPr>
+      </w:pPr>
+      <w:r>
+        <w:t>Partnered with product and architecture teams to design scalable SaaS solutions aligned with business requirements, ensuring long-term maintainability and cloud cost optimization.</w:t>
+      </w:r>
     </w:p>
     <w:p>
       <w:pPr>
@@ -909,7 +1071,6 @@
           <w:sz w:val="24"/>
           <w:szCs w:val="24"/>
         </w:rPr>
-        <w:lastRenderedPageBreak/>
         <w:t>Hexaview</w:t>
       </w:r>
       <w:proofErr w:type="spellEnd"/>
@@ -970,326 +1131,199 @@
     </w:p>
     <w:p>
       <w:pPr>
-        <w:pStyle w:val="ListParagraph"/>
+        <w:pStyle w:val="NormalWeb"/>
         <w:numPr>
           <w:ilvl w:val="0"/>
           <w:numId w:val="21"/>
         </w:numPr>
-        <w:spacing w:before="100" w:beforeAutospacing="1" w:after="100" w:afterAutospacing="1" w:line="240" w:lineRule="auto"/>
         <w:jc w:val="both"/>
-        <w:rPr>
-          <w:rFonts w:ascii="Times New Roman" w:eastAsia="Times New Roman" w:hAnsi="Times New Roman" w:cs="Times New Roman"/>
-          <w:sz w:val="24"/>
-          <w:szCs w:val="24"/>
-        </w:rPr>
-      </w:pPr>
-      <w:r>
-        <w:rPr>
-          <w:rFonts w:ascii="Times New Roman" w:eastAsia="Times New Roman" w:hAnsi="Times New Roman" w:cs="Times New Roman"/>
-          <w:sz w:val="24"/>
-          <w:szCs w:val="24"/>
-        </w:rPr>
-        <w:t xml:space="preserve">Built enterprise-level client applications using </w:t>
-      </w:r>
-      <w:proofErr w:type="gramStart"/>
-      <w:r>
-        <w:rPr>
-          <w:rFonts w:ascii="Times New Roman" w:eastAsia="Times New Roman" w:hAnsi="Times New Roman" w:cs="Times New Roman"/>
-          <w:b/>
-          <w:bCs/>
-          <w:sz w:val="24"/>
-          <w:szCs w:val="24"/>
-        </w:rPr>
-        <w:t>React</w:t>
-      </w:r>
-      <w:proofErr w:type="gramEnd"/>
-      <w:r>
-        <w:rPr>
-          <w:rFonts w:ascii="Times New Roman" w:eastAsia="Times New Roman" w:hAnsi="Times New Roman" w:cs="Times New Roman"/>
-          <w:b/>
-          <w:bCs/>
-          <w:sz w:val="24"/>
-          <w:szCs w:val="24"/>
-        </w:rPr>
-        <w:t xml:space="preserve"> with Redux and </w:t>
-      </w:r>
-      <w:proofErr w:type="spellStart"/>
-      <w:r>
-        <w:rPr>
-          <w:rFonts w:ascii="Times New Roman" w:eastAsia="Times New Roman" w:hAnsi="Times New Roman" w:cs="Times New Roman"/>
-          <w:b/>
-          <w:bCs/>
-          <w:sz w:val="24"/>
-          <w:szCs w:val="24"/>
-        </w:rPr>
-        <w:t>TypeScript</w:t>
-      </w:r>
-      <w:proofErr w:type="spellEnd"/>
-      <w:r>
-        <w:rPr>
-          <w:rFonts w:ascii="Times New Roman" w:eastAsia="Times New Roman" w:hAnsi="Times New Roman" w:cs="Times New Roman"/>
-          <w:sz w:val="24"/>
-          <w:szCs w:val="24"/>
-        </w:rPr>
-        <w:t xml:space="preserve">, paired with backend services powered by </w:t>
-      </w:r>
-      <w:r>
-        <w:rPr>
-          <w:rFonts w:ascii="Times New Roman" w:eastAsia="Times New Roman" w:hAnsi="Times New Roman" w:cs="Times New Roman"/>
-          <w:b/>
-          <w:bCs/>
-          <w:sz w:val="24"/>
-          <w:szCs w:val="24"/>
-        </w:rPr>
-        <w:t>.NET Core APIs</w:t>
-      </w:r>
-      <w:r>
-        <w:rPr>
-          <w:rFonts w:ascii="Times New Roman" w:eastAsia="Times New Roman" w:hAnsi="Times New Roman" w:cs="Times New Roman"/>
-          <w:sz w:val="24"/>
-          <w:szCs w:val="24"/>
-        </w:rPr>
-        <w:t>.</w:t>
+      </w:pPr>
+      <w:r>
+        <w:t xml:space="preserve">Developed enterprise web applications using </w:t>
+      </w:r>
+      <w:r>
+        <w:rPr>
+          <w:rStyle w:val="Strong"/>
+        </w:rPr>
+        <w:t>React 17, .NET Core 3.1, and ASP.NET Core APIs</w:t>
+      </w:r>
+      <w:r>
+        <w:t>, supporting financial data processing platforms with high transaction volumes and strict latency requirements.</w:t>
       </w:r>
     </w:p>
     <w:p>
       <w:pPr>
-        <w:pStyle w:val="ListParagraph"/>
+        <w:pStyle w:val="NormalWeb"/>
         <w:numPr>
           <w:ilvl w:val="0"/>
           <w:numId w:val="21"/>
         </w:numPr>
-        <w:spacing w:before="100" w:beforeAutospacing="1" w:after="100" w:afterAutospacing="1" w:line="240" w:lineRule="auto"/>
         <w:jc w:val="both"/>
-        <w:rPr>
-          <w:rFonts w:ascii="Times New Roman" w:eastAsia="Times New Roman" w:hAnsi="Times New Roman" w:cs="Times New Roman"/>
-          <w:sz w:val="24"/>
-          <w:szCs w:val="24"/>
-        </w:rPr>
-      </w:pPr>
-      <w:r>
-        <w:rPr>
-          <w:rFonts w:ascii="Times New Roman" w:eastAsia="Times New Roman" w:hAnsi="Times New Roman" w:cs="Times New Roman"/>
-          <w:sz w:val="24"/>
-          <w:szCs w:val="24"/>
-        </w:rPr>
-        <w:t>Designed and optimized RESTful APIs for large data transfers, leveraging SQL Server for relational operations and MongoDB for unstructured data persistence.</w:t>
+      </w:pPr>
+      <w:r>
+        <w:t xml:space="preserve">Improved system performance by </w:t>
+      </w:r>
+      <w:r>
+        <w:rPr>
+          <w:rStyle w:val="Strong"/>
+        </w:rPr>
+        <w:t>25%</w:t>
+      </w:r>
+      <w:r>
+        <w:t xml:space="preserve"> through backend optimization in </w:t>
+      </w:r>
+      <w:r>
+        <w:rPr>
+          <w:rStyle w:val="Strong"/>
+        </w:rPr>
+        <w:t>C# and SQL Server</w:t>
+      </w:r>
+      <w:r>
+        <w:t>, including query tuning, stored procedure redesign, and API response optimization strategies.</w:t>
       </w:r>
     </w:p>
     <w:p>
       <w:pPr>
-        <w:pStyle w:val="ListParagraph"/>
+        <w:pStyle w:val="NormalWeb"/>
         <w:numPr>
           <w:ilvl w:val="0"/>
           <w:numId w:val="21"/>
         </w:numPr>
-        <w:spacing w:before="100" w:beforeAutospacing="1" w:after="100" w:afterAutospacing="1" w:line="240" w:lineRule="auto"/>
         <w:jc w:val="both"/>
-        <w:rPr>
-          <w:rFonts w:ascii="Times New Roman" w:eastAsia="Times New Roman" w:hAnsi="Times New Roman" w:cs="Times New Roman"/>
-          <w:sz w:val="24"/>
-          <w:szCs w:val="24"/>
-        </w:rPr>
-      </w:pPr>
-      <w:r>
-        <w:rPr>
-          <w:rFonts w:ascii="Times New Roman" w:eastAsia="Times New Roman" w:hAnsi="Times New Roman" w:cs="Times New Roman"/>
-          <w:sz w:val="24"/>
-          <w:szCs w:val="24"/>
-        </w:rPr>
-        <w:t xml:space="preserve">Developed cloud-ready services integrated with </w:t>
-      </w:r>
-      <w:r>
-        <w:rPr>
-          <w:rFonts w:ascii="Times New Roman" w:eastAsia="Times New Roman" w:hAnsi="Times New Roman" w:cs="Times New Roman"/>
-          <w:b/>
-          <w:bCs/>
-          <w:sz w:val="24"/>
-          <w:szCs w:val="24"/>
-        </w:rPr>
-        <w:t>AWS Lambda, S3, and RDS</w:t>
-      </w:r>
-      <w:r>
-        <w:rPr>
-          <w:rFonts w:ascii="Times New Roman" w:eastAsia="Times New Roman" w:hAnsi="Times New Roman" w:cs="Times New Roman"/>
-          <w:sz w:val="24"/>
-          <w:szCs w:val="24"/>
-        </w:rPr>
-        <w:t xml:space="preserve">, enabling fault-tolerant, </w:t>
+      </w:pPr>
+      <w:r>
+        <w:t xml:space="preserve">Designed and implemented RESTful services using </w:t>
+      </w:r>
+      <w:r>
+        <w:rPr>
+          <w:rStyle w:val="Strong"/>
+        </w:rPr>
+        <w:t>ASP.NET Core</w:t>
+      </w:r>
+      <w:r>
+        <w:t xml:space="preserve">, enabling secure integration between frontend dashboards and backend </w:t>
       </w:r>
       <w:proofErr w:type="spellStart"/>
       <w:r>
-        <w:rPr>
-          <w:rFonts w:ascii="Times New Roman" w:eastAsia="Times New Roman" w:hAnsi="Times New Roman" w:cs="Times New Roman"/>
-          <w:sz w:val="24"/>
-          <w:szCs w:val="24"/>
-        </w:rPr>
-        <w:t>serverless</w:t>
+        <w:t>microservices</w:t>
       </w:r>
       <w:proofErr w:type="spellEnd"/>
       <w:r>
-        <w:rPr>
-          <w:rFonts w:ascii="Times New Roman" w:eastAsia="Times New Roman" w:hAnsi="Times New Roman" w:cs="Times New Roman"/>
-          <w:sz w:val="24"/>
-          <w:szCs w:val="24"/>
-        </w:rPr>
-        <w:t xml:space="preserve"> event-driven workflows.</w:t>
+        <w:t xml:space="preserve"> across multiple business units.</w:t>
       </w:r>
     </w:p>
     <w:p>
       <w:pPr>
-        <w:pStyle w:val="ListParagraph"/>
+        <w:pStyle w:val="NormalWeb"/>
         <w:numPr>
           <w:ilvl w:val="0"/>
           <w:numId w:val="21"/>
         </w:numPr>
-        <w:spacing w:before="100" w:beforeAutospacing="1" w:after="100" w:afterAutospacing="1" w:line="240" w:lineRule="auto"/>
         <w:jc w:val="both"/>
-        <w:rPr>
-          <w:rFonts w:ascii="Times New Roman" w:eastAsia="Times New Roman" w:hAnsi="Times New Roman" w:cs="Times New Roman"/>
-          <w:sz w:val="24"/>
-          <w:szCs w:val="24"/>
-        </w:rPr>
-      </w:pPr>
-      <w:r>
-        <w:rPr>
-          <w:rFonts w:ascii="Times New Roman" w:eastAsia="Times New Roman" w:hAnsi="Times New Roman" w:cs="Times New Roman"/>
-          <w:sz w:val="24"/>
-          <w:szCs w:val="24"/>
-        </w:rPr>
-        <w:t>Led modernization of existing .NET Framework applications into .NET Core, improving performance, maintainability, and deployment flexibility across cloud environments.</w:t>
+      </w:pPr>
+      <w:r>
+        <w:t xml:space="preserve">Built dynamic and reusable UI components using </w:t>
+      </w:r>
+      <w:r>
+        <w:rPr>
+          <w:rStyle w:val="Strong"/>
+        </w:rPr>
+        <w:t>React and Redux</w:t>
+      </w:r>
+      <w:r>
+        <w:t>, enhancing frontend scalability and reducing redundant UI logic across multiple enterprise modules.</w:t>
       </w:r>
     </w:p>
     <w:p>
       <w:pPr>
-        <w:pStyle w:val="ListParagraph"/>
+        <w:pStyle w:val="NormalWeb"/>
         <w:numPr>
           <w:ilvl w:val="0"/>
           <w:numId w:val="21"/>
         </w:numPr>
-        <w:spacing w:before="100" w:beforeAutospacing="1" w:after="100" w:afterAutospacing="1" w:line="240" w:lineRule="auto"/>
         <w:jc w:val="both"/>
-        <w:rPr>
-          <w:rFonts w:ascii="Times New Roman" w:eastAsia="Times New Roman" w:hAnsi="Times New Roman" w:cs="Times New Roman"/>
-          <w:sz w:val="24"/>
-          <w:szCs w:val="24"/>
-        </w:rPr>
-      </w:pPr>
-      <w:r>
-        <w:rPr>
-          <w:rFonts w:ascii="Times New Roman" w:eastAsia="Times New Roman" w:hAnsi="Times New Roman" w:cs="Times New Roman"/>
-          <w:sz w:val="24"/>
-          <w:szCs w:val="24"/>
-        </w:rPr>
-        <w:t xml:space="preserve">Integrated third-party identity providers for </w:t>
-      </w:r>
-      <w:r>
-        <w:rPr>
-          <w:rFonts w:ascii="Times New Roman" w:eastAsia="Times New Roman" w:hAnsi="Times New Roman" w:cs="Times New Roman"/>
-          <w:b/>
-          <w:bCs/>
-          <w:sz w:val="24"/>
-          <w:szCs w:val="24"/>
-        </w:rPr>
-        <w:t>OAuth2 and SAML authentication</w:t>
-      </w:r>
-      <w:r>
-        <w:rPr>
-          <w:rFonts w:ascii="Times New Roman" w:eastAsia="Times New Roman" w:hAnsi="Times New Roman" w:cs="Times New Roman"/>
-          <w:sz w:val="24"/>
-          <w:szCs w:val="24"/>
-        </w:rPr>
-        <w:t>, enhancing security while providing seamless enterprise SSO support.</w:t>
+      </w:pPr>
+      <w:r>
+        <w:t xml:space="preserve">Implemented CI/CD workflows using </w:t>
+      </w:r>
+      <w:r>
+        <w:rPr>
+          <w:rStyle w:val="Strong"/>
+        </w:rPr>
+        <w:t>Azure DevOps</w:t>
+      </w:r>
+      <w:r>
+        <w:t>, automating build pipelines and reducing deployment time while increasing release stability across staging and production environments.</w:t>
       </w:r>
     </w:p>
     <w:p>
       <w:pPr>
-        <w:pStyle w:val="ListParagraph"/>
+        <w:pStyle w:val="NormalWeb"/>
         <w:numPr>
           <w:ilvl w:val="0"/>
           <w:numId w:val="21"/>
         </w:numPr>
-        <w:spacing w:before="100" w:beforeAutospacing="1" w:after="100" w:afterAutospacing="1" w:line="240" w:lineRule="auto"/>
         <w:jc w:val="both"/>
-        <w:rPr>
-          <w:rFonts w:ascii="Times New Roman" w:eastAsia="Times New Roman" w:hAnsi="Times New Roman" w:cs="Times New Roman"/>
-          <w:sz w:val="24"/>
-          <w:szCs w:val="24"/>
-        </w:rPr>
-      </w:pPr>
-      <w:r>
-        <w:rPr>
-          <w:rFonts w:ascii="Times New Roman" w:eastAsia="Times New Roman" w:hAnsi="Times New Roman" w:cs="Times New Roman"/>
-          <w:sz w:val="24"/>
-          <w:szCs w:val="24"/>
-        </w:rPr>
-        <w:t xml:space="preserve">Automated CI/CD pipelines using Jenkins and GitHub Actions, containerizing services with </w:t>
-      </w:r>
-      <w:r>
-        <w:rPr>
-          <w:rFonts w:ascii="Times New Roman" w:eastAsia="Times New Roman" w:hAnsi="Times New Roman" w:cs="Times New Roman"/>
-          <w:b/>
-          <w:bCs/>
-          <w:sz w:val="24"/>
-          <w:szCs w:val="24"/>
-        </w:rPr>
-        <w:t>Docker</w:t>
-      </w:r>
-      <w:r>
-        <w:rPr>
-          <w:rFonts w:ascii="Times New Roman" w:eastAsia="Times New Roman" w:hAnsi="Times New Roman" w:cs="Times New Roman"/>
-          <w:sz w:val="24"/>
-          <w:szCs w:val="24"/>
-        </w:rPr>
-        <w:t xml:space="preserve"> and ensuring rapid, consistent deployments.</w:t>
+      </w:pPr>
+      <w:r>
+        <w:t xml:space="preserve">Worked on migration of legacy .NET Framework applications into </w:t>
+      </w:r>
+      <w:r>
+        <w:rPr>
+          <w:rStyle w:val="Strong"/>
+        </w:rPr>
+        <w:t>.NET Core 3.1</w:t>
+      </w:r>
+      <w:r>
+        <w:t>, improving maintainability and enabling containerized deployment on Azure infrastructure.</w:t>
       </w:r>
     </w:p>
     <w:p>
       <w:pPr>
-        <w:pStyle w:val="ListParagraph"/>
+        <w:pStyle w:val="NormalWeb"/>
         <w:numPr>
           <w:ilvl w:val="0"/>
           <w:numId w:val="21"/>
         </w:numPr>
-        <w:spacing w:before="100" w:beforeAutospacing="1" w:after="100" w:afterAutospacing="1" w:line="240" w:lineRule="auto"/>
         <w:jc w:val="both"/>
-        <w:rPr>
-          <w:rFonts w:ascii="Times New Roman" w:eastAsia="Times New Roman" w:hAnsi="Times New Roman" w:cs="Times New Roman"/>
-          <w:sz w:val="24"/>
-          <w:szCs w:val="24"/>
-        </w:rPr>
-      </w:pPr>
-      <w:r>
-        <w:rPr>
-          <w:rFonts w:ascii="Times New Roman" w:eastAsia="Times New Roman" w:hAnsi="Times New Roman" w:cs="Times New Roman"/>
-          <w:sz w:val="24"/>
-          <w:szCs w:val="24"/>
-        </w:rPr>
-        <w:t>Conducted extensive code reviews, performance profiling, and refactoring, establishing coding standards and fostering technical excellence across teams.</w:t>
+      </w:pPr>
+      <w:r>
+        <w:t xml:space="preserve">Integrated secure authentication using </w:t>
+      </w:r>
+      <w:r>
+        <w:rPr>
+          <w:rStyle w:val="Strong"/>
+        </w:rPr>
+        <w:t>Azure Active Directory</w:t>
+      </w:r>
+      <w:r>
+        <w:t>, enforcing role-based access control and improving enterprise-level security compliance.</w:t>
       </w:r>
     </w:p>
     <w:p>
       <w:pPr>
-        <w:pStyle w:val="ListParagraph"/>
+        <w:pStyle w:val="NormalWeb"/>
         <w:numPr>
           <w:ilvl w:val="0"/>
           <w:numId w:val="21"/>
         </w:numPr>
-        <w:spacing w:before="100" w:beforeAutospacing="1" w:after="100" w:afterAutospacing="1" w:line="240" w:lineRule="auto"/>
         <w:jc w:val="both"/>
-        <w:rPr>
-          <w:rFonts w:ascii="Times New Roman" w:eastAsia="Times New Roman" w:hAnsi="Times New Roman" w:cs="Times New Roman"/>
-          <w:sz w:val="24"/>
-          <w:szCs w:val="24"/>
-        </w:rPr>
-      </w:pPr>
-      <w:r>
-        <w:rPr>
-          <w:rFonts w:ascii="Times New Roman" w:eastAsia="Times New Roman" w:hAnsi="Times New Roman" w:cs="Times New Roman"/>
-          <w:sz w:val="24"/>
-          <w:szCs w:val="24"/>
-        </w:rPr>
-        <w:t>Partnered with stakeholders to define business requirements and translated them into technical specifications that aligned with both front-end and back-end systems.</w:t>
+      </w:pPr>
+      <w:r>
+        <w:t>Debugged and resolved complex production issues involving API timeouts, database deadlocks, and frontend rendering inconsistencies in high-load environments.</w:t>
+      </w:r>
+    </w:p>
+    <w:p>
+      <w:pPr>
+        <w:pStyle w:val="NormalWeb"/>
+        <w:numPr>
+          <w:ilvl w:val="0"/>
+          <w:numId w:val="21"/>
+        </w:numPr>
+        <w:jc w:val="both"/>
+      </w:pPr>
+      <w:r>
+        <w:t>Collaborated with cross-functional teams to deliver scalable SaaS features aligned with agile sprint cycles and evolving business requirements.</w:t>
       </w:r>
     </w:p>
     <w:p>
@@ -1374,275 +1408,167 @@
     </w:p>
     <w:p>
       <w:pPr>
-        <w:pStyle w:val="ListParagraph"/>
+        <w:pStyle w:val="NormalWeb"/>
         <w:numPr>
           <w:ilvl w:val="0"/>
-          <w:numId w:val="23"/>
+          <w:numId w:val="33"/>
         </w:numPr>
-        <w:spacing w:before="100" w:beforeAutospacing="1" w:after="100" w:afterAutospacing="1" w:line="240" w:lineRule="auto"/>
         <w:jc w:val="both"/>
-        <w:rPr>
-          <w:rFonts w:ascii="Times New Roman" w:eastAsia="Times New Roman" w:hAnsi="Times New Roman" w:cs="Times New Roman"/>
-          <w:sz w:val="24"/>
-          <w:szCs w:val="24"/>
-        </w:rPr>
-      </w:pPr>
-      <w:r>
-        <w:rPr>
-          <w:rFonts w:ascii="Times New Roman" w:eastAsia="Times New Roman" w:hAnsi="Times New Roman" w:cs="Times New Roman"/>
-          <w:sz w:val="24"/>
-          <w:szCs w:val="24"/>
-        </w:rPr>
-        <w:t xml:space="preserve">Built interactive </w:t>
-      </w:r>
-      <w:r>
-        <w:rPr>
-          <w:rFonts w:ascii="Times New Roman" w:eastAsia="Times New Roman" w:hAnsi="Times New Roman" w:cs="Times New Roman"/>
-          <w:b/>
-          <w:bCs/>
-          <w:sz w:val="24"/>
-          <w:szCs w:val="24"/>
-        </w:rPr>
-        <w:t>React SPAs integrated with ASP.NET MVC and .NET Core APIs</w:t>
-      </w:r>
-      <w:r>
-        <w:rPr>
-          <w:rFonts w:ascii="Times New Roman" w:eastAsia="Times New Roman" w:hAnsi="Times New Roman" w:cs="Times New Roman"/>
-          <w:sz w:val="24"/>
-          <w:szCs w:val="24"/>
-        </w:rPr>
-        <w:t>, enabling feature-rich dashboards for enterprise clients.</w:t>
+      </w:pPr>
+      <w:r>
+        <w:t xml:space="preserve">Developed full-stack enterprise applications using </w:t>
+      </w:r>
+      <w:r>
+        <w:rPr>
+          <w:rStyle w:val="Strong"/>
+        </w:rPr>
+        <w:t>React</w:t>
+      </w:r>
+      <w:r>
+        <w:rPr>
+          <w:rStyle w:val="Strong"/>
+        </w:rPr>
+        <w:t>, ASP.NET Web API, and .NET Framework transitioning to .NET Core</w:t>
+      </w:r>
+      <w:r>
+        <w:t>, supporting modernization initiatives across legacy systems.</w:t>
       </w:r>
     </w:p>
     <w:p>
       <w:pPr>
-        <w:pStyle w:val="ListParagraph"/>
+        <w:pStyle w:val="NormalWeb"/>
         <w:numPr>
           <w:ilvl w:val="0"/>
-          <w:numId w:val="23"/>
+          <w:numId w:val="33"/>
         </w:numPr>
-        <w:spacing w:before="100" w:beforeAutospacing="1" w:after="100" w:afterAutospacing="1" w:line="240" w:lineRule="auto"/>
         <w:jc w:val="both"/>
-        <w:rPr>
-          <w:rFonts w:ascii="Times New Roman" w:eastAsia="Times New Roman" w:hAnsi="Times New Roman" w:cs="Times New Roman"/>
-          <w:sz w:val="24"/>
-          <w:szCs w:val="24"/>
-        </w:rPr>
-      </w:pPr>
-      <w:r>
-        <w:rPr>
-          <w:rFonts w:ascii="Times New Roman" w:eastAsia="Times New Roman" w:hAnsi="Times New Roman" w:cs="Times New Roman"/>
-          <w:sz w:val="24"/>
-          <w:szCs w:val="24"/>
-        </w:rPr>
-        <w:t xml:space="preserve">Implemented </w:t>
-      </w:r>
-      <w:r>
-        <w:rPr>
-          <w:rFonts w:ascii="Times New Roman" w:eastAsia="Times New Roman" w:hAnsi="Times New Roman" w:cs="Times New Roman"/>
-          <w:b/>
-          <w:bCs/>
-          <w:sz w:val="24"/>
-          <w:szCs w:val="24"/>
-        </w:rPr>
-        <w:t>responsive UI designs</w:t>
-      </w:r>
-      <w:r>
-        <w:rPr>
-          <w:rFonts w:ascii="Times New Roman" w:eastAsia="Times New Roman" w:hAnsi="Times New Roman" w:cs="Times New Roman"/>
-          <w:sz w:val="24"/>
-          <w:szCs w:val="24"/>
-        </w:rPr>
-        <w:t xml:space="preserve"> using React and Bootstrap, ensuring accessibility and cross-browser support across devices.</w:t>
+      </w:pPr>
+      <w:r>
+        <w:t xml:space="preserve">Improved application efficiency by </w:t>
+      </w:r>
+      <w:r>
+        <w:rPr>
+          <w:rStyle w:val="Strong"/>
+        </w:rPr>
+        <w:t>30%</w:t>
+      </w:r>
+      <w:r>
+        <w:t xml:space="preserve"> through backend refactoring, SQL query optimization, and redesign of synchronous processing flows into asynchronous services.</w:t>
       </w:r>
     </w:p>
     <w:p>
       <w:pPr>
-        <w:pStyle w:val="ListParagraph"/>
+        <w:pStyle w:val="NormalWeb"/>
         <w:numPr>
           <w:ilvl w:val="0"/>
-          <w:numId w:val="23"/>
+          <w:numId w:val="33"/>
         </w:numPr>
-        <w:spacing w:before="100" w:beforeAutospacing="1" w:after="100" w:afterAutospacing="1" w:line="240" w:lineRule="auto"/>
         <w:jc w:val="both"/>
-        <w:rPr>
-          <w:rFonts w:ascii="Times New Roman" w:eastAsia="Times New Roman" w:hAnsi="Times New Roman" w:cs="Times New Roman"/>
-          <w:sz w:val="24"/>
-          <w:szCs w:val="24"/>
-        </w:rPr>
-      </w:pPr>
-      <w:r>
-        <w:rPr>
-          <w:rFonts w:ascii="Times New Roman" w:eastAsia="Times New Roman" w:hAnsi="Times New Roman" w:cs="Times New Roman"/>
-          <w:sz w:val="24"/>
-          <w:szCs w:val="24"/>
-        </w:rPr>
-        <w:t>Designed scalable database schemas in SQL Server and MongoDB to handle increasing volumes of structured and unstructured datasets.</w:t>
+      </w:pPr>
+      <w:r>
+        <w:t xml:space="preserve">Built REST APIs using </w:t>
+      </w:r>
+      <w:r>
+        <w:rPr>
+          <w:rStyle w:val="Strong"/>
+        </w:rPr>
+        <w:t>ASP.NET Web API</w:t>
+      </w:r>
+      <w:r>
+        <w:t>, enabling integration between frontend systems and backend enterprise services with improved reliability and maintainability.</w:t>
       </w:r>
     </w:p>
     <w:p>
       <w:pPr>
-        <w:pStyle w:val="ListParagraph"/>
+        <w:pStyle w:val="NormalWeb"/>
         <w:numPr>
           <w:ilvl w:val="0"/>
-          <w:numId w:val="23"/>
+          <w:numId w:val="33"/>
         </w:numPr>
-        <w:spacing w:before="100" w:beforeAutospacing="1" w:after="100" w:afterAutospacing="1" w:line="240" w:lineRule="auto"/>
         <w:jc w:val="both"/>
-        <w:rPr>
-          <w:rFonts w:ascii="Times New Roman" w:eastAsia="Times New Roman" w:hAnsi="Times New Roman" w:cs="Times New Roman"/>
-          <w:sz w:val="24"/>
-          <w:szCs w:val="24"/>
-        </w:rPr>
-      </w:pPr>
-      <w:r>
-        <w:rPr>
-          <w:rFonts w:ascii="Times New Roman" w:eastAsia="Times New Roman" w:hAnsi="Times New Roman" w:cs="Times New Roman"/>
-          <w:sz w:val="24"/>
-          <w:szCs w:val="24"/>
-        </w:rPr>
-        <w:t>Developed reusable C# class libraries and service layers, enabling modular application design that reduced duplicate logic across projects.</w:t>
+      </w:pPr>
+      <w:r>
+        <w:t xml:space="preserve">Designed reusable UI components using early </w:t>
+      </w:r>
+      <w:r>
+        <w:rPr>
+          <w:rStyle w:val="Strong"/>
+        </w:rPr>
+        <w:t>React.js patterns</w:t>
+      </w:r>
+      <w:r>
+        <w:t>, improving frontend consistency and reducing redundant UI development effort across modules.</w:t>
       </w:r>
     </w:p>
     <w:p>
       <w:pPr>
-        <w:pStyle w:val="ListParagraph"/>
+        <w:pStyle w:val="NormalWeb"/>
         <w:numPr>
           <w:ilvl w:val="0"/>
-          <w:numId w:val="23"/>
+          <w:numId w:val="33"/>
         </w:numPr>
-        <w:spacing w:before="100" w:beforeAutospacing="1" w:after="100" w:afterAutospacing="1" w:line="240" w:lineRule="auto"/>
         <w:jc w:val="both"/>
-        <w:rPr>
-          <w:rFonts w:ascii="Times New Roman" w:eastAsia="Times New Roman" w:hAnsi="Times New Roman" w:cs="Times New Roman"/>
-          <w:sz w:val="24"/>
-          <w:szCs w:val="24"/>
-        </w:rPr>
-      </w:pPr>
-      <w:r>
-        <w:rPr>
-          <w:rFonts w:ascii="Times New Roman" w:eastAsia="Times New Roman" w:hAnsi="Times New Roman" w:cs="Times New Roman"/>
-          <w:sz w:val="24"/>
-          <w:szCs w:val="24"/>
-        </w:rPr>
-        <w:t>Conducted performance tuning of .NET backend services and database queries, reducing page load times and improving application responsiveness.</w:t>
+      </w:pPr>
+      <w:r>
+        <w:t xml:space="preserve">Supported migration of legacy monolithic applications into modular service-based architecture, laying foundation for future </w:t>
+      </w:r>
+      <w:proofErr w:type="spellStart"/>
+      <w:r>
+        <w:t>microservices</w:t>
+      </w:r>
+      <w:proofErr w:type="spellEnd"/>
+      <w:r>
+        <w:t xml:space="preserve"> adoption on Azure.</w:t>
       </w:r>
     </w:p>
     <w:p>
       <w:pPr>
-        <w:pStyle w:val="ListParagraph"/>
+        <w:pStyle w:val="NormalWeb"/>
         <w:numPr>
           <w:ilvl w:val="0"/>
-          <w:numId w:val="23"/>
+          <w:numId w:val="33"/>
         </w:numPr>
-        <w:spacing w:before="100" w:beforeAutospacing="1" w:after="100" w:afterAutospacing="1" w:line="240" w:lineRule="auto"/>
         <w:jc w:val="both"/>
-        <w:rPr>
-          <w:rFonts w:ascii="Times New Roman" w:eastAsia="Times New Roman" w:hAnsi="Times New Roman" w:cs="Times New Roman"/>
-          <w:sz w:val="24"/>
-          <w:szCs w:val="24"/>
-        </w:rPr>
-      </w:pPr>
-      <w:r>
-        <w:rPr>
-          <w:rFonts w:ascii="Times New Roman" w:eastAsia="Times New Roman" w:hAnsi="Times New Roman" w:cs="Times New Roman"/>
-          <w:sz w:val="24"/>
-          <w:szCs w:val="24"/>
-        </w:rPr>
-        <w:t>Automated deployment workflows using Docker containers, ensuring parity across development, staging, and production environments.</w:t>
+      </w:pPr>
+      <w:r>
+        <w:lastRenderedPageBreak/>
+        <w:t xml:space="preserve">Worked on database optimization in </w:t>
+      </w:r>
+      <w:r>
+        <w:rPr>
+          <w:rStyle w:val="Strong"/>
+        </w:rPr>
+        <w:t>SQL Server</w:t>
+      </w:r>
+      <w:r>
+        <w:t>, improving query execution times and reducing system bottlenecks in high-transaction workloads.</w:t>
       </w:r>
     </w:p>
     <w:p>
       <w:pPr>
-        <w:pStyle w:val="ListParagraph"/>
+        <w:pStyle w:val="NormalWeb"/>
         <w:numPr>
           <w:ilvl w:val="0"/>
-          <w:numId w:val="23"/>
+          <w:numId w:val="33"/>
         </w:numPr>
-        <w:spacing w:before="100" w:beforeAutospacing="1" w:after="100" w:afterAutospacing="1" w:line="240" w:lineRule="auto"/>
         <w:jc w:val="both"/>
-        <w:rPr>
-          <w:rFonts w:ascii="Times New Roman" w:eastAsia="Times New Roman" w:hAnsi="Times New Roman" w:cs="Times New Roman"/>
-          <w:sz w:val="24"/>
-          <w:szCs w:val="24"/>
-        </w:rPr>
-      </w:pPr>
-      <w:r>
-        <w:rPr>
-          <w:rFonts w:ascii="Times New Roman" w:eastAsia="Times New Roman" w:hAnsi="Times New Roman" w:cs="Times New Roman"/>
-          <w:sz w:val="24"/>
-          <w:szCs w:val="24"/>
-        </w:rPr>
-        <w:t>Collaborated in Agile ceremonies with distributed teams, maintaining efficient sprint planning, backlog grooming, and continuous integration practices.</w:t>
+      </w:pPr>
+      <w:r>
+        <w:t>Participated in Agile development cycles, collaborating with QA and product teams to ensure timely delivery of enterprise software features.</w:t>
       </w:r>
     </w:p>
     <w:p>
       <w:pPr>
-        <w:pStyle w:val="ListParagraph"/>
+        <w:pStyle w:val="NormalWeb"/>
         <w:numPr>
           <w:ilvl w:val="0"/>
-          <w:numId w:val="23"/>
+          <w:numId w:val="33"/>
         </w:numPr>
-        <w:spacing w:before="100" w:beforeAutospacing="1" w:after="100" w:afterAutospacing="1" w:line="240" w:lineRule="auto"/>
         <w:jc w:val="both"/>
-        <w:rPr>
-          <w:rFonts w:ascii="Times New Roman" w:eastAsia="Times New Roman" w:hAnsi="Times New Roman" w:cs="Times New Roman"/>
-          <w:sz w:val="24"/>
-          <w:szCs w:val="24"/>
-        </w:rPr>
-      </w:pPr>
-      <w:r>
-        <w:rPr>
-          <w:rFonts w:ascii="Times New Roman" w:eastAsia="Times New Roman" w:hAnsi="Times New Roman" w:cs="Times New Roman"/>
-          <w:sz w:val="24"/>
-          <w:szCs w:val="24"/>
-        </w:rPr>
-        <w:t>Wrote unit and integration tests across React and .NET codebases, strengthening application reliability and preventing regressions during new releases.</w:t>
-      </w:r>
-    </w:p>
-    <w:p>
-      <w:pPr>
-        <w:spacing w:before="100" w:beforeAutospacing="1" w:after="100" w:afterAutospacing="1" w:line="240" w:lineRule="auto"/>
-        <w:jc w:val="both"/>
-        <w:rPr>
-          <w:rFonts w:ascii="Times New Roman" w:eastAsia="Times New Roman" w:hAnsi="Times New Roman" w:cs="Times New Roman"/>
-          <w:sz w:val="24"/>
-          <w:szCs w:val="24"/>
-        </w:rPr>
-      </w:pPr>
-    </w:p>
-    <w:p>
-      <w:pPr>
-        <w:spacing w:before="100" w:beforeAutospacing="1" w:after="100" w:afterAutospacing="1" w:line="240" w:lineRule="auto"/>
-        <w:jc w:val="both"/>
-        <w:rPr>
-          <w:rFonts w:ascii="Times New Roman" w:eastAsia="Times New Roman" w:hAnsi="Times New Roman" w:cs="Times New Roman"/>
-          <w:sz w:val="24"/>
-          <w:szCs w:val="24"/>
-        </w:rPr>
-      </w:pPr>
-    </w:p>
-    <w:p>
-      <w:pPr>
-        <w:spacing w:before="100" w:beforeAutospacing="1" w:after="100" w:afterAutospacing="1" w:line="240" w:lineRule="auto"/>
-        <w:jc w:val="both"/>
-        <w:rPr>
-          <w:rFonts w:ascii="Times New Roman" w:eastAsia="Times New Roman" w:hAnsi="Times New Roman" w:cs="Times New Roman"/>
-          <w:sz w:val="24"/>
-          <w:szCs w:val="24"/>
-        </w:rPr>
-      </w:pPr>
-    </w:p>
-    <w:p>
-      <w:pPr>
-        <w:spacing w:before="100" w:beforeAutospacing="1" w:after="100" w:afterAutospacing="1" w:line="240" w:lineRule="auto"/>
-        <w:jc w:val="both"/>
-        <w:rPr>
-          <w:rFonts w:ascii="Times New Roman" w:eastAsia="Times New Roman" w:hAnsi="Times New Roman" w:cs="Times New Roman"/>
-          <w:sz w:val="24"/>
-          <w:szCs w:val="24"/>
-        </w:rPr>
-      </w:pPr>
+      </w:pPr>
+      <w:r>
+        <w:t>Debugged production issues including API failures, data inconsistencies, and authentication bugs, ensuring stable application performance across environments.</w:t>
+      </w:r>
     </w:p>
     <w:p>
       <w:pPr>
@@ -1665,7 +1591,6 @@
           <w:sz w:val="24"/>
           <w:szCs w:val="24"/>
         </w:rPr>
-        <w:lastRenderedPageBreak/>
         <w:t>Microsoft</w:t>
       </w:r>
     </w:p>
@@ -1715,98 +1640,102 @@
     </w:p>
     <w:p>
       <w:pPr>
-        <w:pStyle w:val="ListParagraph"/>
+        <w:pStyle w:val="NormalWeb"/>
         <w:numPr>
           <w:ilvl w:val="0"/>
-          <w:numId w:val="25"/>
+          <w:numId w:val="34"/>
         </w:numPr>
-        <w:spacing w:before="100" w:beforeAutospacing="1" w:after="100" w:afterAutospacing="1" w:line="240" w:lineRule="auto"/>
         <w:jc w:val="both"/>
-        <w:rPr>
-          <w:rFonts w:ascii="Times New Roman" w:eastAsia="Times New Roman" w:hAnsi="Times New Roman" w:cs="Times New Roman"/>
-          <w:sz w:val="24"/>
-          <w:szCs w:val="24"/>
-        </w:rPr>
-      </w:pPr>
-      <w:r>
-        <w:rPr>
-          <w:rFonts w:ascii="Times New Roman" w:eastAsia="Times New Roman" w:hAnsi="Times New Roman" w:cs="Times New Roman"/>
-          <w:sz w:val="24"/>
-          <w:szCs w:val="24"/>
-        </w:rPr>
-        <w:t>Contributed to development of internal tools using C# and ASP.NET, improving efficiency of engineering teams working with large distributed datasets.</w:t>
+      </w:pPr>
+      <w:r>
+        <w:t xml:space="preserve">Assisted in development of internal enterprise tools using </w:t>
+      </w:r>
+      <w:r>
+        <w:rPr>
+          <w:rStyle w:val="Strong"/>
+        </w:rPr>
+        <w:t>C# and ASP.NET</w:t>
+      </w:r>
+      <w:r>
+        <w:t>, contributing to backend service enhancements and UI improvements for internal dashboards.</w:t>
       </w:r>
     </w:p>
     <w:p>
       <w:pPr>
-        <w:pStyle w:val="ListParagraph"/>
+        <w:pStyle w:val="NormalWeb"/>
         <w:numPr>
           <w:ilvl w:val="0"/>
-          <w:numId w:val="25"/>
+          <w:numId w:val="34"/>
         </w:numPr>
-        <w:spacing w:before="100" w:beforeAutospacing="1" w:after="100" w:afterAutospacing="1" w:line="240" w:lineRule="auto"/>
         <w:jc w:val="both"/>
-        <w:rPr>
-          <w:rFonts w:ascii="Times New Roman" w:eastAsia="Times New Roman" w:hAnsi="Times New Roman" w:cs="Times New Roman"/>
-          <w:sz w:val="24"/>
-          <w:szCs w:val="24"/>
-        </w:rPr>
-      </w:pPr>
-      <w:r>
-        <w:rPr>
-          <w:rFonts w:ascii="Times New Roman" w:eastAsia="Times New Roman" w:hAnsi="Times New Roman" w:cs="Times New Roman"/>
-          <w:sz w:val="24"/>
-          <w:szCs w:val="24"/>
-        </w:rPr>
-        <w:t>Assisted in building experimental React front-end prototypes integrated with .NET backend services, accelerating evaluation of new UI technologies.</w:t>
+      </w:pPr>
+      <w:r>
+        <w:t>Supported development teams in debugging and resolving issues in existing .NET applications, improving system stability and reducing recurring defects.</w:t>
       </w:r>
     </w:p>
     <w:p>
       <w:pPr>
-        <w:pStyle w:val="ListParagraph"/>
+        <w:pStyle w:val="NormalWeb"/>
         <w:numPr>
           <w:ilvl w:val="0"/>
-          <w:numId w:val="25"/>
+          <w:numId w:val="34"/>
         </w:numPr>
-        <w:spacing w:before="100" w:beforeAutospacing="1" w:after="100" w:afterAutospacing="1" w:line="240" w:lineRule="auto"/>
         <w:jc w:val="both"/>
-        <w:rPr>
-          <w:rFonts w:ascii="Times New Roman" w:eastAsia="Times New Roman" w:hAnsi="Times New Roman" w:cs="Times New Roman"/>
-          <w:sz w:val="24"/>
-          <w:szCs w:val="24"/>
-        </w:rPr>
-      </w:pPr>
-      <w:r>
-        <w:rPr>
-          <w:rFonts w:ascii="Times New Roman" w:eastAsia="Times New Roman" w:hAnsi="Times New Roman" w:cs="Times New Roman"/>
-          <w:sz w:val="24"/>
-          <w:szCs w:val="24"/>
-        </w:rPr>
-        <w:t>Optimized queries in SQL Server to improve reporting performance for internal dashboards, ensuring faster insights for operational teams.</w:t>
+      </w:pPr>
+      <w:r>
+        <w:t>Worked on RESTful service integration between internal systems, improving data flow efficiency across distributed components.</w:t>
       </w:r>
     </w:p>
     <w:p>
       <w:pPr>
-        <w:pStyle w:val="ListParagraph"/>
+        <w:pStyle w:val="NormalWeb"/>
         <w:numPr>
           <w:ilvl w:val="0"/>
-          <w:numId w:val="25"/>
+          <w:numId w:val="34"/>
         </w:numPr>
-        <w:spacing w:before="100" w:beforeAutospacing="1" w:after="100" w:afterAutospacing="1" w:line="240" w:lineRule="auto"/>
         <w:jc w:val="both"/>
-        <w:rPr>
-          <w:rFonts w:ascii="Times New Roman" w:eastAsia="Times New Roman" w:hAnsi="Times New Roman" w:cs="Times New Roman"/>
-          <w:sz w:val="24"/>
-          <w:szCs w:val="24"/>
-        </w:rPr>
-      </w:pPr>
-      <w:r>
-        <w:rPr>
-          <w:rFonts w:ascii="Times New Roman" w:eastAsia="Times New Roman" w:hAnsi="Times New Roman" w:cs="Times New Roman"/>
-          <w:sz w:val="24"/>
-          <w:szCs w:val="24"/>
-        </w:rPr>
-        <w:t>Documented APIs, designed test cases, and assisted senior engineers in debugging critical issues within .NET applications and React prototypes.</w:t>
+      </w:pPr>
+      <w:r>
+        <w:t>Gained hands-on exposure to enterprise software development lifecycle, including code reviews, unit testing, and release management practices.</w:t>
+      </w:r>
+    </w:p>
+    <w:p>
+      <w:pPr>
+        <w:pStyle w:val="NormalWeb"/>
+        <w:numPr>
+          <w:ilvl w:val="0"/>
+          <w:numId w:val="34"/>
+        </w:numPr>
+        <w:jc w:val="both"/>
+      </w:pPr>
+      <w:r>
+        <w:t>Contributed to frontend enhancements using basic JavaScript and early UI frameworks, improving usability of internal tools.</w:t>
+      </w:r>
+    </w:p>
+    <w:p>
+      <w:pPr>
+        <w:pStyle w:val="NormalWeb"/>
+        <w:numPr>
+          <w:ilvl w:val="0"/>
+          <w:numId w:val="34"/>
+        </w:numPr>
+        <w:jc w:val="both"/>
+      </w:pPr>
+      <w:r>
+        <w:t>Assisted in database query optimization tasks using SQL Server, improving retrieval performance for reporting systems.</w:t>
+      </w:r>
+    </w:p>
+    <w:p>
+      <w:pPr>
+        <w:pStyle w:val="NormalWeb"/>
+        <w:numPr>
+          <w:ilvl w:val="0"/>
+          <w:numId w:val="34"/>
+        </w:numPr>
+        <w:jc w:val="both"/>
+      </w:pPr>
+      <w:r>
+        <w:t>Collaborated with senior engineers to understand scalable system design principles and enterprise architecture best practices.</w:t>
       </w:r>
     </w:p>
     <w:p>
@@ -1838,176 +1767,133 @@
     </w:p>
     <w:p>
       <w:pPr>
-        <w:pStyle w:val="ListParagraph"/>
+        <w:pStyle w:val="Heading2"/>
+        <w:jc w:val="both"/>
+        <w:rPr>
+          <w:rFonts w:ascii="Times New Roman" w:hAnsi="Times New Roman" w:cs="Times New Roman"/>
+          <w:color w:val="000000" w:themeColor="text1"/>
+          <w:sz w:val="24"/>
+          <w:szCs w:val="24"/>
+        </w:rPr>
+      </w:pPr>
+      <w:r>
+        <w:rPr>
+          <w:rStyle w:val="Strong"/>
+          <w:rFonts w:ascii="Times New Roman" w:hAnsi="Times New Roman" w:cs="Times New Roman"/>
+          <w:b/>
+          <w:bCs/>
+          <w:color w:val="000000" w:themeColor="text1"/>
+          <w:sz w:val="24"/>
+          <w:szCs w:val="24"/>
+        </w:rPr>
+        <w:t>Enterprise SaaS Analytics Platform</w:t>
+      </w:r>
+    </w:p>
+    <w:p>
+      <w:pPr>
+        <w:pStyle w:val="NormalWeb"/>
         <w:numPr>
           <w:ilvl w:val="0"/>
-          <w:numId w:val="31"/>
+          <w:numId w:val="36"/>
         </w:numPr>
-        <w:spacing w:before="100" w:beforeAutospacing="1" w:after="100" w:afterAutospacing="1" w:line="240" w:lineRule="auto"/>
         <w:jc w:val="both"/>
         <w:rPr>
-          <w:rFonts w:ascii="Times New Roman" w:eastAsia="Times New Roman" w:hAnsi="Times New Roman" w:cs="Times New Roman"/>
-          <w:sz w:val="24"/>
-          <w:szCs w:val="24"/>
-        </w:rPr>
-      </w:pPr>
-      <w:r>
-        <w:rPr>
-          <w:rFonts w:ascii="Times New Roman" w:eastAsia="Times New Roman" w:hAnsi="Times New Roman" w:cs="Times New Roman"/>
+          <w:color w:val="000000" w:themeColor="text1"/>
+        </w:rPr>
+      </w:pPr>
+      <w:r>
+        <w:rPr>
+          <w:color w:val="000000" w:themeColor="text1"/>
+        </w:rPr>
+        <w:t xml:space="preserve">Built a scalable analytics platform using </w:t>
+      </w:r>
+      <w:r>
+        <w:rPr>
+          <w:rStyle w:val="Strong"/>
+          <w:color w:val="000000" w:themeColor="text1"/>
+        </w:rPr>
+        <w:t xml:space="preserve">React 18, .NET Core 6, and Azure </w:t>
+      </w:r>
+      <w:proofErr w:type="spellStart"/>
+      <w:r>
+        <w:rPr>
+          <w:rStyle w:val="Strong"/>
+          <w:color w:val="000000" w:themeColor="text1"/>
+        </w:rPr>
+        <w:t>microservices</w:t>
+      </w:r>
+      <w:proofErr w:type="spellEnd"/>
+      <w:r>
+        <w:rPr>
+          <w:color w:val="000000" w:themeColor="text1"/>
+        </w:rPr>
+        <w:t>, enabling real-time data visualization and reporting for enterprise clients. Implemented role-based dashboards, API aggregation layers, and event-driven processing using Azure Functions and Service Bus.</w:t>
+      </w:r>
+    </w:p>
+    <w:p>
+      <w:pPr>
+        <w:pStyle w:val="Heading2"/>
+        <w:jc w:val="both"/>
+        <w:rPr>
+          <w:rFonts w:ascii="Times New Roman" w:hAnsi="Times New Roman" w:cs="Times New Roman"/>
+          <w:color w:val="000000" w:themeColor="text1"/>
+          <w:sz w:val="24"/>
+          <w:szCs w:val="24"/>
+        </w:rPr>
+      </w:pPr>
+      <w:r>
+        <w:rPr>
+          <w:rStyle w:val="Strong"/>
+          <w:rFonts w:ascii="Times New Roman" w:hAnsi="Times New Roman" w:cs="Times New Roman"/>
           <w:b/>
           <w:bCs/>
-          <w:sz w:val="24"/>
-          <w:szCs w:val="24"/>
-        </w:rPr>
-        <w:t>E-Commerce Cloud App:</w:t>
-      </w:r>
-      <w:r>
-        <w:rPr>
-          <w:rFonts w:ascii="Times New Roman" w:eastAsia="Times New Roman" w:hAnsi="Times New Roman" w:cs="Times New Roman"/>
-          <w:sz w:val="24"/>
-          <w:szCs w:val="24"/>
-        </w:rPr>
-        <w:t xml:space="preserve"> Designed a full-stack application with </w:t>
-      </w:r>
-      <w:r>
-        <w:rPr>
-          <w:rFonts w:ascii="Times New Roman" w:eastAsia="Times New Roman" w:hAnsi="Times New Roman" w:cs="Times New Roman"/>
-          <w:b/>
-          <w:bCs/>
-          <w:sz w:val="24"/>
-          <w:szCs w:val="24"/>
-        </w:rPr>
-        <w:t>React + .NET Core APIs</w:t>
-      </w:r>
-      <w:r>
-        <w:rPr>
-          <w:rFonts w:ascii="Times New Roman" w:eastAsia="Times New Roman" w:hAnsi="Times New Roman" w:cs="Times New Roman"/>
-          <w:sz w:val="24"/>
-          <w:szCs w:val="24"/>
-        </w:rPr>
-        <w:t>, deployed via Docker on AWS with SQL + NoSQL hybrid storage.</w:t>
+          <w:color w:val="000000" w:themeColor="text1"/>
+          <w:sz w:val="24"/>
+          <w:szCs w:val="24"/>
+        </w:rPr>
+        <w:t>Cloud-Based Financial Transaction System</w:t>
       </w:r>
     </w:p>
     <w:p>
       <w:pPr>
-        <w:pStyle w:val="ListParagraph"/>
+        <w:pStyle w:val="NormalWeb"/>
         <w:numPr>
           <w:ilvl w:val="0"/>
-          <w:numId w:val="31"/>
+          <w:numId w:val="36"/>
         </w:numPr>
-        <w:spacing w:before="100" w:beforeAutospacing="1" w:after="100" w:afterAutospacing="1" w:line="240" w:lineRule="auto"/>
         <w:jc w:val="both"/>
-        <w:rPr>
-          <w:rFonts w:ascii="Times New Roman" w:eastAsia="Times New Roman" w:hAnsi="Times New Roman" w:cs="Times New Roman"/>
-          <w:sz w:val="24"/>
-          <w:szCs w:val="24"/>
-        </w:rPr>
-      </w:pPr>
-      <w:r>
-        <w:rPr>
-          <w:rFonts w:ascii="Times New Roman" w:eastAsia="Times New Roman" w:hAnsi="Times New Roman" w:cs="Times New Roman"/>
-          <w:b/>
-          <w:bCs/>
-          <w:sz w:val="24"/>
-          <w:szCs w:val="24"/>
-        </w:rPr>
-        <w:t>Healthcare Analytics Dashboard:</w:t>
-      </w:r>
-      <w:r>
-        <w:rPr>
-          <w:rFonts w:ascii="Times New Roman" w:eastAsia="Times New Roman" w:hAnsi="Times New Roman" w:cs="Times New Roman"/>
-          <w:sz w:val="24"/>
-          <w:szCs w:val="24"/>
-        </w:rPr>
-        <w:t xml:space="preserve"> Built a data-driven React interface with .NET services for predictive healthcare metrics, integrated with GCP </w:t>
-      </w:r>
-      <w:proofErr w:type="spellStart"/>
-      <w:r>
-        <w:rPr>
-          <w:rFonts w:ascii="Times New Roman" w:eastAsia="Times New Roman" w:hAnsi="Times New Roman" w:cs="Times New Roman"/>
-          <w:sz w:val="24"/>
-          <w:szCs w:val="24"/>
-        </w:rPr>
-        <w:t>BigQuery</w:t>
-      </w:r>
-      <w:proofErr w:type="spellEnd"/>
-      <w:r>
-        <w:rPr>
-          <w:rFonts w:ascii="Times New Roman" w:eastAsia="Times New Roman" w:hAnsi="Times New Roman" w:cs="Times New Roman"/>
-          <w:sz w:val="24"/>
-          <w:szCs w:val="24"/>
-        </w:rPr>
-        <w:t>.</w:t>
-      </w:r>
-    </w:p>
-    <w:p>
-      <w:pPr>
-        <w:pStyle w:val="ListParagraph"/>
-        <w:numPr>
-          <w:ilvl w:val="0"/>
-          <w:numId w:val="31"/>
-        </w:numPr>
-        <w:spacing w:before="100" w:beforeAutospacing="1" w:after="100" w:afterAutospacing="1" w:line="240" w:lineRule="auto"/>
-        <w:jc w:val="both"/>
-        <w:rPr>
-          <w:rFonts w:ascii="Times New Roman" w:eastAsia="Times New Roman" w:hAnsi="Times New Roman" w:cs="Times New Roman"/>
-          <w:sz w:val="24"/>
-          <w:szCs w:val="24"/>
-        </w:rPr>
-      </w:pPr>
-      <w:r>
-        <w:rPr>
-          <w:rFonts w:ascii="Times New Roman" w:eastAsia="Times New Roman" w:hAnsi="Times New Roman" w:cs="Times New Roman"/>
-          <w:b/>
-          <w:bCs/>
-          <w:sz w:val="24"/>
-          <w:szCs w:val="24"/>
-        </w:rPr>
-        <w:t>Real-Time Chat Platform:</w:t>
-      </w:r>
-      <w:r>
-        <w:rPr>
-          <w:rFonts w:ascii="Times New Roman" w:eastAsia="Times New Roman" w:hAnsi="Times New Roman" w:cs="Times New Roman"/>
-          <w:sz w:val="24"/>
-          <w:szCs w:val="24"/>
-        </w:rPr>
-        <w:t xml:space="preserve"> Implemented scalable </w:t>
-      </w:r>
-      <w:proofErr w:type="spellStart"/>
-      <w:r>
-        <w:rPr>
-          <w:rFonts w:ascii="Times New Roman" w:eastAsia="Times New Roman" w:hAnsi="Times New Roman" w:cs="Times New Roman"/>
-          <w:sz w:val="24"/>
-          <w:szCs w:val="24"/>
-        </w:rPr>
-        <w:t>WebSocket</w:t>
-      </w:r>
-      <w:proofErr w:type="spellEnd"/>
-      <w:r>
-        <w:rPr>
-          <w:rFonts w:ascii="Times New Roman" w:eastAsia="Times New Roman" w:hAnsi="Times New Roman" w:cs="Times New Roman"/>
-          <w:sz w:val="24"/>
-          <w:szCs w:val="24"/>
-        </w:rPr>
-        <w:t xml:space="preserve"> messaging with React frontend, .NET backend, and </w:t>
-      </w:r>
-      <w:proofErr w:type="spellStart"/>
-      <w:r>
-        <w:rPr>
-          <w:rFonts w:ascii="Times New Roman" w:eastAsia="Times New Roman" w:hAnsi="Times New Roman" w:cs="Times New Roman"/>
-          <w:sz w:val="24"/>
-          <w:szCs w:val="24"/>
-        </w:rPr>
-        <w:t>Redis</w:t>
-      </w:r>
-      <w:proofErr w:type="spellEnd"/>
-      <w:r>
-        <w:rPr>
-          <w:rFonts w:ascii="Times New Roman" w:eastAsia="Times New Roman" w:hAnsi="Times New Roman" w:cs="Times New Roman"/>
-          <w:sz w:val="24"/>
-          <w:szCs w:val="24"/>
-        </w:rPr>
-        <w:t xml:space="preserve"> pub/sub for high-availability.</w:t>
+      </w:pPr>
+      <w:r>
+        <w:rPr>
+          <w:color w:val="000000" w:themeColor="text1"/>
+        </w:rPr>
+        <w:t xml:space="preserve">Designed a secure financial processing system using </w:t>
+      </w:r>
+      <w:r>
+        <w:rPr>
+          <w:rStyle w:val="Strong"/>
+          <w:color w:val="000000" w:themeColor="text1"/>
+        </w:rPr>
+        <w:t>ASP.NET Core APIs and React</w:t>
+      </w:r>
+      <w:r>
+        <w:rPr>
+          <w:color w:val="000000" w:themeColor="text1"/>
+        </w:rPr>
+        <w:t xml:space="preserve">, deployed on </w:t>
+      </w:r>
+      <w:r>
+        <w:rPr>
+          <w:rStyle w:val="Strong"/>
+          <w:color w:val="000000" w:themeColor="text1"/>
+        </w:rPr>
+        <w:t>Microsoft Azure with CI/CD pipelines</w:t>
+      </w:r>
+      <w:r>
+        <w:rPr>
+          <w:color w:val="000000" w:themeColor="text1"/>
+        </w:rPr>
+        <w:t>, supporting high-volume transactions with strict consistency, audit logging, and performance monitoring across distributed services.</w:t>
       </w:r>
     </w:p>
     <w:p>
@@ -2039,121 +1925,151 @@
     </w:p>
     <w:p>
       <w:pPr>
-        <w:pStyle w:val="NormalWeb"/>
+        <w:pStyle w:val="ListParagraph"/>
         <w:numPr>
           <w:ilvl w:val="0"/>
-          <w:numId w:val="30"/>
+          <w:numId w:val="37"/>
         </w:numPr>
-        <w:jc w:val="both"/>
-      </w:pPr>
-      <w:r>
-        <w:rPr>
-          <w:rStyle w:val="Strong"/>
-        </w:rPr>
-        <w:t>AWS Certified Solutions Architect – Associate</w:t>
-      </w:r>
-      <w:r>
-        <w:t xml:space="preserve"> (Amazon Web Services)</w:t>
+        <w:spacing w:after="0" w:line="240" w:lineRule="auto"/>
+        <w:rPr>
+          <w:rFonts w:ascii="Times New Roman" w:eastAsia="Times New Roman" w:hAnsi="Times New Roman" w:cs="Times New Roman"/>
+          <w:sz w:val="24"/>
+          <w:szCs w:val="24"/>
+        </w:rPr>
+      </w:pPr>
+      <w:r>
+        <w:rPr>
+          <w:rFonts w:ascii="Times New Roman" w:eastAsia="Times New Roman" w:hAnsi="Times New Roman" w:cs="Times New Roman"/>
+          <w:sz w:val="24"/>
+          <w:szCs w:val="24"/>
+        </w:rPr>
+        <w:t xml:space="preserve">Microsoft Certified: </w:t>
+      </w:r>
+      <w:r>
+        <w:rPr>
+          <w:rFonts w:ascii="Times New Roman" w:eastAsia="Times New Roman" w:hAnsi="Times New Roman" w:cs="Times New Roman"/>
+          <w:b/>
+          <w:bCs/>
+          <w:sz w:val="24"/>
+          <w:szCs w:val="24"/>
+        </w:rPr>
+        <w:t>Azure Developer Associate (AZ-204)</w:t>
+      </w:r>
+      <w:r>
+        <w:rPr>
+          <w:rFonts w:ascii="Times New Roman" w:eastAsia="Times New Roman" w:hAnsi="Times New Roman" w:cs="Times New Roman"/>
+          <w:sz w:val="24"/>
+          <w:szCs w:val="24"/>
+        </w:rPr>
+        <w:t xml:space="preserve"> </w:t>
       </w:r>
     </w:p>
     <w:p>
       <w:pPr>
-        <w:pStyle w:val="NormalWeb"/>
+        <w:pStyle w:val="ListParagraph"/>
         <w:numPr>
           <w:ilvl w:val="0"/>
-          <w:numId w:val="30"/>
+          <w:numId w:val="37"/>
         </w:numPr>
-        <w:jc w:val="both"/>
-      </w:pPr>
-      <w:r>
-        <w:rPr>
-          <w:rStyle w:val="Strong"/>
-        </w:rPr>
-        <w:t>Google Cloud Professional Cloud Developer</w:t>
-      </w:r>
-      <w:r>
-        <w:t xml:space="preserve"> (Google Cloud Platform)</w:t>
+        <w:spacing w:after="0" w:line="240" w:lineRule="auto"/>
+        <w:rPr>
+          <w:rFonts w:ascii="Times New Roman" w:eastAsia="Times New Roman" w:hAnsi="Times New Roman" w:cs="Times New Roman"/>
+          <w:sz w:val="24"/>
+          <w:szCs w:val="24"/>
+        </w:rPr>
+      </w:pPr>
+      <w:r>
+        <w:rPr>
+          <w:rFonts w:ascii="Times New Roman" w:eastAsia="Times New Roman" w:hAnsi="Times New Roman" w:cs="Times New Roman"/>
+          <w:sz w:val="24"/>
+          <w:szCs w:val="24"/>
+        </w:rPr>
+        <w:t xml:space="preserve">Microsoft Certified: </w:t>
+      </w:r>
+      <w:r>
+        <w:rPr>
+          <w:rFonts w:ascii="Times New Roman" w:eastAsia="Times New Roman" w:hAnsi="Times New Roman" w:cs="Times New Roman"/>
+          <w:b/>
+          <w:bCs/>
+          <w:sz w:val="24"/>
+          <w:szCs w:val="24"/>
+        </w:rPr>
+        <w:t>Azure Solutions Architect Associate (AZ-305)</w:t>
+      </w:r>
+      <w:r>
+        <w:rPr>
+          <w:rFonts w:ascii="Times New Roman" w:eastAsia="Times New Roman" w:hAnsi="Times New Roman" w:cs="Times New Roman"/>
+          <w:sz w:val="24"/>
+          <w:szCs w:val="24"/>
+        </w:rPr>
+        <w:t xml:space="preserve"> </w:t>
       </w:r>
     </w:p>
     <w:p>
       <w:pPr>
-        <w:pStyle w:val="NormalWeb"/>
+        <w:pStyle w:val="ListParagraph"/>
         <w:numPr>
           <w:ilvl w:val="0"/>
-          <w:numId w:val="30"/>
+          <w:numId w:val="37"/>
         </w:numPr>
-        <w:jc w:val="both"/>
-      </w:pPr>
-      <w:r>
-        <w:rPr>
-          <w:rStyle w:val="Strong"/>
-        </w:rPr>
-        <w:t>Microsoft Certified: Azure Fundamentals (AZ-900)</w:t>
+        <w:spacing w:after="0" w:line="240" w:lineRule="auto"/>
+        <w:rPr>
+          <w:rFonts w:ascii="Times New Roman" w:eastAsia="Times New Roman" w:hAnsi="Times New Roman" w:cs="Times New Roman"/>
+          <w:sz w:val="24"/>
+          <w:szCs w:val="24"/>
+        </w:rPr>
+      </w:pPr>
+      <w:r>
+        <w:rPr>
+          <w:rFonts w:ascii="Times New Roman" w:eastAsia="Times New Roman" w:hAnsi="Times New Roman" w:cs="Times New Roman"/>
+          <w:sz w:val="24"/>
+          <w:szCs w:val="24"/>
+        </w:rPr>
+        <w:t xml:space="preserve">Certified Scrum Master (CSM) </w:t>
       </w:r>
     </w:p>
     <w:p>
       <w:pPr>
-        <w:pStyle w:val="NormalWeb"/>
+        <w:pStyle w:val="ListParagraph"/>
         <w:numPr>
           <w:ilvl w:val="0"/>
-          <w:numId w:val="30"/>
+          <w:numId w:val="37"/>
         </w:numPr>
-        <w:jc w:val="both"/>
-      </w:pPr>
-      <w:r>
-        <w:rPr>
-          <w:rStyle w:val="Strong"/>
-        </w:rPr>
-        <w:t>Docker Certified Associate (DCA)</w:t>
+        <w:spacing w:after="0" w:line="240" w:lineRule="auto"/>
+        <w:rPr>
+          <w:rFonts w:ascii="Times New Roman" w:eastAsia="Times New Roman" w:hAnsi="Times New Roman" w:cs="Times New Roman"/>
+          <w:sz w:val="24"/>
+          <w:szCs w:val="24"/>
+        </w:rPr>
+      </w:pPr>
+      <w:r>
+        <w:rPr>
+          <w:rFonts w:ascii="Times New Roman" w:eastAsia="Times New Roman" w:hAnsi="Times New Roman" w:cs="Times New Roman"/>
+          <w:sz w:val="24"/>
+          <w:szCs w:val="24"/>
+        </w:rPr>
+        <w:t>.NET Developer Certification (C# &amp; ASP.NET Core)</w:t>
       </w:r>
     </w:p>
     <w:p>
       <w:pPr>
-        <w:pStyle w:val="NormalWeb"/>
-        <w:numPr>
-          <w:ilvl w:val="0"/>
-          <w:numId w:val="30"/>
-        </w:numPr>
-        <w:jc w:val="both"/>
-      </w:pPr>
-      <w:r>
-        <w:rPr>
-          <w:rStyle w:val="Strong"/>
-        </w:rPr>
-        <w:t>Microsoft Certified: .NET Developer (MCSA/MCSD track)</w:t>
-      </w:r>
+        <w:spacing w:after="0" w:line="240" w:lineRule="auto"/>
+        <w:rPr>
+          <w:rFonts w:ascii="Times New Roman" w:eastAsia="Times New Roman" w:hAnsi="Times New Roman" w:cs="Times New Roman"/>
+          <w:sz w:val="24"/>
+          <w:szCs w:val="24"/>
+        </w:rPr>
+      </w:pPr>
     </w:p>
     <w:p>
       <w:pPr>
-        <w:pStyle w:val="NormalWeb"/>
-        <w:numPr>
-          <w:ilvl w:val="0"/>
-          <w:numId w:val="30"/>
-        </w:numPr>
-        <w:jc w:val="both"/>
-      </w:pPr>
-      <w:r>
-        <w:rPr>
-          <w:rStyle w:val="Strong"/>
-        </w:rPr>
-        <w:t>MongoDB Certified Developer – Associate</w:t>
-      </w:r>
-    </w:p>
-    <w:p>
-      <w:pPr>
-        <w:pStyle w:val="NormalWeb"/>
-        <w:numPr>
-          <w:ilvl w:val="0"/>
-          <w:numId w:val="30"/>
-        </w:numPr>
-        <w:jc w:val="both"/>
-      </w:pPr>
-      <w:r>
-        <w:rPr>
-          <w:rStyle w:val="Strong"/>
-        </w:rPr>
-        <w:t>SQL Server Database Development Certification (Microsoft)</w:t>
-      </w:r>
+        <w:spacing w:after="0" w:line="240" w:lineRule="auto"/>
+        <w:rPr>
+          <w:rFonts w:ascii="Times New Roman" w:eastAsia="Times New Roman" w:hAnsi="Times New Roman" w:cs="Times New Roman"/>
+          <w:sz w:val="24"/>
+          <w:szCs w:val="24"/>
+        </w:rPr>
+      </w:pPr>
     </w:p>
     <w:p>
       <w:pPr>
@@ -2179,6 +2095,7 @@
           <w:sz w:val="27"/>
           <w:szCs w:val="27"/>
         </w:rPr>
+        <w:lastRenderedPageBreak/>
         <w:t>Education</w:t>
       </w:r>
     </w:p>
@@ -2209,11 +2126,6 @@
       <w:pPr>
         <w:spacing w:before="100" w:beforeAutospacing="1" w:after="100" w:afterAutospacing="1" w:line="240" w:lineRule="auto"/>
         <w:jc w:val="both"/>
-        <w:rPr>
-          <w:rFonts w:ascii="Times New Roman" w:eastAsia="Times New Roman" w:hAnsi="Times New Roman" w:cs="Times New Roman"/>
-          <w:sz w:val="24"/>
-          <w:szCs w:val="24"/>
-        </w:rPr>
       </w:pPr>
       <w:r>
         <w:rPr>
@@ -2224,7 +2136,6 @@
         <w:t>Bachelor’s Degree in Computer Science (2010 – 2014)</w:t>
       </w:r>
     </w:p>
-    <w:p/>
     <w:sectPr>
       <w:pgSz w:w="12240" w:h="15840"/>
       <w:pgMar w:top="720" w:right="720" w:bottom="720" w:left="720" w:header="720" w:footer="720" w:gutter="0"/>
@@ -2437,6 +2348,119 @@
     </w:lvl>
   </w:abstractNum>
   <w:abstractNum w:abstractNumId="1">
+    <w:nsid w:val="06E52332"/>
+    <w:multiLevelType w:val="hybridMultilevel"/>
+    <w:tmpl w:val="CFFA3AFA"/>
+    <w:lvl w:ilvl="0" w:tplc="04090009">
+      <w:start w:val="1"/>
+      <w:numFmt w:val="bullet"/>
+      <w:lvlText w:val=""/>
+      <w:lvlJc w:val="left"/>
+      <w:pPr>
+        <w:ind w:left="360" w:hanging="360"/>
+      </w:pPr>
+      <w:rPr>
+        <w:rFonts w:ascii="Wingdings" w:hAnsi="Wingdings" w:hint="default"/>
+      </w:rPr>
+    </w:lvl>
+    <w:lvl w:ilvl="1" w:tplc="04090003" w:tentative="1">
+      <w:start w:val="1"/>
+      <w:numFmt w:val="bullet"/>
+      <w:lvlText w:val="o"/>
+      <w:lvlJc w:val="left"/>
+      <w:pPr>
+        <w:ind w:left="1080" w:hanging="360"/>
+      </w:pPr>
+      <w:rPr>
+        <w:rFonts w:ascii="Courier New" w:hAnsi="Courier New" w:cs="Courier New" w:hint="default"/>
+      </w:rPr>
+    </w:lvl>
+    <w:lvl w:ilvl="2" w:tplc="04090005" w:tentative="1">
+      <w:start w:val="1"/>
+      <w:numFmt w:val="bullet"/>
+      <w:lvlText w:val=""/>
+      <w:lvlJc w:val="left"/>
+      <w:pPr>
+        <w:ind w:left="1800" w:hanging="360"/>
+      </w:pPr>
+      <w:rPr>
+        <w:rFonts w:ascii="Wingdings" w:hAnsi="Wingdings" w:hint="default"/>
+      </w:rPr>
+    </w:lvl>
+    <w:lvl w:ilvl="3" w:tplc="04090001" w:tentative="1">
+      <w:start w:val="1"/>
+      <w:numFmt w:val="bullet"/>
+      <w:lvlText w:val=""/>
+      <w:lvlJc w:val="left"/>
+      <w:pPr>
+        <w:ind w:left="2520" w:hanging="360"/>
+      </w:pPr>
+      <w:rPr>
+        <w:rFonts w:ascii="Symbol" w:hAnsi="Symbol" w:hint="default"/>
+      </w:rPr>
+    </w:lvl>
+    <w:lvl w:ilvl="4" w:tplc="04090003" w:tentative="1">
+      <w:start w:val="1"/>
+      <w:numFmt w:val="bullet"/>
+      <w:lvlText w:val="o"/>
+      <w:lvlJc w:val="left"/>
+      <w:pPr>
+        <w:ind w:left="3240" w:hanging="360"/>
+      </w:pPr>
+      <w:rPr>
+        <w:rFonts w:ascii="Courier New" w:hAnsi="Courier New" w:cs="Courier New" w:hint="default"/>
+      </w:rPr>
+    </w:lvl>
+    <w:lvl w:ilvl="5" w:tplc="04090005" w:tentative="1">
+      <w:start w:val="1"/>
+      <w:numFmt w:val="bullet"/>
+      <w:lvlText w:val=""/>
+      <w:lvlJc w:val="left"/>
+      <w:pPr>
+        <w:ind w:left="3960" w:hanging="360"/>
+      </w:pPr>
+      <w:rPr>
+        <w:rFonts w:ascii="Wingdings" w:hAnsi="Wingdings" w:hint="default"/>
+      </w:rPr>
+    </w:lvl>
+    <w:lvl w:ilvl="6" w:tplc="04090001" w:tentative="1">
+      <w:start w:val="1"/>
+      <w:numFmt w:val="bullet"/>
+      <w:lvlText w:val=""/>
+      <w:lvlJc w:val="left"/>
+      <w:pPr>
+        <w:ind w:left="4680" w:hanging="360"/>
+      </w:pPr>
+      <w:rPr>
+        <w:rFonts w:ascii="Symbol" w:hAnsi="Symbol" w:hint="default"/>
+      </w:rPr>
+    </w:lvl>
+    <w:lvl w:ilvl="7" w:tplc="04090003" w:tentative="1">
+      <w:start w:val="1"/>
+      <w:numFmt w:val="bullet"/>
+      <w:lvlText w:val="o"/>
+      <w:lvlJc w:val="left"/>
+      <w:pPr>
+        <w:ind w:left="5400" w:hanging="360"/>
+      </w:pPr>
+      <w:rPr>
+        <w:rFonts w:ascii="Courier New" w:hAnsi="Courier New" w:cs="Courier New" w:hint="default"/>
+      </w:rPr>
+    </w:lvl>
+    <w:lvl w:ilvl="8" w:tplc="04090005" w:tentative="1">
+      <w:start w:val="1"/>
+      <w:numFmt w:val="bullet"/>
+      <w:lvlText w:val=""/>
+      <w:lvlJc w:val="left"/>
+      <w:pPr>
+        <w:ind w:left="6120" w:hanging="360"/>
+      </w:pPr>
+      <w:rPr>
+        <w:rFonts w:ascii="Wingdings" w:hAnsi="Wingdings" w:hint="default"/>
+      </w:rPr>
+    </w:lvl>
+  </w:abstractNum>
+  <w:abstractNum w:abstractNumId="2">
     <w:nsid w:val="0A0A5E2E"/>
     <w:multiLevelType w:val="multilevel"/>
     <w:tmpl w:val="BBF2E96E"/>
@@ -2585,7 +2609,7 @@
       </w:rPr>
     </w:lvl>
   </w:abstractNum>
-  <w:abstractNum w:abstractNumId="2">
+  <w:abstractNum w:abstractNumId="3">
     <w:nsid w:val="0B29671B"/>
     <w:multiLevelType w:val="hybridMultilevel"/>
     <w:tmpl w:val="73B2CEA6"/>
@@ -2698,7 +2722,7 @@
       </w:rPr>
     </w:lvl>
   </w:abstractNum>
-  <w:abstractNum w:abstractNumId="3">
+  <w:abstractNum w:abstractNumId="4">
     <w:nsid w:val="0B4A45D1"/>
     <w:multiLevelType w:val="hybridMultilevel"/>
     <w:tmpl w:val="3B70A860"/>
@@ -2811,7 +2835,7 @@
       </w:rPr>
     </w:lvl>
   </w:abstractNum>
-  <w:abstractNum w:abstractNumId="4">
+  <w:abstractNum w:abstractNumId="5">
     <w:nsid w:val="0B724B88"/>
     <w:multiLevelType w:val="hybridMultilevel"/>
     <w:tmpl w:val="E05EFFCE"/>
@@ -2924,7 +2948,7 @@
       </w:rPr>
     </w:lvl>
   </w:abstractNum>
-  <w:abstractNum w:abstractNumId="5">
+  <w:abstractNum w:abstractNumId="6">
     <w:nsid w:val="0D8B519C"/>
     <w:multiLevelType w:val="multilevel"/>
     <w:tmpl w:val="0D8B519C"/>
@@ -3073,7 +3097,119 @@
       </w:rPr>
     </w:lvl>
   </w:abstractNum>
-  <w:abstractNum w:abstractNumId="6">
+  <w:abstractNum w:abstractNumId="7">
+    <w:nsid w:val="0EA32DBC"/>
+    <w:multiLevelType w:val="hybridMultilevel"/>
+    <w:tmpl w:val="54FCA01E"/>
+    <w:lvl w:ilvl="0" w:tplc="04090009">
+      <w:start w:val="1"/>
+      <w:numFmt w:val="bullet"/>
+      <w:lvlText w:val=""/>
+      <w:lvlJc w:val="left"/>
+      <w:pPr>
+        <w:ind w:left="360" w:hanging="360"/>
+      </w:pPr>
+      <w:rPr>
+        <w:rFonts w:ascii="Wingdings" w:hAnsi="Wingdings" w:hint="default"/>
+      </w:rPr>
+    </w:lvl>
+    <w:lvl w:ilvl="1" w:tplc="347AB89E">
+      <w:numFmt w:val="bullet"/>
+      <w:lvlText w:val=""/>
+      <w:lvlJc w:val="left"/>
+      <w:pPr>
+        <w:ind w:left="1080" w:hanging="360"/>
+      </w:pPr>
+      <w:rPr>
+        <w:rFonts w:ascii="Symbol" w:eastAsia="Times New Roman" w:hAnsi="Symbol" w:cs="Times New Roman" w:hint="default"/>
+      </w:rPr>
+    </w:lvl>
+    <w:lvl w:ilvl="2" w:tplc="04090005" w:tentative="1">
+      <w:start w:val="1"/>
+      <w:numFmt w:val="bullet"/>
+      <w:lvlText w:val=""/>
+      <w:lvlJc w:val="left"/>
+      <w:pPr>
+        <w:ind w:left="1800" w:hanging="360"/>
+      </w:pPr>
+      <w:rPr>
+        <w:rFonts w:ascii="Wingdings" w:hAnsi="Wingdings" w:hint="default"/>
+      </w:rPr>
+    </w:lvl>
+    <w:lvl w:ilvl="3" w:tplc="04090001" w:tentative="1">
+      <w:start w:val="1"/>
+      <w:numFmt w:val="bullet"/>
+      <w:lvlText w:val=""/>
+      <w:lvlJc w:val="left"/>
+      <w:pPr>
+        <w:ind w:left="2520" w:hanging="360"/>
+      </w:pPr>
+      <w:rPr>
+        <w:rFonts w:ascii="Symbol" w:hAnsi="Symbol" w:hint="default"/>
+      </w:rPr>
+    </w:lvl>
+    <w:lvl w:ilvl="4" w:tplc="04090003" w:tentative="1">
+      <w:start w:val="1"/>
+      <w:numFmt w:val="bullet"/>
+      <w:lvlText w:val="o"/>
+      <w:lvlJc w:val="left"/>
+      <w:pPr>
+        <w:ind w:left="3240" w:hanging="360"/>
+      </w:pPr>
+      <w:rPr>
+        <w:rFonts w:ascii="Courier New" w:hAnsi="Courier New" w:cs="Courier New" w:hint="default"/>
+      </w:rPr>
+    </w:lvl>
+    <w:lvl w:ilvl="5" w:tplc="04090005" w:tentative="1">
+      <w:start w:val="1"/>
+      <w:numFmt w:val="bullet"/>
+      <w:lvlText w:val=""/>
+      <w:lvlJc w:val="left"/>
+      <w:pPr>
+        <w:ind w:left="3960" w:hanging="360"/>
+      </w:pPr>
+      <w:rPr>
+        <w:rFonts w:ascii="Wingdings" w:hAnsi="Wingdings" w:hint="default"/>
+      </w:rPr>
+    </w:lvl>
+    <w:lvl w:ilvl="6" w:tplc="04090001" w:tentative="1">
+      <w:start w:val="1"/>
+      <w:numFmt w:val="bullet"/>
+      <w:lvlText w:val=""/>
+      <w:lvlJc w:val="left"/>
+      <w:pPr>
+        <w:ind w:left="4680" w:hanging="360"/>
+      </w:pPr>
+      <w:rPr>
+        <w:rFonts w:ascii="Symbol" w:hAnsi="Symbol" w:hint="default"/>
+      </w:rPr>
+    </w:lvl>
+    <w:lvl w:ilvl="7" w:tplc="04090003" w:tentative="1">
+      <w:start w:val="1"/>
+      <w:numFmt w:val="bullet"/>
+      <w:lvlText w:val="o"/>
+      <w:lvlJc w:val="left"/>
+      <w:pPr>
+        <w:ind w:left="5400" w:hanging="360"/>
+      </w:pPr>
+      <w:rPr>
+        <w:rFonts w:ascii="Courier New" w:hAnsi="Courier New" w:cs="Courier New" w:hint="default"/>
+      </w:rPr>
+    </w:lvl>
+    <w:lvl w:ilvl="8" w:tplc="04090005" w:tentative="1">
+      <w:start w:val="1"/>
+      <w:numFmt w:val="bullet"/>
+      <w:lvlText w:val=""/>
+      <w:lvlJc w:val="left"/>
+      <w:pPr>
+        <w:ind w:left="6120" w:hanging="360"/>
+      </w:pPr>
+      <w:rPr>
+        <w:rFonts w:ascii="Wingdings" w:hAnsi="Wingdings" w:hint="default"/>
+      </w:rPr>
+    </w:lvl>
+  </w:abstractNum>
+  <w:abstractNum w:abstractNumId="8">
     <w:nsid w:val="0FA025BE"/>
     <w:multiLevelType w:val="multilevel"/>
     <w:tmpl w:val="0FA025BE"/>
@@ -3222,7 +3358,7 @@
       </w:rPr>
     </w:lvl>
   </w:abstractNum>
-  <w:abstractNum w:abstractNumId="7">
+  <w:abstractNum w:abstractNumId="9">
     <w:nsid w:val="10B64CA8"/>
     <w:multiLevelType w:val="multilevel"/>
     <w:tmpl w:val="FF4459EA"/>
@@ -3371,7 +3507,7 @@
       </w:rPr>
     </w:lvl>
   </w:abstractNum>
-  <w:abstractNum w:abstractNumId="8">
+  <w:abstractNum w:abstractNumId="10">
     <w:nsid w:val="137B005A"/>
     <w:multiLevelType w:val="hybridMultilevel"/>
     <w:tmpl w:val="6B9CDDCE"/>
@@ -3484,7 +3620,7 @@
       </w:rPr>
     </w:lvl>
   </w:abstractNum>
-  <w:abstractNum w:abstractNumId="9">
+  <w:abstractNum w:abstractNumId="11">
     <w:nsid w:val="16CD64F7"/>
     <w:multiLevelType w:val="hybridMultilevel"/>
     <w:tmpl w:val="6152FADE"/>
@@ -3597,7 +3733,120 @@
       </w:rPr>
     </w:lvl>
   </w:abstractNum>
-  <w:abstractNum w:abstractNumId="10">
+  <w:abstractNum w:abstractNumId="12">
+    <w:nsid w:val="19CD7045"/>
+    <w:multiLevelType w:val="hybridMultilevel"/>
+    <w:tmpl w:val="AD426B3E"/>
+    <w:lvl w:ilvl="0" w:tplc="04090009">
+      <w:start w:val="1"/>
+      <w:numFmt w:val="bullet"/>
+      <w:lvlText w:val=""/>
+      <w:lvlJc w:val="left"/>
+      <w:pPr>
+        <w:ind w:left="360" w:hanging="360"/>
+      </w:pPr>
+      <w:rPr>
+        <w:rFonts w:ascii="Wingdings" w:hAnsi="Wingdings" w:hint="default"/>
+      </w:rPr>
+    </w:lvl>
+    <w:lvl w:ilvl="1" w:tplc="04090003" w:tentative="1">
+      <w:start w:val="1"/>
+      <w:numFmt w:val="bullet"/>
+      <w:lvlText w:val="o"/>
+      <w:lvlJc w:val="left"/>
+      <w:pPr>
+        <w:ind w:left="1080" w:hanging="360"/>
+      </w:pPr>
+      <w:rPr>
+        <w:rFonts w:ascii="Courier New" w:hAnsi="Courier New" w:cs="Courier New" w:hint="default"/>
+      </w:rPr>
+    </w:lvl>
+    <w:lvl w:ilvl="2" w:tplc="04090005" w:tentative="1">
+      <w:start w:val="1"/>
+      <w:numFmt w:val="bullet"/>
+      <w:lvlText w:val=""/>
+      <w:lvlJc w:val="left"/>
+      <w:pPr>
+        <w:ind w:left="1800" w:hanging="360"/>
+      </w:pPr>
+      <w:rPr>
+        <w:rFonts w:ascii="Wingdings" w:hAnsi="Wingdings" w:hint="default"/>
+      </w:rPr>
+    </w:lvl>
+    <w:lvl w:ilvl="3" w:tplc="04090001" w:tentative="1">
+      <w:start w:val="1"/>
+      <w:numFmt w:val="bullet"/>
+      <w:lvlText w:val=""/>
+      <w:lvlJc w:val="left"/>
+      <w:pPr>
+        <w:ind w:left="2520" w:hanging="360"/>
+      </w:pPr>
+      <w:rPr>
+        <w:rFonts w:ascii="Symbol" w:hAnsi="Symbol" w:hint="default"/>
+      </w:rPr>
+    </w:lvl>
+    <w:lvl w:ilvl="4" w:tplc="04090003" w:tentative="1">
+      <w:start w:val="1"/>
+      <w:numFmt w:val="bullet"/>
+      <w:lvlText w:val="o"/>
+      <w:lvlJc w:val="left"/>
+      <w:pPr>
+        <w:ind w:left="3240" w:hanging="360"/>
+      </w:pPr>
+      <w:rPr>
+        <w:rFonts w:ascii="Courier New" w:hAnsi="Courier New" w:cs="Courier New" w:hint="default"/>
+      </w:rPr>
+    </w:lvl>
+    <w:lvl w:ilvl="5" w:tplc="04090005" w:tentative="1">
+      <w:start w:val="1"/>
+      <w:numFmt w:val="bullet"/>
+      <w:lvlText w:val=""/>
+      <w:lvlJc w:val="left"/>
+      <w:pPr>
+        <w:ind w:left="3960" w:hanging="360"/>
+      </w:pPr>
+      <w:rPr>
+        <w:rFonts w:ascii="Wingdings" w:hAnsi="Wingdings" w:hint="default"/>
+      </w:rPr>
+    </w:lvl>
+    <w:lvl w:ilvl="6" w:tplc="04090001" w:tentative="1">
+      <w:start w:val="1"/>
+      <w:numFmt w:val="bullet"/>
+      <w:lvlText w:val=""/>
+      <w:lvlJc w:val="left"/>
+      <w:pPr>
+        <w:ind w:left="4680" w:hanging="360"/>
+      </w:pPr>
+      <w:rPr>
+        <w:rFonts w:ascii="Symbol" w:hAnsi="Symbol" w:hint="default"/>
+      </w:rPr>
+    </w:lvl>
+    <w:lvl w:ilvl="7" w:tplc="04090003" w:tentative="1">
+      <w:start w:val="1"/>
+      <w:numFmt w:val="bullet"/>
+      <w:lvlText w:val="o"/>
+      <w:lvlJc w:val="left"/>
+      <w:pPr>
+        <w:ind w:left="5400" w:hanging="360"/>
+      </w:pPr>
+      <w:rPr>
+        <w:rFonts w:ascii="Courier New" w:hAnsi="Courier New" w:cs="Courier New" w:hint="default"/>
+      </w:rPr>
+    </w:lvl>
+    <w:lvl w:ilvl="8" w:tplc="04090005" w:tentative="1">
+      <w:start w:val="1"/>
+      <w:numFmt w:val="bullet"/>
+      <w:lvlText w:val=""/>
+      <w:lvlJc w:val="left"/>
+      <w:pPr>
+        <w:ind w:left="6120" w:hanging="360"/>
+      </w:pPr>
+      <w:rPr>
+        <w:rFonts w:ascii="Wingdings" w:hAnsi="Wingdings" w:hint="default"/>
+      </w:rPr>
+    </w:lvl>
+  </w:abstractNum>
+  <w:abstractNum w:abstractNumId="13">
     <w:nsid w:val="1EF60C02"/>
     <w:multiLevelType w:val="hybridMultilevel"/>
     <w:tmpl w:val="B3CE9A98"/>
@@ -3710,7 +3959,7 @@
       </w:rPr>
     </w:lvl>
   </w:abstractNum>
-  <w:abstractNum w:abstractNumId="11">
+  <w:abstractNum w:abstractNumId="14">
     <w:nsid w:val="20337DA7"/>
     <w:multiLevelType w:val="hybridMultilevel"/>
     <w:tmpl w:val="25A6C7DC"/>
@@ -3822,7 +4071,7 @@
       </w:rPr>
     </w:lvl>
   </w:abstractNum>
-  <w:abstractNum w:abstractNumId="12">
+  <w:abstractNum w:abstractNumId="15">
     <w:nsid w:val="220C6A62"/>
     <w:multiLevelType w:val="hybridMultilevel"/>
     <w:tmpl w:val="1DEC4FD4"/>
@@ -3935,7 +4184,7 @@
       </w:rPr>
     </w:lvl>
   </w:abstractNum>
-  <w:abstractNum w:abstractNumId="13">
+  <w:abstractNum w:abstractNumId="16">
     <w:nsid w:val="264A315D"/>
     <w:multiLevelType w:val="multilevel"/>
     <w:tmpl w:val="264A315D"/>
@@ -4084,7 +4333,7 @@
       </w:rPr>
     </w:lvl>
   </w:abstractNum>
-  <w:abstractNum w:abstractNumId="14">
+  <w:abstractNum w:abstractNumId="17">
     <w:nsid w:val="2CCE285C"/>
     <w:multiLevelType w:val="hybridMultilevel"/>
     <w:tmpl w:val="9CD041F6"/>
@@ -4196,7 +4445,7 @@
       </w:rPr>
     </w:lvl>
   </w:abstractNum>
-  <w:abstractNum w:abstractNumId="15">
+  <w:abstractNum w:abstractNumId="18">
     <w:nsid w:val="2F520F42"/>
     <w:multiLevelType w:val="hybridMultilevel"/>
     <w:tmpl w:val="EDB61600"/>
@@ -4309,7 +4558,7 @@
       </w:rPr>
     </w:lvl>
   </w:abstractNum>
-  <w:abstractNum w:abstractNumId="16">
+  <w:abstractNum w:abstractNumId="19">
     <w:nsid w:val="31A1277E"/>
     <w:multiLevelType w:val="hybridMultilevel"/>
     <w:tmpl w:val="90769452"/>
@@ -4422,7 +4671,7 @@
       </w:rPr>
     </w:lvl>
   </w:abstractNum>
-  <w:abstractNum w:abstractNumId="17">
+  <w:abstractNum w:abstractNumId="20">
     <w:nsid w:val="39010787"/>
     <w:multiLevelType w:val="hybridMultilevel"/>
     <w:tmpl w:val="E698DE6C"/>
@@ -4432,7 +4681,7 @@
       <w:lvlText w:val=""/>
       <w:lvlJc w:val="left"/>
       <w:pPr>
-        <w:ind w:left="720" w:hanging="360"/>
+        <w:ind w:left="360" w:hanging="360"/>
       </w:pPr>
       <w:rPr>
         <w:rFonts w:ascii="Wingdings" w:hAnsi="Wingdings" w:hint="default"/>
@@ -4444,7 +4693,7 @@
       <w:lvlText w:val="o"/>
       <w:lvlJc w:val="left"/>
       <w:pPr>
-        <w:ind w:left="1440" w:hanging="360"/>
+        <w:ind w:left="1080" w:hanging="360"/>
       </w:pPr>
       <w:rPr>
         <w:rFonts w:ascii="Courier New" w:hAnsi="Courier New" w:cs="Courier New" w:hint="default"/>
@@ -4456,7 +4705,7 @@
       <w:lvlText w:val=""/>
       <w:lvlJc w:val="left"/>
       <w:pPr>
-        <w:ind w:left="2160" w:hanging="360"/>
+        <w:ind w:left="1800" w:hanging="360"/>
       </w:pPr>
       <w:rPr>
         <w:rFonts w:ascii="Wingdings" w:hAnsi="Wingdings" w:hint="default"/>
@@ -4468,7 +4717,7 @@
       <w:lvlText w:val=""/>
       <w:lvlJc w:val="left"/>
       <w:pPr>
-        <w:ind w:left="2880" w:hanging="360"/>
+        <w:ind w:left="2520" w:hanging="360"/>
       </w:pPr>
       <w:rPr>
         <w:rFonts w:ascii="Symbol" w:hAnsi="Symbol" w:hint="default"/>
@@ -4480,7 +4729,7 @@
       <w:lvlText w:val="o"/>
       <w:lvlJc w:val="left"/>
       <w:pPr>
-        <w:ind w:left="3600" w:hanging="360"/>
+        <w:ind w:left="3240" w:hanging="360"/>
       </w:pPr>
       <w:rPr>
         <w:rFonts w:ascii="Courier New" w:hAnsi="Courier New" w:cs="Courier New" w:hint="default"/>
@@ -4492,7 +4741,7 @@
       <w:lvlText w:val=""/>
       <w:lvlJc w:val="left"/>
       <w:pPr>
-        <w:ind w:left="4320" w:hanging="360"/>
+        <w:ind w:left="3960" w:hanging="360"/>
       </w:pPr>
       <w:rPr>
         <w:rFonts w:ascii="Wingdings" w:hAnsi="Wingdings" w:hint="default"/>
@@ -4504,7 +4753,7 @@
       <w:lvlText w:val=""/>
       <w:lvlJc w:val="left"/>
       <w:pPr>
-        <w:ind w:left="5040" w:hanging="360"/>
+        <w:ind w:left="4680" w:hanging="360"/>
       </w:pPr>
       <w:rPr>
         <w:rFonts w:ascii="Symbol" w:hAnsi="Symbol" w:hint="default"/>
@@ -4516,7 +4765,7 @@
       <w:lvlText w:val="o"/>
       <w:lvlJc w:val="left"/>
       <w:pPr>
-        <w:ind w:left="5760" w:hanging="360"/>
+        <w:ind w:left="5400" w:hanging="360"/>
       </w:pPr>
       <w:rPr>
         <w:rFonts w:ascii="Courier New" w:hAnsi="Courier New" w:cs="Courier New" w:hint="default"/>
@@ -4528,14 +4777,14 @@
       <w:lvlText w:val=""/>
       <w:lvlJc w:val="left"/>
       <w:pPr>
-        <w:ind w:left="6480" w:hanging="360"/>
+        <w:ind w:left="6120" w:hanging="360"/>
       </w:pPr>
       <w:rPr>
         <w:rFonts w:ascii="Wingdings" w:hAnsi="Wingdings" w:hint="default"/>
       </w:rPr>
     </w:lvl>
   </w:abstractNum>
-  <w:abstractNum w:abstractNumId="18">
+  <w:abstractNum w:abstractNumId="21">
     <w:nsid w:val="3EB86019"/>
     <w:multiLevelType w:val="hybridMultilevel"/>
     <w:tmpl w:val="B022A8A0"/>
@@ -4647,7 +4896,233 @@
       </w:rPr>
     </w:lvl>
   </w:abstractNum>
-  <w:abstractNum w:abstractNumId="19">
+  <w:abstractNum w:abstractNumId="22">
+    <w:nsid w:val="41010047"/>
+    <w:multiLevelType w:val="hybridMultilevel"/>
+    <w:tmpl w:val="A72A7182"/>
+    <w:lvl w:ilvl="0" w:tplc="04090009">
+      <w:start w:val="1"/>
+      <w:numFmt w:val="bullet"/>
+      <w:lvlText w:val=""/>
+      <w:lvlJc w:val="left"/>
+      <w:pPr>
+        <w:ind w:left="360" w:hanging="360"/>
+      </w:pPr>
+      <w:rPr>
+        <w:rFonts w:ascii="Wingdings" w:hAnsi="Wingdings" w:hint="default"/>
+      </w:rPr>
+    </w:lvl>
+    <w:lvl w:ilvl="1" w:tplc="04090003" w:tentative="1">
+      <w:start w:val="1"/>
+      <w:numFmt w:val="bullet"/>
+      <w:lvlText w:val="o"/>
+      <w:lvlJc w:val="left"/>
+      <w:pPr>
+        <w:ind w:left="1080" w:hanging="360"/>
+      </w:pPr>
+      <w:rPr>
+        <w:rFonts w:ascii="Courier New" w:hAnsi="Courier New" w:cs="Courier New" w:hint="default"/>
+      </w:rPr>
+    </w:lvl>
+    <w:lvl w:ilvl="2" w:tplc="04090005" w:tentative="1">
+      <w:start w:val="1"/>
+      <w:numFmt w:val="bullet"/>
+      <w:lvlText w:val=""/>
+      <w:lvlJc w:val="left"/>
+      <w:pPr>
+        <w:ind w:left="1800" w:hanging="360"/>
+      </w:pPr>
+      <w:rPr>
+        <w:rFonts w:ascii="Wingdings" w:hAnsi="Wingdings" w:hint="default"/>
+      </w:rPr>
+    </w:lvl>
+    <w:lvl w:ilvl="3" w:tplc="04090001" w:tentative="1">
+      <w:start w:val="1"/>
+      <w:numFmt w:val="bullet"/>
+      <w:lvlText w:val=""/>
+      <w:lvlJc w:val="left"/>
+      <w:pPr>
+        <w:ind w:left="2520" w:hanging="360"/>
+      </w:pPr>
+      <w:rPr>
+        <w:rFonts w:ascii="Symbol" w:hAnsi="Symbol" w:hint="default"/>
+      </w:rPr>
+    </w:lvl>
+    <w:lvl w:ilvl="4" w:tplc="04090003" w:tentative="1">
+      <w:start w:val="1"/>
+      <w:numFmt w:val="bullet"/>
+      <w:lvlText w:val="o"/>
+      <w:lvlJc w:val="left"/>
+      <w:pPr>
+        <w:ind w:left="3240" w:hanging="360"/>
+      </w:pPr>
+      <w:rPr>
+        <w:rFonts w:ascii="Courier New" w:hAnsi="Courier New" w:cs="Courier New" w:hint="default"/>
+      </w:rPr>
+    </w:lvl>
+    <w:lvl w:ilvl="5" w:tplc="04090005" w:tentative="1">
+      <w:start w:val="1"/>
+      <w:numFmt w:val="bullet"/>
+      <w:lvlText w:val=""/>
+      <w:lvlJc w:val="left"/>
+      <w:pPr>
+        <w:ind w:left="3960" w:hanging="360"/>
+      </w:pPr>
+      <w:rPr>
+        <w:rFonts w:ascii="Wingdings" w:hAnsi="Wingdings" w:hint="default"/>
+      </w:rPr>
+    </w:lvl>
+    <w:lvl w:ilvl="6" w:tplc="04090001" w:tentative="1">
+      <w:start w:val="1"/>
+      <w:numFmt w:val="bullet"/>
+      <w:lvlText w:val=""/>
+      <w:lvlJc w:val="left"/>
+      <w:pPr>
+        <w:ind w:left="4680" w:hanging="360"/>
+      </w:pPr>
+      <w:rPr>
+        <w:rFonts w:ascii="Symbol" w:hAnsi="Symbol" w:hint="default"/>
+      </w:rPr>
+    </w:lvl>
+    <w:lvl w:ilvl="7" w:tplc="04090003" w:tentative="1">
+      <w:start w:val="1"/>
+      <w:numFmt w:val="bullet"/>
+      <w:lvlText w:val="o"/>
+      <w:lvlJc w:val="left"/>
+      <w:pPr>
+        <w:ind w:left="5400" w:hanging="360"/>
+      </w:pPr>
+      <w:rPr>
+        <w:rFonts w:ascii="Courier New" w:hAnsi="Courier New" w:cs="Courier New" w:hint="default"/>
+      </w:rPr>
+    </w:lvl>
+    <w:lvl w:ilvl="8" w:tplc="04090005" w:tentative="1">
+      <w:start w:val="1"/>
+      <w:numFmt w:val="bullet"/>
+      <w:lvlText w:val=""/>
+      <w:lvlJc w:val="left"/>
+      <w:pPr>
+        <w:ind w:left="6120" w:hanging="360"/>
+      </w:pPr>
+      <w:rPr>
+        <w:rFonts w:ascii="Wingdings" w:hAnsi="Wingdings" w:hint="default"/>
+      </w:rPr>
+    </w:lvl>
+  </w:abstractNum>
+  <w:abstractNum w:abstractNumId="23">
+    <w:nsid w:val="413715C1"/>
+    <w:multiLevelType w:val="hybridMultilevel"/>
+    <w:tmpl w:val="968053DA"/>
+    <w:lvl w:ilvl="0" w:tplc="04090009">
+      <w:start w:val="1"/>
+      <w:numFmt w:val="bullet"/>
+      <w:lvlText w:val=""/>
+      <w:lvlJc w:val="left"/>
+      <w:pPr>
+        <w:ind w:left="360" w:hanging="360"/>
+      </w:pPr>
+      <w:rPr>
+        <w:rFonts w:ascii="Wingdings" w:hAnsi="Wingdings" w:hint="default"/>
+      </w:rPr>
+    </w:lvl>
+    <w:lvl w:ilvl="1" w:tplc="04090003" w:tentative="1">
+      <w:start w:val="1"/>
+      <w:numFmt w:val="bullet"/>
+      <w:lvlText w:val="o"/>
+      <w:lvlJc w:val="left"/>
+      <w:pPr>
+        <w:ind w:left="1080" w:hanging="360"/>
+      </w:pPr>
+      <w:rPr>
+        <w:rFonts w:ascii="Courier New" w:hAnsi="Courier New" w:cs="Courier New" w:hint="default"/>
+      </w:rPr>
+    </w:lvl>
+    <w:lvl w:ilvl="2" w:tplc="04090005" w:tentative="1">
+      <w:start w:val="1"/>
+      <w:numFmt w:val="bullet"/>
+      <w:lvlText w:val=""/>
+      <w:lvlJc w:val="left"/>
+      <w:pPr>
+        <w:ind w:left="1800" w:hanging="360"/>
+      </w:pPr>
+      <w:rPr>
+        <w:rFonts w:ascii="Wingdings" w:hAnsi="Wingdings" w:hint="default"/>
+      </w:rPr>
+    </w:lvl>
+    <w:lvl w:ilvl="3" w:tplc="04090001" w:tentative="1">
+      <w:start w:val="1"/>
+      <w:numFmt w:val="bullet"/>
+      <w:lvlText w:val=""/>
+      <w:lvlJc w:val="left"/>
+      <w:pPr>
+        <w:ind w:left="2520" w:hanging="360"/>
+      </w:pPr>
+      <w:rPr>
+        <w:rFonts w:ascii="Symbol" w:hAnsi="Symbol" w:hint="default"/>
+      </w:rPr>
+    </w:lvl>
+    <w:lvl w:ilvl="4" w:tplc="04090003" w:tentative="1">
+      <w:start w:val="1"/>
+      <w:numFmt w:val="bullet"/>
+      <w:lvlText w:val="o"/>
+      <w:lvlJc w:val="left"/>
+      <w:pPr>
+        <w:ind w:left="3240" w:hanging="360"/>
+      </w:pPr>
+      <w:rPr>
+        <w:rFonts w:ascii="Courier New" w:hAnsi="Courier New" w:cs="Courier New" w:hint="default"/>
+      </w:rPr>
+    </w:lvl>
+    <w:lvl w:ilvl="5" w:tplc="04090005" w:tentative="1">
+      <w:start w:val="1"/>
+      <w:numFmt w:val="bullet"/>
+      <w:lvlText w:val=""/>
+      <w:lvlJc w:val="left"/>
+      <w:pPr>
+        <w:ind w:left="3960" w:hanging="360"/>
+      </w:pPr>
+      <w:rPr>
+        <w:rFonts w:ascii="Wingdings" w:hAnsi="Wingdings" w:hint="default"/>
+      </w:rPr>
+    </w:lvl>
+    <w:lvl w:ilvl="6" w:tplc="04090001" w:tentative="1">
+      <w:start w:val="1"/>
+      <w:numFmt w:val="bullet"/>
+      <w:lvlText w:val=""/>
+      <w:lvlJc w:val="left"/>
+      <w:pPr>
+        <w:ind w:left="4680" w:hanging="360"/>
+      </w:pPr>
+      <w:rPr>
+        <w:rFonts w:ascii="Symbol" w:hAnsi="Symbol" w:hint="default"/>
+      </w:rPr>
+    </w:lvl>
+    <w:lvl w:ilvl="7" w:tplc="04090003" w:tentative="1">
+      <w:start w:val="1"/>
+      <w:numFmt w:val="bullet"/>
+      <w:lvlText w:val="o"/>
+      <w:lvlJc w:val="left"/>
+      <w:pPr>
+        <w:ind w:left="5400" w:hanging="360"/>
+      </w:pPr>
+      <w:rPr>
+        <w:rFonts w:ascii="Courier New" w:hAnsi="Courier New" w:cs="Courier New" w:hint="default"/>
+      </w:rPr>
+    </w:lvl>
+    <w:lvl w:ilvl="8" w:tplc="04090005" w:tentative="1">
+      <w:start w:val="1"/>
+      <w:numFmt w:val="bullet"/>
+      <w:lvlText w:val=""/>
+      <w:lvlJc w:val="left"/>
+      <w:pPr>
+        <w:ind w:left="6120" w:hanging="360"/>
+      </w:pPr>
+      <w:rPr>
+        <w:rFonts w:ascii="Wingdings" w:hAnsi="Wingdings" w:hint="default"/>
+      </w:rPr>
+    </w:lvl>
+  </w:abstractNum>
+  <w:abstractNum w:abstractNumId="24">
     <w:nsid w:val="424E7C96"/>
     <w:multiLevelType w:val="hybridMultilevel"/>
     <w:tmpl w:val="C3D43778"/>
@@ -4759,7 +5234,7 @@
       </w:rPr>
     </w:lvl>
   </w:abstractNum>
-  <w:abstractNum w:abstractNumId="20">
+  <w:abstractNum w:abstractNumId="25">
     <w:nsid w:val="44286F16"/>
     <w:multiLevelType w:val="hybridMultilevel"/>
     <w:tmpl w:val="F7646420"/>
@@ -4872,7 +5347,7 @@
       </w:rPr>
     </w:lvl>
   </w:abstractNum>
-  <w:abstractNum w:abstractNumId="21">
+  <w:abstractNum w:abstractNumId="26">
     <w:nsid w:val="44D90BC3"/>
     <w:multiLevelType w:val="hybridMultilevel"/>
     <w:tmpl w:val="971C7330"/>
@@ -4984,7 +5459,7 @@
       </w:rPr>
     </w:lvl>
   </w:abstractNum>
-  <w:abstractNum w:abstractNumId="22">
+  <w:abstractNum w:abstractNumId="27">
     <w:nsid w:val="48FC4289"/>
     <w:multiLevelType w:val="multilevel"/>
     <w:tmpl w:val="48FC4289"/>
@@ -5133,7 +5608,7 @@
       </w:rPr>
     </w:lvl>
   </w:abstractNum>
-  <w:abstractNum w:abstractNumId="23">
+  <w:abstractNum w:abstractNumId="28">
     <w:nsid w:val="4B2C24B2"/>
     <w:multiLevelType w:val="hybridMultilevel"/>
     <w:tmpl w:val="4C6C5E56"/>
@@ -5245,7 +5720,7 @@
       </w:rPr>
     </w:lvl>
   </w:abstractNum>
-  <w:abstractNum w:abstractNumId="24">
+  <w:abstractNum w:abstractNumId="29">
     <w:nsid w:val="51382AD3"/>
     <w:multiLevelType w:val="multilevel"/>
     <w:tmpl w:val="51382AD3"/>
@@ -5394,7 +5869,120 @@
       </w:rPr>
     </w:lvl>
   </w:abstractNum>
-  <w:abstractNum w:abstractNumId="25">
+  <w:abstractNum w:abstractNumId="30">
+    <w:nsid w:val="51B01DA3"/>
+    <w:multiLevelType w:val="hybridMultilevel"/>
+    <w:tmpl w:val="517ED092"/>
+    <w:lvl w:ilvl="0" w:tplc="04090009">
+      <w:start w:val="1"/>
+      <w:numFmt w:val="bullet"/>
+      <w:lvlText w:val=""/>
+      <w:lvlJc w:val="left"/>
+      <w:pPr>
+        <w:ind w:left="360" w:hanging="360"/>
+      </w:pPr>
+      <w:rPr>
+        <w:rFonts w:ascii="Wingdings" w:hAnsi="Wingdings" w:hint="default"/>
+      </w:rPr>
+    </w:lvl>
+    <w:lvl w:ilvl="1" w:tplc="04090003" w:tentative="1">
+      <w:start w:val="1"/>
+      <w:numFmt w:val="bullet"/>
+      <w:lvlText w:val="o"/>
+      <w:lvlJc w:val="left"/>
+      <w:pPr>
+        <w:ind w:left="1080" w:hanging="360"/>
+      </w:pPr>
+      <w:rPr>
+        <w:rFonts w:ascii="Courier New" w:hAnsi="Courier New" w:cs="Courier New" w:hint="default"/>
+      </w:rPr>
+    </w:lvl>
+    <w:lvl w:ilvl="2" w:tplc="04090005" w:tentative="1">
+      <w:start w:val="1"/>
+      <w:numFmt w:val="bullet"/>
+      <w:lvlText w:val=""/>
+      <w:lvlJc w:val="left"/>
+      <w:pPr>
+        <w:ind w:left="1800" w:hanging="360"/>
+      </w:pPr>
+      <w:rPr>
+        <w:rFonts w:ascii="Wingdings" w:hAnsi="Wingdings" w:hint="default"/>
+      </w:rPr>
+    </w:lvl>
+    <w:lvl w:ilvl="3" w:tplc="04090001" w:tentative="1">
+      <w:start w:val="1"/>
+      <w:numFmt w:val="bullet"/>
+      <w:lvlText w:val=""/>
+      <w:lvlJc w:val="left"/>
+      <w:pPr>
+        <w:ind w:left="2520" w:hanging="360"/>
+      </w:pPr>
+      <w:rPr>
+        <w:rFonts w:ascii="Symbol" w:hAnsi="Symbol" w:hint="default"/>
+      </w:rPr>
+    </w:lvl>
+    <w:lvl w:ilvl="4" w:tplc="04090003" w:tentative="1">
+      <w:start w:val="1"/>
+      <w:numFmt w:val="bullet"/>
+      <w:lvlText w:val="o"/>
+      <w:lvlJc w:val="left"/>
+      <w:pPr>
+        <w:ind w:left="3240" w:hanging="360"/>
+      </w:pPr>
+      <w:rPr>
+        <w:rFonts w:ascii="Courier New" w:hAnsi="Courier New" w:cs="Courier New" w:hint="default"/>
+      </w:rPr>
+    </w:lvl>
+    <w:lvl w:ilvl="5" w:tplc="04090005" w:tentative="1">
+      <w:start w:val="1"/>
+      <w:numFmt w:val="bullet"/>
+      <w:lvlText w:val=""/>
+      <w:lvlJc w:val="left"/>
+      <w:pPr>
+        <w:ind w:left="3960" w:hanging="360"/>
+      </w:pPr>
+      <w:rPr>
+        <w:rFonts w:ascii="Wingdings" w:hAnsi="Wingdings" w:hint="default"/>
+      </w:rPr>
+    </w:lvl>
+    <w:lvl w:ilvl="6" w:tplc="04090001" w:tentative="1">
+      <w:start w:val="1"/>
+      <w:numFmt w:val="bullet"/>
+      <w:lvlText w:val=""/>
+      <w:lvlJc w:val="left"/>
+      <w:pPr>
+        <w:ind w:left="4680" w:hanging="360"/>
+      </w:pPr>
+      <w:rPr>
+        <w:rFonts w:ascii="Symbol" w:hAnsi="Symbol" w:hint="default"/>
+      </w:rPr>
+    </w:lvl>
+    <w:lvl w:ilvl="7" w:tplc="04090003" w:tentative="1">
+      <w:start w:val="1"/>
+      <w:numFmt w:val="bullet"/>
+      <w:lvlText w:val="o"/>
+      <w:lvlJc w:val="left"/>
+      <w:pPr>
+        <w:ind w:left="5400" w:hanging="360"/>
+      </w:pPr>
+      <w:rPr>
+        <w:rFonts w:ascii="Courier New" w:hAnsi="Courier New" w:cs="Courier New" w:hint="default"/>
+      </w:rPr>
+    </w:lvl>
+    <w:lvl w:ilvl="8" w:tplc="04090005" w:tentative="1">
+      <w:start w:val="1"/>
+      <w:numFmt w:val="bullet"/>
+      <w:lvlText w:val=""/>
+      <w:lvlJc w:val="left"/>
+      <w:pPr>
+        <w:ind w:left="6120" w:hanging="360"/>
+      </w:pPr>
+      <w:rPr>
+        <w:rFonts w:ascii="Wingdings" w:hAnsi="Wingdings" w:hint="default"/>
+      </w:rPr>
+    </w:lvl>
+  </w:abstractNum>
+  <w:abstractNum w:abstractNumId="31">
     <w:nsid w:val="551D0211"/>
     <w:multiLevelType w:val="hybridMultilevel"/>
     <w:tmpl w:val="D10AE77C"/>
@@ -5507,7 +6095,7 @@
       </w:rPr>
     </w:lvl>
   </w:abstractNum>
-  <w:abstractNum w:abstractNumId="26">
+  <w:abstractNum w:abstractNumId="32">
     <w:nsid w:val="552D5BB0"/>
     <w:multiLevelType w:val="hybridMultilevel"/>
     <w:tmpl w:val="0E728BAA"/>
@@ -5619,7 +6207,7 @@
       </w:rPr>
     </w:lvl>
   </w:abstractNum>
-  <w:abstractNum w:abstractNumId="27">
+  <w:abstractNum w:abstractNumId="33">
     <w:nsid w:val="62FA65D6"/>
     <w:multiLevelType w:val="hybridMultilevel"/>
     <w:tmpl w:val="3278A046"/>
@@ -5629,7 +6217,7 @@
       <w:lvlText w:val=""/>
       <w:lvlJc w:val="left"/>
       <w:pPr>
-        <w:ind w:left="720" w:hanging="360"/>
+        <w:ind w:left="360" w:hanging="360"/>
       </w:pPr>
       <w:rPr>
         <w:rFonts w:ascii="Wingdings" w:hAnsi="Wingdings" w:hint="default"/>
@@ -5641,7 +6229,7 @@
       <w:lvlText w:val="o"/>
       <w:lvlJc w:val="left"/>
       <w:pPr>
-        <w:ind w:left="1440" w:hanging="360"/>
+        <w:ind w:left="1080" w:hanging="360"/>
       </w:pPr>
       <w:rPr>
         <w:rFonts w:ascii="Courier New" w:hAnsi="Courier New" w:cs="Courier New" w:hint="default"/>
@@ -5653,7 +6241,7 @@
       <w:lvlText w:val=""/>
       <w:lvlJc w:val="left"/>
       <w:pPr>
-        <w:ind w:left="2160" w:hanging="360"/>
+        <w:ind w:left="1800" w:hanging="360"/>
       </w:pPr>
       <w:rPr>
         <w:rFonts w:ascii="Wingdings" w:hAnsi="Wingdings" w:hint="default"/>
@@ -5665,7 +6253,7 @@
       <w:lvlText w:val=""/>
       <w:lvlJc w:val="left"/>
       <w:pPr>
-        <w:ind w:left="2880" w:hanging="360"/>
+        <w:ind w:left="2520" w:hanging="360"/>
       </w:pPr>
       <w:rPr>
         <w:rFonts w:ascii="Symbol" w:hAnsi="Symbol" w:hint="default"/>
@@ -5677,7 +6265,7 @@
       <w:lvlText w:val="o"/>
       <w:lvlJc w:val="left"/>
       <w:pPr>
-        <w:ind w:left="3600" w:hanging="360"/>
+        <w:ind w:left="3240" w:hanging="360"/>
       </w:pPr>
       <w:rPr>
         <w:rFonts w:ascii="Courier New" w:hAnsi="Courier New" w:cs="Courier New" w:hint="default"/>
@@ -5689,7 +6277,7 @@
       <w:lvlText w:val=""/>
       <w:lvlJc w:val="left"/>
       <w:pPr>
-        <w:ind w:left="4320" w:hanging="360"/>
+        <w:ind w:left="3960" w:hanging="360"/>
       </w:pPr>
       <w:rPr>
         <w:rFonts w:ascii="Wingdings" w:hAnsi="Wingdings" w:hint="default"/>
@@ -5701,7 +6289,7 @@
       <w:lvlText w:val=""/>
       <w:lvlJc w:val="left"/>
       <w:pPr>
-        <w:ind w:left="5040" w:hanging="360"/>
+        <w:ind w:left="4680" w:hanging="360"/>
       </w:pPr>
       <w:rPr>
         <w:rFonts w:ascii="Symbol" w:hAnsi="Symbol" w:hint="default"/>
@@ -5713,7 +6301,7 @@
       <w:lvlText w:val="o"/>
       <w:lvlJc w:val="left"/>
       <w:pPr>
-        <w:ind w:left="5760" w:hanging="360"/>
+        <w:ind w:left="5400" w:hanging="360"/>
       </w:pPr>
       <w:rPr>
         <w:rFonts w:ascii="Courier New" w:hAnsi="Courier New" w:cs="Courier New" w:hint="default"/>
@@ -5725,14 +6313,14 @@
       <w:lvlText w:val=""/>
       <w:lvlJc w:val="left"/>
       <w:pPr>
-        <w:ind w:left="6480" w:hanging="360"/>
+        <w:ind w:left="6120" w:hanging="360"/>
       </w:pPr>
       <w:rPr>
         <w:rFonts w:ascii="Wingdings" w:hAnsi="Wingdings" w:hint="default"/>
       </w:rPr>
     </w:lvl>
   </w:abstractNum>
-  <w:abstractNum w:abstractNumId="28">
+  <w:abstractNum w:abstractNumId="34">
     <w:nsid w:val="6C3908AE"/>
     <w:multiLevelType w:val="multilevel"/>
     <w:tmpl w:val="6C3908AE"/>
@@ -5881,7 +6469,7 @@
       </w:rPr>
     </w:lvl>
   </w:abstractNum>
-  <w:abstractNum w:abstractNumId="29">
+  <w:abstractNum w:abstractNumId="35">
     <w:nsid w:val="6FFA06C5"/>
     <w:multiLevelType w:val="hybridMultilevel"/>
     <w:tmpl w:val="B0E0EFC6"/>
@@ -5994,7 +6582,119 @@
       </w:rPr>
     </w:lvl>
   </w:abstractNum>
-  <w:abstractNum w:abstractNumId="30">
+  <w:abstractNum w:abstractNumId="36">
+    <w:nsid w:val="70B514F2"/>
+    <w:multiLevelType w:val="hybridMultilevel"/>
+    <w:tmpl w:val="3CDE7F16"/>
+    <w:lvl w:ilvl="0" w:tplc="E85804B0">
+      <w:numFmt w:val="bullet"/>
+      <w:lvlText w:val=""/>
+      <w:lvlJc w:val="left"/>
+      <w:pPr>
+        <w:ind w:left="720" w:hanging="360"/>
+      </w:pPr>
+      <w:rPr>
+        <w:rFonts w:ascii="Symbol" w:eastAsia="Times New Roman" w:hAnsi="Symbol" w:cs="Times New Roman" w:hint="default"/>
+      </w:rPr>
+    </w:lvl>
+    <w:lvl w:ilvl="1" w:tplc="04090003" w:tentative="1">
+      <w:start w:val="1"/>
+      <w:numFmt w:val="bullet"/>
+      <w:lvlText w:val="o"/>
+      <w:lvlJc w:val="left"/>
+      <w:pPr>
+        <w:ind w:left="1440" w:hanging="360"/>
+      </w:pPr>
+      <w:rPr>
+        <w:rFonts w:ascii="Courier New" w:hAnsi="Courier New" w:cs="Courier New" w:hint="default"/>
+      </w:rPr>
+    </w:lvl>
+    <w:lvl w:ilvl="2" w:tplc="04090005" w:tentative="1">
+      <w:start w:val="1"/>
+      <w:numFmt w:val="bullet"/>
+      <w:lvlText w:val=""/>
+      <w:lvlJc w:val="left"/>
+      <w:pPr>
+        <w:ind w:left="2160" w:hanging="360"/>
+      </w:pPr>
+      <w:rPr>
+        <w:rFonts w:ascii="Wingdings" w:hAnsi="Wingdings" w:hint="default"/>
+      </w:rPr>
+    </w:lvl>
+    <w:lvl w:ilvl="3" w:tplc="04090001" w:tentative="1">
+      <w:start w:val="1"/>
+      <w:numFmt w:val="bullet"/>
+      <w:lvlText w:val=""/>
+      <w:lvlJc w:val="left"/>
+      <w:pPr>
+        <w:ind w:left="2880" w:hanging="360"/>
+      </w:pPr>
+      <w:rPr>
+        <w:rFonts w:ascii="Symbol" w:hAnsi="Symbol" w:hint="default"/>
+      </w:rPr>
+    </w:lvl>
+    <w:lvl w:ilvl="4" w:tplc="04090003" w:tentative="1">
+      <w:start w:val="1"/>
+      <w:numFmt w:val="bullet"/>
+      <w:lvlText w:val="o"/>
+      <w:lvlJc w:val="left"/>
+      <w:pPr>
+        <w:ind w:left="3600" w:hanging="360"/>
+      </w:pPr>
+      <w:rPr>
+        <w:rFonts w:ascii="Courier New" w:hAnsi="Courier New" w:cs="Courier New" w:hint="default"/>
+      </w:rPr>
+    </w:lvl>
+    <w:lvl w:ilvl="5" w:tplc="04090005" w:tentative="1">
+      <w:start w:val="1"/>
+      <w:numFmt w:val="bullet"/>
+      <w:lvlText w:val=""/>
+      <w:lvlJc w:val="left"/>
+      <w:pPr>
+        <w:ind w:left="4320" w:hanging="360"/>
+      </w:pPr>
+      <w:rPr>
+        <w:rFonts w:ascii="Wingdings" w:hAnsi="Wingdings" w:hint="default"/>
+      </w:rPr>
+    </w:lvl>
+    <w:lvl w:ilvl="6" w:tplc="04090001" w:tentative="1">
+      <w:start w:val="1"/>
+      <w:numFmt w:val="bullet"/>
+      <w:lvlText w:val=""/>
+      <w:lvlJc w:val="left"/>
+      <w:pPr>
+        <w:ind w:left="5040" w:hanging="360"/>
+      </w:pPr>
+      <w:rPr>
+        <w:rFonts w:ascii="Symbol" w:hAnsi="Symbol" w:hint="default"/>
+      </w:rPr>
+    </w:lvl>
+    <w:lvl w:ilvl="7" w:tplc="04090003" w:tentative="1">
+      <w:start w:val="1"/>
+      <w:numFmt w:val="bullet"/>
+      <w:lvlText w:val="o"/>
+      <w:lvlJc w:val="left"/>
+      <w:pPr>
+        <w:ind w:left="5760" w:hanging="360"/>
+      </w:pPr>
+      <w:rPr>
+        <w:rFonts w:ascii="Courier New" w:hAnsi="Courier New" w:cs="Courier New" w:hint="default"/>
+      </w:rPr>
+    </w:lvl>
+    <w:lvl w:ilvl="8" w:tplc="04090005" w:tentative="1">
+      <w:start w:val="1"/>
+      <w:numFmt w:val="bullet"/>
+      <w:lvlText w:val=""/>
+      <w:lvlJc w:val="left"/>
+      <w:pPr>
+        <w:ind w:left="6480" w:hanging="360"/>
+      </w:pPr>
+      <w:rPr>
+        <w:rFonts w:ascii="Wingdings" w:hAnsi="Wingdings" w:hint="default"/>
+      </w:rPr>
+    </w:lvl>
+  </w:abstractNum>
+  <w:abstractNum w:abstractNumId="37">
     <w:nsid w:val="78E40258"/>
     <w:multiLevelType w:val="hybridMultilevel"/>
     <w:tmpl w:val="43DE200C"/>
@@ -6108,97 +6808,118 @@
     </w:lvl>
   </w:abstractNum>
   <w:num w:numId="1">
-    <w:abstractNumId w:val="6"/>
+    <w:abstractNumId w:val="8"/>
   </w:num>
   <w:num w:numId="2">
-    <w:abstractNumId w:val="28"/>
+    <w:abstractNumId w:val="34"/>
   </w:num>
   <w:num w:numId="3">
     <w:abstractNumId w:val="0"/>
   </w:num>
   <w:num w:numId="4">
+    <w:abstractNumId w:val="6"/>
+  </w:num>
+  <w:num w:numId="5">
+    <w:abstractNumId w:val="29"/>
+  </w:num>
+  <w:num w:numId="6">
+    <w:abstractNumId w:val="16"/>
+  </w:num>
+  <w:num w:numId="7">
+    <w:abstractNumId w:val="27"/>
+  </w:num>
+  <w:num w:numId="8">
+    <w:abstractNumId w:val="4"/>
+  </w:num>
+  <w:num w:numId="9">
+    <w:abstractNumId w:val="15"/>
+  </w:num>
+  <w:num w:numId="10">
+    <w:abstractNumId w:val="28"/>
+  </w:num>
+  <w:num w:numId="11">
+    <w:abstractNumId w:val="3"/>
+  </w:num>
+  <w:num w:numId="12">
     <w:abstractNumId w:val="5"/>
   </w:num>
-  <w:num w:numId="5">
+  <w:num w:numId="13">
+    <w:abstractNumId w:val="13"/>
+  </w:num>
+  <w:num w:numId="14">
+    <w:abstractNumId w:val="10"/>
+  </w:num>
+  <w:num w:numId="15">
+    <w:abstractNumId w:val="19"/>
+  </w:num>
+  <w:num w:numId="16">
+    <w:abstractNumId w:val="37"/>
+  </w:num>
+  <w:num w:numId="17">
     <w:abstractNumId w:val="24"/>
   </w:num>
-  <w:num w:numId="6">
-    <w:abstractNumId w:val="13"/>
+  <w:num w:numId="18">
+    <w:abstractNumId w:val="33"/>
   </w:num>
-  <w:num w:numId="7">
+  <w:num w:numId="19">
+    <w:abstractNumId w:val="35"/>
+  </w:num>
+  <w:num w:numId="20">
+    <w:abstractNumId w:val="26"/>
+  </w:num>
+  <w:num w:numId="21">
+    <w:abstractNumId w:val="20"/>
+  </w:num>
+  <w:num w:numId="22">
+    <w:abstractNumId w:val="21"/>
+  </w:num>
+  <w:num w:numId="23">
+    <w:abstractNumId w:val="31"/>
+  </w:num>
+  <w:num w:numId="24">
+    <w:abstractNumId w:val="32"/>
+  </w:num>
+  <w:num w:numId="25">
+    <w:abstractNumId w:val="11"/>
+  </w:num>
+  <w:num w:numId="26">
+    <w:abstractNumId w:val="14"/>
+  </w:num>
+  <w:num w:numId="27">
+    <w:abstractNumId w:val="18"/>
+  </w:num>
+  <w:num w:numId="28">
+    <w:abstractNumId w:val="17"/>
+  </w:num>
+  <w:num w:numId="29">
+    <w:abstractNumId w:val="9"/>
+  </w:num>
+  <w:num w:numId="30">
+    <w:abstractNumId w:val="2"/>
+  </w:num>
+  <w:num w:numId="31">
+    <w:abstractNumId w:val="25"/>
+  </w:num>
+  <w:num w:numId="32">
+    <w:abstractNumId w:val="23"/>
+  </w:num>
+  <w:num w:numId="33">
+    <w:abstractNumId w:val="30"/>
+  </w:num>
+  <w:num w:numId="34">
+    <w:abstractNumId w:val="1"/>
+  </w:num>
+  <w:num w:numId="35">
+    <w:abstractNumId w:val="7"/>
+  </w:num>
+  <w:num w:numId="36">
+    <w:abstractNumId w:val="12"/>
+  </w:num>
+  <w:num w:numId="37">
     <w:abstractNumId w:val="22"/>
   </w:num>
-  <w:num w:numId="8">
-    <w:abstractNumId w:val="3"/>
-  </w:num>
-  <w:num w:numId="9">
-    <w:abstractNumId w:val="12"/>
-  </w:num>
-  <w:num w:numId="10">
-    <w:abstractNumId w:val="23"/>
-  </w:num>
-  <w:num w:numId="11">
-    <w:abstractNumId w:val="2"/>
-  </w:num>
-  <w:num w:numId="12">
-    <w:abstractNumId w:val="4"/>
-  </w:num>
-  <w:num w:numId="13">
-    <w:abstractNumId w:val="10"/>
-  </w:num>
-  <w:num w:numId="14">
-    <w:abstractNumId w:val="8"/>
-  </w:num>
-  <w:num w:numId="15">
-    <w:abstractNumId w:val="16"/>
-  </w:num>
-  <w:num w:numId="16">
-    <w:abstractNumId w:val="30"/>
-  </w:num>
-  <w:num w:numId="17">
-    <w:abstractNumId w:val="19"/>
-  </w:num>
-  <w:num w:numId="18">
-    <w:abstractNumId w:val="27"/>
-  </w:num>
-  <w:num w:numId="19">
-    <w:abstractNumId w:val="29"/>
-  </w:num>
-  <w:num w:numId="20">
-    <w:abstractNumId w:val="21"/>
-  </w:num>
-  <w:num w:numId="21">
-    <w:abstractNumId w:val="17"/>
-  </w:num>
-  <w:num w:numId="22">
-    <w:abstractNumId w:val="18"/>
-  </w:num>
-  <w:num w:numId="23">
-    <w:abstractNumId w:val="25"/>
-  </w:num>
-  <w:num w:numId="24">
-    <w:abstractNumId w:val="26"/>
-  </w:num>
-  <w:num w:numId="25">
-    <w:abstractNumId w:val="9"/>
-  </w:num>
-  <w:num w:numId="26">
-    <w:abstractNumId w:val="11"/>
-  </w:num>
-  <w:num w:numId="27">
-    <w:abstractNumId w:val="15"/>
-  </w:num>
-  <w:num w:numId="28">
-    <w:abstractNumId w:val="14"/>
-  </w:num>
-  <w:num w:numId="29">
-    <w:abstractNumId w:val="7"/>
-  </w:num>
-  <w:num w:numId="30">
-    <w:abstractNumId w:val="1"/>
-  </w:num>
-  <w:num w:numId="31">
-    <w:abstractNumId w:val="20"/>
+  <w:num w:numId="38">
+    <w:abstractNumId w:val="36"/>
   </w:num>
 </w:numbering>
 </file>
@@ -6360,6 +7081,31 @@
       <w:szCs w:val="22"/>
     </w:rPr>
   </w:style>
+  <w:style w:type="paragraph" w:styleId="Heading2">
+    <w:name w:val="heading 2"/>
+    <w:basedOn w:val="Normal"/>
+    <w:next w:val="Normal"/>
+    <w:link w:val="Heading2Char"/>
+    <w:uiPriority w:val="9"/>
+    <w:semiHidden/>
+    <w:unhideWhenUsed/>
+    <w:qFormat/>
+    <w:rsid w:val="00A20179"/>
+    <w:pPr>
+      <w:keepNext/>
+      <w:keepLines/>
+      <w:spacing w:before="200" w:after="0"/>
+      <w:outlineLvl w:val="1"/>
+    </w:pPr>
+    <w:rPr>
+      <w:rFonts w:asciiTheme="majorHAnsi" w:eastAsiaTheme="majorEastAsia" w:hAnsiTheme="majorHAnsi" w:cstheme="majorBidi"/>
+      <w:b/>
+      <w:bCs/>
+      <w:color w:val="4F81BD" w:themeColor="accent1"/>
+      <w:sz w:val="26"/>
+      <w:szCs w:val="26"/>
+    </w:rPr>
+  </w:style>
   <w:style w:type="paragraph" w:styleId="Heading3">
     <w:name w:val="heading 3"/>
     <w:basedOn w:val="Normal"/>
@@ -6448,7 +7194,6 @@
     <w:name w:val="Normal (Web)"/>
     <w:basedOn w:val="Normal"/>
     <w:uiPriority w:val="99"/>
-    <w:semiHidden/>
     <w:unhideWhenUsed/>
     <w:qFormat/>
     <w:pPr>
@@ -6520,6 +7265,22 @@
       <w:ind w:left="720"/>
       <w:contextualSpacing/>
     </w:pPr>
+  </w:style>
+  <w:style w:type="character" w:customStyle="1" w:styleId="Heading2Char">
+    <w:name w:val="Heading 2 Char"/>
+    <w:basedOn w:val="DefaultParagraphFont"/>
+    <w:link w:val="Heading2"/>
+    <w:uiPriority w:val="9"/>
+    <w:semiHidden/>
+    <w:rsid w:val="00A20179"/>
+    <w:rPr>
+      <w:rFonts w:asciiTheme="majorHAnsi" w:eastAsiaTheme="majorEastAsia" w:hAnsiTheme="majorHAnsi" w:cstheme="majorBidi"/>
+      <w:b/>
+      <w:bCs/>
+      <w:color w:val="4F81BD" w:themeColor="accent1"/>
+      <w:sz w:val="26"/>
+      <w:szCs w:val="26"/>
+    </w:rPr>
   </w:style>
 </w:styles>
 </file>
@@ -6681,6 +7442,31 @@
       <w:szCs w:val="22"/>
     </w:rPr>
   </w:style>
+  <w:style w:type="paragraph" w:styleId="Heading2">
+    <w:name w:val="heading 2"/>
+    <w:basedOn w:val="Normal"/>
+    <w:next w:val="Normal"/>
+    <w:link w:val="Heading2Char"/>
+    <w:uiPriority w:val="9"/>
+    <w:semiHidden/>
+    <w:unhideWhenUsed/>
+    <w:qFormat/>
+    <w:rsid w:val="00A20179"/>
+    <w:pPr>
+      <w:keepNext/>
+      <w:keepLines/>
+      <w:spacing w:before="200" w:after="0"/>
+      <w:outlineLvl w:val="1"/>
+    </w:pPr>
+    <w:rPr>
+      <w:rFonts w:asciiTheme="majorHAnsi" w:eastAsiaTheme="majorEastAsia" w:hAnsiTheme="majorHAnsi" w:cstheme="majorBidi"/>
+      <w:b/>
+      <w:bCs/>
+      <w:color w:val="4F81BD" w:themeColor="accent1"/>
+      <w:sz w:val="26"/>
+      <w:szCs w:val="26"/>
+    </w:rPr>
+  </w:style>
   <w:style w:type="paragraph" w:styleId="Heading3">
     <w:name w:val="heading 3"/>
     <w:basedOn w:val="Normal"/>
@@ -6769,7 +7555,6 @@
     <w:name w:val="Normal (Web)"/>
     <w:basedOn w:val="Normal"/>
     <w:uiPriority w:val="99"/>
-    <w:semiHidden/>
     <w:unhideWhenUsed/>
     <w:qFormat/>
     <w:pPr>
@@ -6841,6 +7626,22 @@
       <w:ind w:left="720"/>
       <w:contextualSpacing/>
     </w:pPr>
+  </w:style>
+  <w:style w:type="character" w:customStyle="1" w:styleId="Heading2Char">
+    <w:name w:val="Heading 2 Char"/>
+    <w:basedOn w:val="DefaultParagraphFont"/>
+    <w:link w:val="Heading2"/>
+    <w:uiPriority w:val="9"/>
+    <w:semiHidden/>
+    <w:rsid w:val="00A20179"/>
+    <w:rPr>
+      <w:rFonts w:asciiTheme="majorHAnsi" w:eastAsiaTheme="majorEastAsia" w:hAnsiTheme="majorHAnsi" w:cstheme="majorBidi"/>
+      <w:b/>
+      <w:bCs/>
+      <w:color w:val="4F81BD" w:themeColor="accent1"/>
+      <w:sz w:val="26"/>
+      <w:szCs w:val="26"/>
+    </w:rPr>
   </w:style>
 </w:styles>
 </file>
@@ -7135,7 +7936,7 @@
 </file>
 
 <file path=customXml/itemProps1.xml><?xml version="1.0" encoding="utf-8"?>
-<ds:datastoreItem xmlns:ds="http://schemas.openxmlformats.org/officeDocument/2006/customXml" ds:itemID="{F1E6E65C-012E-4642-AD38-2681D11D4568}">
+<ds:datastoreItem xmlns:ds="http://schemas.openxmlformats.org/officeDocument/2006/customXml" ds:itemID="{3BA0F3D6-B8DB-40BD-A207-9FC199C03B97}">
   <ds:schemaRefs>
     <ds:schemaRef ds:uri="http://schemas.openxmlformats.org/officeDocument/2006/bibliography"/>
   </ds:schemaRefs>
